--- a/task3/report/CEP_Task3_First_Draft.docx
+++ b/task3/report/CEP_Task3_First_Draft.docx
@@ -310,7 +310,7 @@
       </w:r>
     </w:p>
     <w:bookmarkEnd w:id="26"/>
-    <w:bookmarkStart w:id="32" w:name="research-methodology"/>
+    <w:bookmarkStart w:id="33" w:name="research-methodology"/>
     <w:p>
       <w:pPr>
         <w:pStyle w:val="Heading1"/>
@@ -353,13 +353,13 @@
       </w:r>
     </w:p>
     <w:bookmarkEnd w:id="27"/>
-    <w:bookmarkStart w:id="28" w:name="databases-search-fields-and-period"/>
+    <w:bookmarkStart w:id="28" w:name="source-review-of-seven-assigned-studies"/>
     <w:p>
       <w:pPr>
         <w:pStyle w:val="Heading2"/>
       </w:pPr>
       <w:r>
-        <w:t xml:space="preserve">Databases, search fields and period</w:t>
+        <w:t xml:space="preserve">Source review of seven assigned studies</w:t>
       </w:r>
     </w:p>
     <w:p>
@@ -367,7 +367,7 @@
         <w:pStyle w:val="FirstParagraph"/>
       </w:pPr>
       <w:r>
-        <w:t xml:space="preserve">The active occurrence register represents ACM Digital Library, IEEE Xplore, Springer Nature Link and ScienceDirect, with supplementary named-paper lookups recorded separately. Their relevance is complementary: systems conferences, parallel/distributed systems research and journal literature provide different routes to sharing mechanisms. However, representation in an imported register is not equivalent to verified complete coverage of every planned database run.</w:t>
+        <w:t xml:space="preserve">A subsequent AI-assisted source review under Raazia’s direction checked the accessed full text of S008–S014, their 70 appraisal items and 13 reported outcomes. It corrected Clockwork PDF anchors and added its reported TVM v0.7 environment detail, separated Torpor’s evaluated sharing mode from its runtime-isolation design and deployment, and clarified the two-stage request-rate setup of KRYPTON’s QoS experiment. All 13 retained numerical values were found in the accessed sources; the changes concern interpretation, source anchors and appraisal rationale. The original forms are preserved, and the active workbook records original and reviewed QA scores separately.</w:t>
       </w:r>
     </w:p>
     <w:p>
@@ -375,7 +375,25 @@
         <w:pStyle w:val="BodyText"/>
       </w:pPr>
       <w:r>
-        <w:t xml:space="preserve">The main publication window is 2020 through the date of each executed search in October 2026. IEEE and Springer entries record 11 October; ACM and ScienceDirect entries record 14 October. Later retrieval of a paper does not change an earlier search cutoff. The older journal survey used as an organizational benchmark is contextual literature, not an additional included primary study.</w:t>
+        <w:t xml:space="preserve">Under the submitted claim-specific rubric, Clockwork’s and StreamBox’s Q4 and Q9 scores each rise from 1 to 2: hardware/software/workload information and explicitly delimited performance/trust boundaries are reported. The seven-study QA sum changes from 110/140 to 114/140. This is a reporting appraisal, not a new performance result or an independent human vote. ParvaGPU’s numerical checks remain specific to the accessed arXiv v1 manuscript. The remainder of the corpus is outside this seven-study source-review pass.</w:t>
+      </w:r>
+    </w:p>
+    <w:bookmarkEnd w:id="28"/>
+    <w:bookmarkStart w:id="29" w:name="databases-search-fields-and-period"/>
+    <w:p>
+      <w:pPr>
+        <w:pStyle w:val="Heading2"/>
+      </w:pPr>
+      <w:r>
+        <w:t xml:space="preserve">Databases, search fields and period</w:t>
+      </w:r>
+    </w:p>
+    <w:p>
+      <w:pPr>
+        <w:pStyle w:val="FirstParagraph"/>
+      </w:pPr>
+      <w:r>
+        <w:t xml:space="preserve">The active occurrence register represents ACM Digital Library, IEEE Xplore, Springer Nature Link and ScienceDirect, with supplementary named-paper lookups recorded separately. Their relevance is complementary: systems conferences, parallel/distributed systems research and journal literature provide different routes to sharing mechanisms. However, representation in an imported register is not equivalent to verified complete coverage of every planned database run.</w:t>
       </w:r>
     </w:p>
     <w:p>
@@ -383,7 +401,7 @@
         <w:pStyle w:val="BodyText"/>
       </w:pPr>
       <w:r>
-        <w:t xml:space="preserve">The executed expressions generally combine GPU terms, inference/model-serving terms and mechanism terms. Some interfaces use broad indexed fields rather than title/abstract/keywords. Broad fields can retrieve papers in which sharing terminology occurs only in references or background. Conversely, restricted inference expressions can miss papers described only as LLM serving. The exact retained expressions, fields and filters are reproduced in Appendix A; the workbook holds filenames and provenance.</w:t>
+        <w:t xml:space="preserve">The main publication window is 2020 through the date of each executed search in October 2026. IEEE and Springer entries record 11 October; ACM and ScienceDirect entries record 14 October. Later retrieval of a paper does not change an earlier search cutoff. The older journal survey used as an organizational benchmark is contextual literature, not an additional included primary study.</w:t>
       </w:r>
     </w:p>
     <w:p>
@@ -391,11 +409,19 @@
         <w:pStyle w:val="BodyText"/>
       </w:pPr>
       <w:r>
+        <w:t xml:space="preserve">The executed expressions generally combine GPU terms, inference/model-serving terms and mechanism terms. Some interfaces use broad indexed fields rather than title/abstract/keywords. Broad fields can retrieve papers in which sharing terminology occurs only in references or background. Conversely, restricted inference expressions can miss papers described only as LLM serving. The exact retained expressions, fields and filters are reproduced in Appendix A; the workbook holds filenames and provenance.</w:t>
+      </w:r>
+    </w:p>
+    <w:p>
+      <w:pPr>
+        <w:pStyle w:val="BodyText"/>
+      </w:pPr>
+      <w:r>
         <w:t xml:space="preserve">The historical ACM master record contains displayed, claimed and parsed totals of 1,600, 1,603 and 1,829. The ScienceDirect MPS record retains 517 displayed against 563 registered. These differences are not corrected by inventing a missing export or changing a count to match another artifact. The active consolidated occurrence totals and their original discrepancies are different fields.</w:t>
       </w:r>
     </w:p>
-    <w:bookmarkEnd w:id="28"/>
-    <w:bookmarkStart w:id="29" w:name="eligibility-and-study-identity"/>
+    <w:bookmarkEnd w:id="29"/>
+    <w:bookmarkStart w:id="30" w:name="eligibility-and-study-identity"/>
     <w:p>
       <w:pPr>
         <w:pStyle w:val="Heading2"/>
@@ -428,8 +454,8 @@
         <w:t xml:space="preserve">Records, reports and studies are distinct entities. A repeated database occurrence is linked during deduplication. A report version remains identifiable even when it belongs to the same underlying study as another report. REEF’s conference report P005 and journal extension P023 map to S005; the journal’s first page explicitly states the extension relationship [6, 7]. They cannot supply two independent replications. Other manuscript copies retain their version labels rather than automatically inheriting final-publication page numbers.</w:t>
       </w:r>
     </w:p>
-    <w:bookmarkEnd w:id="29"/>
-    <w:bookmarkStart w:id="30" w:name="appraisal-and-extraction"/>
+    <w:bookmarkEnd w:id="30"/>
+    <w:bookmarkStart w:id="31" w:name="appraisal-and-extraction"/>
     <w:p>
       <w:pPr>
         <w:pStyle w:val="Heading2"/>
@@ -462,8 +488,8 @@
         <w:t xml:space="preserve">Extraction preserves mechanism, environment, workload, tenants, load/SLO, baseline, result, isolation dimensions, overhead, limitations, source and anchor. The 52 outcome rows and two calculations are not 54 studies. Missing values remain missing or explicitly not established. A throughput ratio is not converted into utilization percentage, a model-pair distribution is not treated as a request-latency percentile, and a reported maximum is not recast as an average.</w:t>
       </w:r>
     </w:p>
-    <w:bookmarkEnd w:id="30"/>
-    <w:bookmarkStart w:id="31" w:name="synthesis-and-robustness-rules"/>
+    <w:bookmarkEnd w:id="31"/>
+    <w:bookmarkStart w:id="32" w:name="synthesis-and-robustness-rules"/>
     <w:p>
       <w:pPr>
         <w:pStyle w:val="Heading2"/>
@@ -488,9 +514,9 @@
         <w:t xml:space="preserve">The protocol’s below-60% sensitivity view removes no current study because all recorded normalized scores are at least 70%. Consequently, an unchanged answer under this cutoff is mechanically expected. It does not demonstrate robustness to publication bias, title-only screening, a different stopping rule or correlated single-reviewer error. Claim-level anchors and version checks remain necessary even for high-scoring studies.</w:t>
       </w:r>
     </w:p>
-    <w:bookmarkEnd w:id="31"/>
     <w:bookmarkEnd w:id="32"/>
-    <w:bookmarkStart w:id="36" w:name="prisma-study-selection-and-corpus"/>
+    <w:bookmarkEnd w:id="33"/>
+    <w:bookmarkStart w:id="37" w:name="prisma-study-selection-and-corpus"/>
     <w:p>
       <w:pPr>
         <w:pStyle w:val="Heading1"/>
@@ -969,18 +995,18 @@
           <wp:inline>
             <wp:extent cx="5334000" cy="6238793"/>
             <wp:effectExtent b="0" l="0" r="0" t="0"/>
-            <wp:docPr descr="" title="" id="34" name="Picture"/>
+            <wp:docPr descr="" title="" id="35" name="Picture"/>
             <a:graphic>
               <a:graphicData uri="http://schemas.openxmlformats.org/drawingml/2006/picture">
                 <pic:pic>
                   <pic:nvPicPr>
-                    <pic:cNvPr descr="/workspace/scratch/68e6be0b39fb/os_CEPPPPPP/task3/baseline/PRISMA_2020_FLOW_DIAGRAM.png" id="35" name="Picture"/>
+                    <pic:cNvPr descr="/workspace/scratch/68e6be0b39fb/os_CEPPPPPP/task3/baseline/PRISMA_2020_FLOW_DIAGRAM.png" id="36" name="Picture"/>
                     <pic:cNvPicPr>
                       <a:picLocks noChangeArrowheads="1" noChangeAspect="1"/>
                     </pic:cNvPicPr>
                   </pic:nvPicPr>
                   <pic:blipFill>
-                    <a:blip r:embed="rId33"/>
+                    <a:blip r:embed="rId34"/>
                     <a:stretch>
                       <a:fillRect/>
                     </a:stretch>
@@ -1625,6 +1651,301 @@
               <w:rPr>
                 <w:sz w:val="24"/>
               </w:rPr>
+              <w:t xml:space="preserve">18</w:t>
+            </w:r>
+            <w:r>
+              <w:rPr>
+                <w:sz w:val="24"/>
+              </w:rPr>
+              <w:t xml:space="preserve">/20</w:t>
+            </w:r>
+          </w:p>
+        </w:tc>
+      </w:tr>
+      <w:tr>
+        <w:tc>
+          <w:tcPr/>
+          <w:p>
+            <w:pPr>
+              <w:pStyle w:val="Compact"/>
+              <w:keepNext w:val="0"/>
+              <w:spacing w:after="80"/>
+              <w:jc w:val="left"/>
+            </w:pPr>
+            <w:r>
+              <w:rPr>
+                <w:sz w:val="24"/>
+              </w:rPr>
+              <w:t xml:space="preserve">S010 / P010</w:t>
+            </w:r>
+          </w:p>
+        </w:tc>
+        <w:tc>
+          <w:tcPr/>
+          <w:p>
+            <w:pPr>
+              <w:pStyle w:val="Compact"/>
+              <w:keepNext w:val="0"/>
+              <w:spacing w:after="80"/>
+              <w:jc w:val="left"/>
+            </w:pPr>
+            <w:r>
+              <w:rPr>
+                <w:sz w:val="24"/>
+              </w:rPr>
+              <w:t xml:space="preserve">Colocating ML Inference and Training with Fast GPU Memory Handover (SIRIUS) (2025)</w:t>
+            </w:r>
+          </w:p>
+        </w:tc>
+        <w:tc>
+          <w:tcPr/>
+          <w:p>
+            <w:pPr>
+              <w:pStyle w:val="Compact"/>
+              <w:keepNext w:val="0"/>
+              <w:spacing w:after="80"/>
+              <w:jc w:val="left"/>
+            </w:pPr>
+            <w:r>
+              <w:rPr>
+                <w:sz w:val="24"/>
+              </w:rPr>
+              <w:t xml:space="preserve">17</w:t>
+            </w:r>
+            <w:r>
+              <w:rPr>
+                <w:sz w:val="24"/>
+              </w:rPr>
+              <w:t xml:space="preserve">/20</w:t>
+            </w:r>
+          </w:p>
+        </w:tc>
+      </w:tr>
+      <w:tr>
+        <w:tc>
+          <w:tcPr/>
+          <w:p>
+            <w:pPr>
+              <w:pStyle w:val="Compact"/>
+              <w:keepNext w:val="0"/>
+              <w:spacing w:after="80"/>
+              <w:jc w:val="left"/>
+            </w:pPr>
+            <w:r>
+              <w:rPr>
+                <w:sz w:val="24"/>
+              </w:rPr>
+              <w:t xml:space="preserve">S011 / P011</w:t>
+            </w:r>
+          </w:p>
+        </w:tc>
+        <w:tc>
+          <w:tcPr/>
+          <w:p>
+            <w:pPr>
+              <w:pStyle w:val="Compact"/>
+              <w:keepNext w:val="0"/>
+              <w:spacing w:after="80"/>
+              <w:jc w:val="left"/>
+            </w:pPr>
+            <w:r>
+              <w:rPr>
+                <w:sz w:val="24"/>
+              </w:rPr>
+              <w:t xml:space="preserve">ParvaGPU: Efficient Spatial GPU Sharing for Large-Scale DNN Inference in Cloud Environments (2024)</w:t>
+            </w:r>
+          </w:p>
+        </w:tc>
+        <w:tc>
+          <w:tcPr/>
+          <w:p>
+            <w:pPr>
+              <w:pStyle w:val="Compact"/>
+              <w:keepNext w:val="0"/>
+              <w:spacing w:after="80"/>
+              <w:jc w:val="left"/>
+            </w:pPr>
+            <w:r>
+              <w:rPr>
+                <w:sz w:val="24"/>
+              </w:rPr>
+              <w:t xml:space="preserve">14</w:t>
+            </w:r>
+            <w:r>
+              <w:rPr>
+                <w:sz w:val="24"/>
+              </w:rPr>
+              <w:t xml:space="preserve">/20</w:t>
+            </w:r>
+          </w:p>
+        </w:tc>
+      </w:tr>
+      <w:tr>
+        <w:tc>
+          <w:tcPr/>
+          <w:p>
+            <w:pPr>
+              <w:pStyle w:val="Compact"/>
+              <w:keepNext w:val="0"/>
+              <w:spacing w:after="80"/>
+              <w:jc w:val="left"/>
+            </w:pPr>
+            <w:r>
+              <w:rPr>
+                <w:sz w:val="24"/>
+              </w:rPr>
+              <w:t xml:space="preserve">S012 / P012</w:t>
+            </w:r>
+          </w:p>
+        </w:tc>
+        <w:tc>
+          <w:tcPr/>
+          <w:p>
+            <w:pPr>
+              <w:pStyle w:val="Compact"/>
+              <w:keepNext w:val="0"/>
+              <w:spacing w:after="80"/>
+              <w:jc w:val="left"/>
+            </w:pPr>
+            <w:r>
+              <w:rPr>
+                <w:sz w:val="24"/>
+              </w:rPr>
+              <w:t xml:space="preserve">Torpor: GPU-Enabled Serverless Computing for Low-Latency, Resource-Efficient Inference (2025)</w:t>
+            </w:r>
+          </w:p>
+        </w:tc>
+        <w:tc>
+          <w:tcPr/>
+          <w:p>
+            <w:pPr>
+              <w:pStyle w:val="Compact"/>
+              <w:keepNext w:val="0"/>
+              <w:spacing w:after="80"/>
+              <w:jc w:val="left"/>
+            </w:pPr>
+            <w:r>
+              <w:rPr>
+                <w:sz w:val="24"/>
+              </w:rPr>
+              <w:t xml:space="preserve">15</w:t>
+            </w:r>
+            <w:r>
+              <w:rPr>
+                <w:sz w:val="24"/>
+              </w:rPr>
+              <w:t xml:space="preserve">/20</w:t>
+            </w:r>
+          </w:p>
+        </w:tc>
+      </w:tr>
+      <w:tr>
+        <w:tc>
+          <w:tcPr/>
+          <w:p>
+            <w:pPr>
+              <w:pStyle w:val="Compact"/>
+              <w:keepNext w:val="0"/>
+              <w:spacing w:after="80"/>
+              <w:jc w:val="left"/>
+            </w:pPr>
+            <w:r>
+              <w:rPr>
+                <w:sz w:val="24"/>
+              </w:rPr>
+              <w:t xml:space="preserve">S013 / P013</w:t>
+            </w:r>
+          </w:p>
+        </w:tc>
+        <w:tc>
+          <w:tcPr/>
+          <w:p>
+            <w:pPr>
+              <w:pStyle w:val="Compact"/>
+              <w:keepNext w:val="0"/>
+              <w:spacing w:after="80"/>
+              <w:jc w:val="left"/>
+            </w:pPr>
+            <w:r>
+              <w:rPr>
+                <w:sz w:val="24"/>
+              </w:rPr>
+              <w:t xml:space="preserve">StreamBox: A Lightweight GPU SandBox for Serverless Inference Workflow (2024)</w:t>
+            </w:r>
+          </w:p>
+        </w:tc>
+        <w:tc>
+          <w:tcPr/>
+          <w:p>
+            <w:pPr>
+              <w:pStyle w:val="Compact"/>
+              <w:keepNext w:val="0"/>
+              <w:spacing w:after="80"/>
+              <w:jc w:val="left"/>
+            </w:pPr>
+            <w:r>
+              <w:rPr>
+                <w:sz w:val="24"/>
+              </w:rPr>
+              <w:t xml:space="preserve">17</w:t>
+            </w:r>
+            <w:r>
+              <w:rPr>
+                <w:sz w:val="24"/>
+              </w:rPr>
+              <w:t xml:space="preserve">/20</w:t>
+            </w:r>
+          </w:p>
+        </w:tc>
+      </w:tr>
+      <w:tr>
+        <w:tc>
+          <w:tcPr/>
+          <w:p>
+            <w:pPr>
+              <w:pStyle w:val="Compact"/>
+              <w:keepNext w:val="0"/>
+              <w:spacing w:after="80"/>
+              <w:jc w:val="left"/>
+            </w:pPr>
+            <w:r>
+              <w:rPr>
+                <w:sz w:val="24"/>
+              </w:rPr>
+              <w:t xml:space="preserve">S014 / P014</w:t>
+            </w:r>
+          </w:p>
+        </w:tc>
+        <w:tc>
+          <w:tcPr/>
+          <w:p>
+            <w:pPr>
+              <w:pStyle w:val="Compact"/>
+              <w:keepNext w:val="0"/>
+              <w:spacing w:after="80"/>
+              <w:jc w:val="left"/>
+            </w:pPr>
+            <w:r>
+              <w:rPr>
+                <w:sz w:val="24"/>
+              </w:rPr>
+              <w:t xml:space="preserve">Efficient Performance-Aware GPU Sharing with Compatibility and Isolation through Kernel Space Interception (KRYPTON) (2025)</w:t>
+            </w:r>
+          </w:p>
+        </w:tc>
+        <w:tc>
+          <w:tcPr/>
+          <w:p>
+            <w:pPr>
+              <w:pStyle w:val="Compact"/>
+              <w:keepNext w:val="0"/>
+              <w:spacing w:after="80"/>
+              <w:jc w:val="left"/>
+            </w:pPr>
+            <w:r>
+              <w:rPr>
+                <w:sz w:val="24"/>
+              </w:rPr>
               <w:t xml:space="preserve">16</w:t>
             </w:r>
             <w:r>
@@ -1650,24 +1971,319 @@
               <w:rPr>
                 <w:sz w:val="24"/>
               </w:rPr>
-              <w:t xml:space="preserve">S010 / P010</w:t>
-            </w:r>
-          </w:p>
-        </w:tc>
-        <w:tc>
-          <w:tcPr/>
-          <w:p>
-            <w:pPr>
-              <w:pStyle w:val="Compact"/>
-              <w:keepNext w:val="0"/>
-              <w:spacing w:after="80"/>
-              <w:jc w:val="left"/>
-            </w:pPr>
-            <w:r>
-              <w:rPr>
-                <w:sz w:val="24"/>
-              </w:rPr>
-              <w:t xml:space="preserve">Colocating ML Inference and Training with Fast GPU Memory Handover (SIRIUS) (2025)</w:t>
+              <w:t xml:space="preserve">S015 / P015</w:t>
+            </w:r>
+          </w:p>
+        </w:tc>
+        <w:tc>
+          <w:tcPr/>
+          <w:p>
+            <w:pPr>
+              <w:pStyle w:val="Compact"/>
+              <w:keepNext w:val="0"/>
+              <w:spacing w:after="80"/>
+              <w:jc w:val="left"/>
+            </w:pPr>
+            <w:r>
+              <w:rPr>
+                <w:sz w:val="24"/>
+              </w:rPr>
+              <w:t xml:space="preserve">XSched: Preemptive Scheduling for Diverse XPUs (2025)</w:t>
+            </w:r>
+          </w:p>
+        </w:tc>
+        <w:tc>
+          <w:tcPr/>
+          <w:p>
+            <w:pPr>
+              <w:pStyle w:val="Compact"/>
+              <w:keepNext w:val="0"/>
+              <w:spacing w:after="80"/>
+              <w:jc w:val="left"/>
+            </w:pPr>
+            <w:r>
+              <w:rPr>
+                <w:sz w:val="24"/>
+              </w:rPr>
+              <w:t xml:space="preserve">16</w:t>
+            </w:r>
+            <w:r>
+              <w:rPr>
+                <w:sz w:val="24"/>
+              </w:rPr>
+              <w:t xml:space="preserve">/18</w:t>
+            </w:r>
+          </w:p>
+        </w:tc>
+      </w:tr>
+      <w:tr>
+        <w:tc>
+          <w:tcPr/>
+          <w:p>
+            <w:pPr>
+              <w:pStyle w:val="Compact"/>
+              <w:keepNext w:val="0"/>
+              <w:spacing w:after="80"/>
+              <w:jc w:val="left"/>
+            </w:pPr>
+            <w:r>
+              <w:rPr>
+                <w:sz w:val="24"/>
+              </w:rPr>
+              <w:t xml:space="preserve">S016 / P018</w:t>
+            </w:r>
+          </w:p>
+        </w:tc>
+        <w:tc>
+          <w:tcPr/>
+          <w:p>
+            <w:pPr>
+              <w:pStyle w:val="Compact"/>
+              <w:keepNext w:val="0"/>
+              <w:spacing w:after="80"/>
+              <w:jc w:val="left"/>
+            </w:pPr>
+            <w:r>
+              <w:rPr>
+                <w:sz w:val="24"/>
+              </w:rPr>
+              <w:t xml:space="preserve">InferFair: Towards QoS-aware scheduling for performance isolation guarantee in heterogeneous model serving systems (2024)</w:t>
+            </w:r>
+          </w:p>
+        </w:tc>
+        <w:tc>
+          <w:tcPr/>
+          <w:p>
+            <w:pPr>
+              <w:pStyle w:val="Compact"/>
+              <w:keepNext w:val="0"/>
+              <w:spacing w:after="80"/>
+              <w:jc w:val="left"/>
+            </w:pPr>
+            <w:r>
+              <w:rPr>
+                <w:sz w:val="24"/>
+              </w:rPr>
+              <w:t xml:space="preserve">15</w:t>
+            </w:r>
+            <w:r>
+              <w:rPr>
+                <w:sz w:val="24"/>
+              </w:rPr>
+              <w:t xml:space="preserve">/20</w:t>
+            </w:r>
+          </w:p>
+        </w:tc>
+      </w:tr>
+      <w:tr>
+        <w:tc>
+          <w:tcPr/>
+          <w:p>
+            <w:pPr>
+              <w:pStyle w:val="Compact"/>
+              <w:keepNext w:val="0"/>
+              <w:spacing w:after="80"/>
+              <w:jc w:val="left"/>
+            </w:pPr>
+            <w:r>
+              <w:rPr>
+                <w:sz w:val="24"/>
+              </w:rPr>
+              <w:t xml:space="preserve">S017 / P019</w:t>
+            </w:r>
+          </w:p>
+        </w:tc>
+        <w:tc>
+          <w:tcPr/>
+          <w:p>
+            <w:pPr>
+              <w:pStyle w:val="Compact"/>
+              <w:keepNext w:val="0"/>
+              <w:spacing w:after="80"/>
+              <w:jc w:val="left"/>
+            </w:pPr>
+            <w:r>
+              <w:rPr>
+                <w:sz w:val="24"/>
+              </w:rPr>
+              <w:t xml:space="preserve">ArkGPU: enabling applications’ high-goodput co-location execution on multitasking GPUs (2023)</w:t>
+            </w:r>
+          </w:p>
+        </w:tc>
+        <w:tc>
+          <w:tcPr/>
+          <w:p>
+            <w:pPr>
+              <w:pStyle w:val="Compact"/>
+              <w:keepNext w:val="0"/>
+              <w:spacing w:after="80"/>
+              <w:jc w:val="left"/>
+            </w:pPr>
+            <w:r>
+              <w:rPr>
+                <w:sz w:val="24"/>
+              </w:rPr>
+              <w:t xml:space="preserve">16</w:t>
+            </w:r>
+            <w:r>
+              <w:rPr>
+                <w:sz w:val="24"/>
+              </w:rPr>
+              <w:t xml:space="preserve">/20</w:t>
+            </w:r>
+          </w:p>
+        </w:tc>
+      </w:tr>
+      <w:tr>
+        <w:tc>
+          <w:tcPr/>
+          <w:p>
+            <w:pPr>
+              <w:pStyle w:val="Compact"/>
+              <w:keepNext w:val="0"/>
+              <w:spacing w:after="80"/>
+              <w:jc w:val="left"/>
+            </w:pPr>
+            <w:r>
+              <w:rPr>
+                <w:sz w:val="24"/>
+              </w:rPr>
+              <w:t xml:space="preserve">S018 / P020</w:t>
+            </w:r>
+          </w:p>
+        </w:tc>
+        <w:tc>
+          <w:tcPr/>
+          <w:p>
+            <w:pPr>
+              <w:pStyle w:val="Compact"/>
+              <w:keepNext w:val="0"/>
+              <w:spacing w:after="80"/>
+              <w:jc w:val="left"/>
+            </w:pPr>
+            <w:r>
+              <w:rPr>
+                <w:sz w:val="24"/>
+              </w:rPr>
+              <w:t xml:space="preserve">Dyna-P: placement-aware dynamic partitioning for lightweight applications with modern GPUs (2025)</w:t>
+            </w:r>
+          </w:p>
+        </w:tc>
+        <w:tc>
+          <w:tcPr/>
+          <w:p>
+            <w:pPr>
+              <w:pStyle w:val="Compact"/>
+              <w:keepNext w:val="0"/>
+              <w:spacing w:after="80"/>
+              <w:jc w:val="left"/>
+            </w:pPr>
+            <w:r>
+              <w:rPr>
+                <w:sz w:val="24"/>
+              </w:rPr>
+              <w:t xml:space="preserve">15</w:t>
+            </w:r>
+            <w:r>
+              <w:rPr>
+                <w:sz w:val="24"/>
+              </w:rPr>
+              <w:t xml:space="preserve">/20</w:t>
+            </w:r>
+          </w:p>
+        </w:tc>
+      </w:tr>
+      <w:tr>
+        <w:tc>
+          <w:tcPr/>
+          <w:p>
+            <w:pPr>
+              <w:pStyle w:val="Compact"/>
+              <w:keepNext w:val="0"/>
+              <w:spacing w:after="80"/>
+              <w:jc w:val="left"/>
+            </w:pPr>
+            <w:r>
+              <w:rPr>
+                <w:sz w:val="24"/>
+              </w:rPr>
+              <w:t xml:space="preserve">S019 / P021</w:t>
+            </w:r>
+          </w:p>
+        </w:tc>
+        <w:tc>
+          <w:tcPr/>
+          <w:p>
+            <w:pPr>
+              <w:pStyle w:val="Compact"/>
+              <w:keepNext w:val="0"/>
+              <w:spacing w:after="80"/>
+              <w:jc w:val="left"/>
+            </w:pPr>
+            <w:r>
+              <w:rPr>
+                <w:sz w:val="24"/>
+              </w:rPr>
+              <w:t xml:space="preserve">KRISP: Enabling Kernel-wise RIght-sizing for Spatial Partitioned GPU Inference Servers (2023)</w:t>
+            </w:r>
+          </w:p>
+        </w:tc>
+        <w:tc>
+          <w:tcPr/>
+          <w:p>
+            <w:pPr>
+              <w:pStyle w:val="Compact"/>
+              <w:keepNext w:val="0"/>
+              <w:spacing w:after="80"/>
+              <w:jc w:val="left"/>
+            </w:pPr>
+            <w:r>
+              <w:rPr>
+                <w:sz w:val="24"/>
+              </w:rPr>
+              <w:t xml:space="preserve">16</w:t>
+            </w:r>
+            <w:r>
+              <w:rPr>
+                <w:sz w:val="24"/>
+              </w:rPr>
+              <w:t xml:space="preserve">/20</w:t>
+            </w:r>
+          </w:p>
+        </w:tc>
+      </w:tr>
+      <w:tr>
+        <w:tc>
+          <w:tcPr/>
+          <w:p>
+            <w:pPr>
+              <w:pStyle w:val="Compact"/>
+              <w:keepNext w:val="0"/>
+              <w:spacing w:after="80"/>
+              <w:jc w:val="left"/>
+            </w:pPr>
+            <w:r>
+              <w:rPr>
+                <w:sz w:val="24"/>
+              </w:rPr>
+              <w:t xml:space="preserve">S020 / P022</w:t>
+            </w:r>
+          </w:p>
+        </w:tc>
+        <w:tc>
+          <w:tcPr/>
+          <w:p>
+            <w:pPr>
+              <w:pStyle w:val="Compact"/>
+              <w:keepNext w:val="0"/>
+              <w:spacing w:after="80"/>
+              <w:jc w:val="left"/>
+            </w:pPr>
+            <w:r>
+              <w:rPr>
+                <w:sz w:val="24"/>
+              </w:rPr>
+              <w:t xml:space="preserve">Tally: Non-Intrusive Performance Isolation for Concurrent Deep Learning Workloads (2025)</w:t>
             </w:r>
           </w:p>
         </w:tc>
@@ -1695,599 +2311,9 @@
           </w:p>
         </w:tc>
       </w:tr>
-      <w:tr>
-        <w:tc>
-          <w:tcPr/>
-          <w:p>
-            <w:pPr>
-              <w:pStyle w:val="Compact"/>
-              <w:keepNext w:val="0"/>
-              <w:spacing w:after="80"/>
-              <w:jc w:val="left"/>
-            </w:pPr>
-            <w:r>
-              <w:rPr>
-                <w:sz w:val="24"/>
-              </w:rPr>
-              <w:t xml:space="preserve">S011 / P011</w:t>
-            </w:r>
-          </w:p>
-        </w:tc>
-        <w:tc>
-          <w:tcPr/>
-          <w:p>
-            <w:pPr>
-              <w:pStyle w:val="Compact"/>
-              <w:keepNext w:val="0"/>
-              <w:spacing w:after="80"/>
-              <w:jc w:val="left"/>
-            </w:pPr>
-            <w:r>
-              <w:rPr>
-                <w:sz w:val="24"/>
-              </w:rPr>
-              <w:t xml:space="preserve">ParvaGPU: Efficient Spatial GPU Sharing for Large-Scale DNN Inference in Cloud Environments (2024)</w:t>
-            </w:r>
-          </w:p>
-        </w:tc>
-        <w:tc>
-          <w:tcPr/>
-          <w:p>
-            <w:pPr>
-              <w:pStyle w:val="Compact"/>
-              <w:keepNext w:val="0"/>
-              <w:spacing w:after="80"/>
-              <w:jc w:val="left"/>
-            </w:pPr>
-            <w:r>
-              <w:rPr>
-                <w:sz w:val="24"/>
-              </w:rPr>
-              <w:t xml:space="preserve">14</w:t>
-            </w:r>
-            <w:r>
-              <w:rPr>
-                <w:sz w:val="24"/>
-              </w:rPr>
-              <w:t xml:space="preserve">/20</w:t>
-            </w:r>
-          </w:p>
-        </w:tc>
-      </w:tr>
-      <w:tr>
-        <w:tc>
-          <w:tcPr/>
-          <w:p>
-            <w:pPr>
-              <w:pStyle w:val="Compact"/>
-              <w:keepNext w:val="0"/>
-              <w:spacing w:after="80"/>
-              <w:jc w:val="left"/>
-            </w:pPr>
-            <w:r>
-              <w:rPr>
-                <w:sz w:val="24"/>
-              </w:rPr>
-              <w:t xml:space="preserve">S012 / P012</w:t>
-            </w:r>
-          </w:p>
-        </w:tc>
-        <w:tc>
-          <w:tcPr/>
-          <w:p>
-            <w:pPr>
-              <w:pStyle w:val="Compact"/>
-              <w:keepNext w:val="0"/>
-              <w:spacing w:after="80"/>
-              <w:jc w:val="left"/>
-            </w:pPr>
-            <w:r>
-              <w:rPr>
-                <w:sz w:val="24"/>
-              </w:rPr>
-              <w:t xml:space="preserve">Torpor: GPU-Enabled Serverless Computing for Low-Latency, Resource-Efficient Inference (2025)</w:t>
-            </w:r>
-          </w:p>
-        </w:tc>
-        <w:tc>
-          <w:tcPr/>
-          <w:p>
-            <w:pPr>
-              <w:pStyle w:val="Compact"/>
-              <w:keepNext w:val="0"/>
-              <w:spacing w:after="80"/>
-              <w:jc w:val="left"/>
-            </w:pPr>
-            <w:r>
-              <w:rPr>
-                <w:sz w:val="24"/>
-              </w:rPr>
-              <w:t xml:space="preserve">15</w:t>
-            </w:r>
-            <w:r>
-              <w:rPr>
-                <w:sz w:val="24"/>
-              </w:rPr>
-              <w:t xml:space="preserve">/20</w:t>
-            </w:r>
-          </w:p>
-        </w:tc>
-      </w:tr>
-      <w:tr>
-        <w:tc>
-          <w:tcPr/>
-          <w:p>
-            <w:pPr>
-              <w:pStyle w:val="Compact"/>
-              <w:keepNext w:val="0"/>
-              <w:spacing w:after="80"/>
-              <w:jc w:val="left"/>
-            </w:pPr>
-            <w:r>
-              <w:rPr>
-                <w:sz w:val="24"/>
-              </w:rPr>
-              <w:t xml:space="preserve">S013 / P013</w:t>
-            </w:r>
-          </w:p>
-        </w:tc>
-        <w:tc>
-          <w:tcPr/>
-          <w:p>
-            <w:pPr>
-              <w:pStyle w:val="Compact"/>
-              <w:keepNext w:val="0"/>
-              <w:spacing w:after="80"/>
-              <w:jc w:val="left"/>
-            </w:pPr>
-            <w:r>
-              <w:rPr>
-                <w:sz w:val="24"/>
-              </w:rPr>
-              <w:t xml:space="preserve">StreamBox: A Lightweight GPU SandBox for Serverless Inference Workflow (2024)</w:t>
-            </w:r>
-          </w:p>
-        </w:tc>
-        <w:tc>
-          <w:tcPr/>
-          <w:p>
-            <w:pPr>
-              <w:pStyle w:val="Compact"/>
-              <w:keepNext w:val="0"/>
-              <w:spacing w:after="80"/>
-              <w:jc w:val="left"/>
-            </w:pPr>
-            <w:r>
-              <w:rPr>
-                <w:sz w:val="24"/>
-              </w:rPr>
-              <w:t xml:space="preserve">15</w:t>
-            </w:r>
-            <w:r>
-              <w:rPr>
-                <w:sz w:val="24"/>
-              </w:rPr>
-              <w:t xml:space="preserve">/20</w:t>
-            </w:r>
-          </w:p>
-        </w:tc>
-      </w:tr>
-      <w:tr>
-        <w:tc>
-          <w:tcPr/>
-          <w:p>
-            <w:pPr>
-              <w:pStyle w:val="Compact"/>
-              <w:keepNext w:val="0"/>
-              <w:spacing w:after="80"/>
-              <w:jc w:val="left"/>
-            </w:pPr>
-            <w:r>
-              <w:rPr>
-                <w:sz w:val="24"/>
-              </w:rPr>
-              <w:t xml:space="preserve">S014 / P014</w:t>
-            </w:r>
-          </w:p>
-        </w:tc>
-        <w:tc>
-          <w:tcPr/>
-          <w:p>
-            <w:pPr>
-              <w:pStyle w:val="Compact"/>
-              <w:keepNext w:val="0"/>
-              <w:spacing w:after="80"/>
-              <w:jc w:val="left"/>
-            </w:pPr>
-            <w:r>
-              <w:rPr>
-                <w:sz w:val="24"/>
-              </w:rPr>
-              <w:t xml:space="preserve">Efficient Performance-Aware GPU Sharing with Compatibility and Isolation through Kernel Space Interception (KRYPTON) (2025)</w:t>
-            </w:r>
-          </w:p>
-        </w:tc>
-        <w:tc>
-          <w:tcPr/>
-          <w:p>
-            <w:pPr>
-              <w:pStyle w:val="Compact"/>
-              <w:keepNext w:val="0"/>
-              <w:spacing w:after="80"/>
-              <w:jc w:val="left"/>
-            </w:pPr>
-            <w:r>
-              <w:rPr>
-                <w:sz w:val="24"/>
-              </w:rPr>
-              <w:t xml:space="preserve">16</w:t>
-            </w:r>
-            <w:r>
-              <w:rPr>
-                <w:sz w:val="24"/>
-              </w:rPr>
-              <w:t xml:space="preserve">/20</w:t>
-            </w:r>
-          </w:p>
-        </w:tc>
-      </w:tr>
-      <w:tr>
-        <w:tc>
-          <w:tcPr/>
-          <w:p>
-            <w:pPr>
-              <w:pStyle w:val="Compact"/>
-              <w:keepNext w:val="0"/>
-              <w:spacing w:after="80"/>
-              <w:jc w:val="left"/>
-            </w:pPr>
-            <w:r>
-              <w:rPr>
-                <w:sz w:val="24"/>
-              </w:rPr>
-              <w:t xml:space="preserve">S015 / P015</w:t>
-            </w:r>
-          </w:p>
-        </w:tc>
-        <w:tc>
-          <w:tcPr/>
-          <w:p>
-            <w:pPr>
-              <w:pStyle w:val="Compact"/>
-              <w:keepNext w:val="0"/>
-              <w:spacing w:after="80"/>
-              <w:jc w:val="left"/>
-            </w:pPr>
-            <w:r>
-              <w:rPr>
-                <w:sz w:val="24"/>
-              </w:rPr>
-              <w:t xml:space="preserve">XSched: Preemptive Scheduling for Diverse XPUs (2025)</w:t>
-            </w:r>
-          </w:p>
-        </w:tc>
-        <w:tc>
-          <w:tcPr/>
-          <w:p>
-            <w:pPr>
-              <w:pStyle w:val="Compact"/>
-              <w:keepNext w:val="0"/>
-              <w:spacing w:after="80"/>
-              <w:jc w:val="left"/>
-            </w:pPr>
-            <w:r>
-              <w:rPr>
-                <w:sz w:val="24"/>
-              </w:rPr>
-              <w:t xml:space="preserve">16</w:t>
-            </w:r>
-            <w:r>
-              <w:rPr>
-                <w:sz w:val="24"/>
-              </w:rPr>
-              <w:t xml:space="preserve">/18</w:t>
-            </w:r>
-          </w:p>
-        </w:tc>
-      </w:tr>
-      <w:tr>
-        <w:tc>
-          <w:tcPr/>
-          <w:p>
-            <w:pPr>
-              <w:pStyle w:val="Compact"/>
-              <w:keepNext w:val="0"/>
-              <w:spacing w:after="80"/>
-              <w:jc w:val="left"/>
-            </w:pPr>
-            <w:r>
-              <w:rPr>
-                <w:sz w:val="24"/>
-              </w:rPr>
-              <w:t xml:space="preserve">S016 / P018</w:t>
-            </w:r>
-          </w:p>
-        </w:tc>
-        <w:tc>
-          <w:tcPr/>
-          <w:p>
-            <w:pPr>
-              <w:pStyle w:val="Compact"/>
-              <w:keepNext w:val="0"/>
-              <w:spacing w:after="80"/>
-              <w:jc w:val="left"/>
-            </w:pPr>
-            <w:r>
-              <w:rPr>
-                <w:sz w:val="24"/>
-              </w:rPr>
-              <w:t xml:space="preserve">InferFair: Towards QoS-aware scheduling for performance isolation guarantee in heterogeneous model serving systems (2024)</w:t>
-            </w:r>
-          </w:p>
-        </w:tc>
-        <w:tc>
-          <w:tcPr/>
-          <w:p>
-            <w:pPr>
-              <w:pStyle w:val="Compact"/>
-              <w:keepNext w:val="0"/>
-              <w:spacing w:after="80"/>
-              <w:jc w:val="left"/>
-            </w:pPr>
-            <w:r>
-              <w:rPr>
-                <w:sz w:val="24"/>
-              </w:rPr>
-              <w:t xml:space="preserve">15</w:t>
-            </w:r>
-            <w:r>
-              <w:rPr>
-                <w:sz w:val="24"/>
-              </w:rPr>
-              <w:t xml:space="preserve">/20</w:t>
-            </w:r>
-          </w:p>
-        </w:tc>
-      </w:tr>
-      <w:tr>
-        <w:tc>
-          <w:tcPr/>
-          <w:p>
-            <w:pPr>
-              <w:pStyle w:val="Compact"/>
-              <w:keepNext w:val="0"/>
-              <w:spacing w:after="80"/>
-              <w:jc w:val="left"/>
-            </w:pPr>
-            <w:r>
-              <w:rPr>
-                <w:sz w:val="24"/>
-              </w:rPr>
-              <w:t xml:space="preserve">S017 / P019</w:t>
-            </w:r>
-          </w:p>
-        </w:tc>
-        <w:tc>
-          <w:tcPr/>
-          <w:p>
-            <w:pPr>
-              <w:pStyle w:val="Compact"/>
-              <w:keepNext w:val="0"/>
-              <w:spacing w:after="80"/>
-              <w:jc w:val="left"/>
-            </w:pPr>
-            <w:r>
-              <w:rPr>
-                <w:sz w:val="24"/>
-              </w:rPr>
-              <w:t xml:space="preserve">ArkGPU: enabling applications’ high-goodput co-location execution on multitasking GPUs (2023)</w:t>
-            </w:r>
-          </w:p>
-        </w:tc>
-        <w:tc>
-          <w:tcPr/>
-          <w:p>
-            <w:pPr>
-              <w:pStyle w:val="Compact"/>
-              <w:keepNext w:val="0"/>
-              <w:spacing w:after="80"/>
-              <w:jc w:val="left"/>
-            </w:pPr>
-            <w:r>
-              <w:rPr>
-                <w:sz w:val="24"/>
-              </w:rPr>
-              <w:t xml:space="preserve">16</w:t>
-            </w:r>
-            <w:r>
-              <w:rPr>
-                <w:sz w:val="24"/>
-              </w:rPr>
-              <w:t xml:space="preserve">/20</w:t>
-            </w:r>
-          </w:p>
-        </w:tc>
-      </w:tr>
-      <w:tr>
-        <w:tc>
-          <w:tcPr/>
-          <w:p>
-            <w:pPr>
-              <w:pStyle w:val="Compact"/>
-              <w:keepNext w:val="0"/>
-              <w:spacing w:after="80"/>
-              <w:jc w:val="left"/>
-            </w:pPr>
-            <w:r>
-              <w:rPr>
-                <w:sz w:val="24"/>
-              </w:rPr>
-              <w:t xml:space="preserve">S018 / P020</w:t>
-            </w:r>
-          </w:p>
-        </w:tc>
-        <w:tc>
-          <w:tcPr/>
-          <w:p>
-            <w:pPr>
-              <w:pStyle w:val="Compact"/>
-              <w:keepNext w:val="0"/>
-              <w:spacing w:after="80"/>
-              <w:jc w:val="left"/>
-            </w:pPr>
-            <w:r>
-              <w:rPr>
-                <w:sz w:val="24"/>
-              </w:rPr>
-              <w:t xml:space="preserve">Dyna-P: placement-aware dynamic partitioning for lightweight applications with modern GPUs (2025)</w:t>
-            </w:r>
-          </w:p>
-        </w:tc>
-        <w:tc>
-          <w:tcPr/>
-          <w:p>
-            <w:pPr>
-              <w:pStyle w:val="Compact"/>
-              <w:keepNext w:val="0"/>
-              <w:spacing w:after="80"/>
-              <w:jc w:val="left"/>
-            </w:pPr>
-            <w:r>
-              <w:rPr>
-                <w:sz w:val="24"/>
-              </w:rPr>
-              <w:t xml:space="preserve">15</w:t>
-            </w:r>
-            <w:r>
-              <w:rPr>
-                <w:sz w:val="24"/>
-              </w:rPr>
-              <w:t xml:space="preserve">/20</w:t>
-            </w:r>
-          </w:p>
-        </w:tc>
-      </w:tr>
-      <w:tr>
-        <w:tc>
-          <w:tcPr/>
-          <w:p>
-            <w:pPr>
-              <w:pStyle w:val="Compact"/>
-              <w:keepNext w:val="0"/>
-              <w:spacing w:after="80"/>
-              <w:jc w:val="left"/>
-            </w:pPr>
-            <w:r>
-              <w:rPr>
-                <w:sz w:val="24"/>
-              </w:rPr>
-              <w:t xml:space="preserve">S019 / P021</w:t>
-            </w:r>
-          </w:p>
-        </w:tc>
-        <w:tc>
-          <w:tcPr/>
-          <w:p>
-            <w:pPr>
-              <w:pStyle w:val="Compact"/>
-              <w:keepNext w:val="0"/>
-              <w:spacing w:after="80"/>
-              <w:jc w:val="left"/>
-            </w:pPr>
-            <w:r>
-              <w:rPr>
-                <w:sz w:val="24"/>
-              </w:rPr>
-              <w:t xml:space="preserve">KRISP: Enabling Kernel-wise RIght-sizing for Spatial Partitioned GPU Inference Servers (2023)</w:t>
-            </w:r>
-          </w:p>
-        </w:tc>
-        <w:tc>
-          <w:tcPr/>
-          <w:p>
-            <w:pPr>
-              <w:pStyle w:val="Compact"/>
-              <w:keepNext w:val="0"/>
-              <w:spacing w:after="80"/>
-              <w:jc w:val="left"/>
-            </w:pPr>
-            <w:r>
-              <w:rPr>
-                <w:sz w:val="24"/>
-              </w:rPr>
-              <w:t xml:space="preserve">16</w:t>
-            </w:r>
-            <w:r>
-              <w:rPr>
-                <w:sz w:val="24"/>
-              </w:rPr>
-              <w:t xml:space="preserve">/20</w:t>
-            </w:r>
-          </w:p>
-        </w:tc>
-      </w:tr>
-      <w:tr>
-        <w:tc>
-          <w:tcPr/>
-          <w:p>
-            <w:pPr>
-              <w:pStyle w:val="Compact"/>
-              <w:keepNext w:val="0"/>
-              <w:spacing w:after="80"/>
-              <w:jc w:val="left"/>
-            </w:pPr>
-            <w:r>
-              <w:rPr>
-                <w:sz w:val="24"/>
-              </w:rPr>
-              <w:t xml:space="preserve">S020 / P022</w:t>
-            </w:r>
-          </w:p>
-        </w:tc>
-        <w:tc>
-          <w:tcPr/>
-          <w:p>
-            <w:pPr>
-              <w:pStyle w:val="Compact"/>
-              <w:keepNext w:val="0"/>
-              <w:spacing w:after="80"/>
-              <w:jc w:val="left"/>
-            </w:pPr>
-            <w:r>
-              <w:rPr>
-                <w:sz w:val="24"/>
-              </w:rPr>
-              <w:t xml:space="preserve">Tally: Non-Intrusive Performance Isolation for Concurrent Deep Learning Workloads (2025)</w:t>
-            </w:r>
-          </w:p>
-        </w:tc>
-        <w:tc>
-          <w:tcPr/>
-          <w:p>
-            <w:pPr>
-              <w:pStyle w:val="Compact"/>
-              <w:keepNext w:val="0"/>
-              <w:spacing w:after="80"/>
-              <w:jc w:val="left"/>
-            </w:pPr>
-            <w:r>
-              <w:rPr>
-                <w:sz w:val="24"/>
-              </w:rPr>
-              <w:t xml:space="preserve">17</w:t>
-            </w:r>
-            <w:r>
-              <w:rPr>
-                <w:sz w:val="24"/>
-              </w:rPr>
-              <w:t xml:space="preserve">/20</w:t>
-            </w:r>
-          </w:p>
-        </w:tc>
-      </w:tr>
     </w:tbl>
-    <w:bookmarkEnd w:id="36"/>
-    <w:bookmarkStart w:id="40" w:name="taxonomy-of-existing-approaches"/>
+    <w:bookmarkEnd w:id="37"/>
+    <w:bookmarkStart w:id="41" w:name="taxonomy-of-existing-approaches"/>
     <w:p>
       <w:pPr>
         <w:pStyle w:val="Heading1"/>
@@ -2304,7 +2330,7 @@
         <w:t xml:space="preserve">A useful taxonomy separates the resource being controlled from the software layer implementing the policy. The same system may appear in more than one category. A MIG-based system can also use MPS; an API interceptor can enforce temporal scheduling; and memory handover can support mixed-workload co-location. Treating these as mutually exclusive labels would hide the source of the observed behavior.</w:t>
       </w:r>
     </w:p>
-    <w:bookmarkStart w:id="37" w:name="temporal-and-priority-control"/>
+    <w:bookmarkStart w:id="38" w:name="temporal-and-priority-control"/>
     <w:p>
       <w:pPr>
         <w:pStyle w:val="Heading2"/>
@@ -2321,8 +2347,8 @@
         <w:t xml:space="preserve">Temporal mechanisms decide which work runs and when another tenant can make progress. PipeSwitch emphasizes switching and model state, Clockwork emphasizes predictable execution and admission, while REEF, Paella, Orion and XSched expose different scheduling/preemption boundaries. Their integration costs and latency meanings differ. PipeSwitch’s additional switching-related latency is not interchangeable with XSched’s foreground P99 ratio or Paella’s reported P99 reduction [8, 6, 9, 10, 11, 2].</w:t>
       </w:r>
     </w:p>
-    <w:bookmarkEnd w:id="37"/>
-    <w:bookmarkStart w:id="38" w:name="spatial-allocation-and-partitions"/>
+    <w:bookmarkEnd w:id="38"/>
+    <w:bookmarkStart w:id="39" w:name="spatial-allocation-and-partitions"/>
     <w:p>
       <w:pPr>
         <w:pStyle w:val="Heading2"/>
@@ -2347,8 +2373,8 @@
         <w:t xml:space="preserve">A spatial allocation is only one part of a service guarantee. The model must fit memory, the workload must remain within the profiled regime and the selected resource shares must satisfy its timing requirements. Hardware allocation boundaries do not by themselves establish all possible security or fault guarantees in the reviewed experiments.</w:t>
       </w:r>
     </w:p>
-    <w:bookmarkEnd w:id="38"/>
-    <w:bookmarkStart w:id="39" w:name="api-runtime-and-memory-mediation"/>
+    <w:bookmarkEnd w:id="39"/>
+    <w:bookmarkStart w:id="40" w:name="api-runtime-and-memory-mediation"/>
     <w:p>
       <w:pPr>
         <w:pStyle w:val="Heading2"/>
@@ -2774,9 +2800,9 @@
         </w:tc>
       </w:tr>
     </w:tbl>
-    <w:bookmarkEnd w:id="39"/>
     <w:bookmarkEnd w:id="40"/>
-    <w:bookmarkStart w:id="46" w:name="X34ff89ad48090fd6318e0bee914a519d9f95154"/>
+    <w:bookmarkEnd w:id="41"/>
+    <w:bookmarkStart w:id="47" w:name="X34ff89ad48090fd6318e0bee914a519d9f95154"/>
     <w:p>
       <w:pPr>
         <w:pStyle w:val="Heading1"/>
@@ -2785,7 +2811,7 @@
         <w:t xml:space="preserve">Results and evidence synthesis by research question</w:t>
       </w:r>
     </w:p>
-    <w:bookmarkStart w:id="41" w:name="rq1-mechanisms-and-control-boundaries"/>
+    <w:bookmarkStart w:id="42" w:name="rq1-mechanisms-and-control-boundaries"/>
     <w:p>
       <w:pPr>
         <w:pStyle w:val="Heading2"/>
@@ -2810,8 +2836,8 @@
         <w:t xml:space="preserve">This taxonomy explains why naming MPS, MIG or remoting is insufficient for engineering selection. A deployment also needs a policy, a mechanism for enforcing it and an explicit boundary of protection. The corpus demonstrates several combinations, but its bounded selection does not support a claim that one category is most prevalent in the entire literature.</w:t>
       </w:r>
     </w:p>
-    <w:bookmarkEnd w:id="41"/>
-    <w:bookmarkStart w:id="42" w:name="rq2-measurements-and-comparability"/>
+    <w:bookmarkEnd w:id="42"/>
+    <w:bookmarkStart w:id="43" w:name="rq2-measurements-and-comparability"/>
     <w:p>
       <w:pPr>
         <w:pStyle w:val="Heading2"/>
@@ -2844,8 +2870,8 @@
         <w:t xml:space="preserve">The reported iGniter prediction-error range of 1.53–5.02% assesses prediction accuracy, not a latency speedup. Clockwork’s approximately 800 requests/s is goodput in a particular evaluation, and the supplied extraction notes a nonidentical comparator setup. Both observations are useful, but neither supports a direct ranking against a throughput ratio measured on another platform [13, 11].</w:t>
       </w:r>
     </w:p>
-    <w:bookmarkEnd w:id="42"/>
-    <w:bookmarkStart w:id="43" w:name="rq3-conditions-affecting-results"/>
+    <w:bookmarkEnd w:id="43"/>
+    <w:bookmarkStart w:id="44" w:name="rq3-conditions-affecting-results"/>
     <w:p>
       <w:pPr>
         <w:pStyle w:val="Heading2"/>
@@ -2878,8 +2904,8 @@
         <w:t xml:space="preserve">Mixed-workload evidence requires an additional separation. SIRIUS reports an average P99 inference improvement factor of 12.6 against the authors’ adapted TaskSwitch baseline. It is not a uniform per-model gain or a direct comparison against unmodified PipeSwitch. ArkGPU’s recorded inference/training pairs meet a twice-solo P99 target, while a low-contention setting can lose about 5% QPS. The unfavorable condition belongs in the synthesis because it changes when the mechanism is worthwhile [18, 22].</w:t>
       </w:r>
     </w:p>
-    <w:bookmarkEnd w:id="43"/>
-    <w:bookmarkStart w:id="44" w:name="rq4-isolation-and-implementation-cost"/>
+    <w:bookmarkEnd w:id="44"/>
+    <w:bookmarkStart w:id="45" w:name="rq4-isolation-and-implementation-cost"/>
     <w:p>
       <w:pPr>
         <w:pStyle w:val="Heading2"/>
@@ -2901,11 +2927,11 @@
         <w:pStyle w:val="BodyText"/>
       </w:pPr>
       <w:r>
-        <w:t xml:space="preserve">Implementation costs also operate at different levels. API mediation can add host-side work or per-call delay. Model swapping adds transfer and memory pressure. Kernel-space interception introduces compatibility and maintenance requirements. Temporal granularity changes the trade-off between scheduling work and waiting time. The KRYPTON extraction reports an average QoS violation rate of 1.23% relative to a solo P99 threshold, which is a threshold-relative request fraction rather than a latency in milliseconds [21].</w:t>
+        <w:t xml:space="preserve">Implementation costs also operate at different levels. API mediation can add host-side work or per-call delay. Model swapping adds transfer and memory pressure. Kernel-space interception introduces compatibility and maintenance requirements. Temporal granularity changes the trade-off between scheduling work and waiting time. The KRYPTON extraction reports an average QoS violation rate of 1.23% relative to a solo P99 threshold, which is a threshold-relative request fraction rather than a latency in milliseconds. Its original Poisson rate is half the solo maximum; the shared test halves that rate again while assigning 50% time [21].</w:t>
       </w:r>
     </w:p>
-    <w:bookmarkEnd w:id="44"/>
-    <w:bookmarkStart w:id="45" w:name="rq5-conditional-selection"/>
+    <w:bookmarkEnd w:id="45"/>
+    <w:bookmarkStart w:id="46" w:name="rq5-conditional-selection"/>
     <w:p>
       <w:pPr>
         <w:pStyle w:val="Heading2"/>
@@ -2930,9 +2956,9 @@
         <w:t xml:space="preserve">The recommendation matrix in Section 10 connects each scenario to report IDs, expected benefits, costs and alternatives. These are evidence-supported candidates for evaluation, not claims that the reviewed implementation can be deployed unchanged in every environment.</w:t>
       </w:r>
     </w:p>
-    <w:bookmarkEnd w:id="45"/>
     <w:bookmarkEnd w:id="46"/>
-    <w:bookmarkStart w:id="47" w:name="comparative-analysis"/>
+    <w:bookmarkEnd w:id="47"/>
+    <w:bookmarkStart w:id="48" w:name="comparative-analysis"/>
     <w:p>
       <w:pPr>
         <w:pStyle w:val="Heading1"/>
@@ -3514,8 +3540,8 @@
         <w:t xml:space="preserve">The evidence table in Appendix C retains all 52 supplied observations. The comparative matrix is deliberately smaller because its role is to explain a decision, not duplicate the extraction register. A claim can be traced from a recommendation to a report, then to an outcome ID and its page/figure anchor. Where a comparison remains unmatched, the matrix names the missing control rather than calculating a misleading combined effect.</w:t>
       </w:r>
     </w:p>
-    <w:bookmarkEnd w:id="47"/>
-    <w:bookmarkStart w:id="52" w:name="engineering-trade-off-analysis"/>
+    <w:bookmarkEnd w:id="48"/>
+    <w:bookmarkStart w:id="53" w:name="engineering-trade-off-analysis"/>
     <w:p>
       <w:pPr>
         <w:pStyle w:val="Heading1"/>
@@ -3524,7 +3550,7 @@
         <w:t xml:space="preserve">Engineering trade-off analysis</w:t>
       </w:r>
     </w:p>
-    <w:bookmarkStart w:id="48" w:name="utilization-versus-latency"/>
+    <w:bookmarkStart w:id="49" w:name="utilization-versus-latency"/>
     <w:p>
       <w:pPr>
         <w:pStyle w:val="Heading2"/>
@@ -3669,8 +3695,8 @@
         <w:t xml:space="preserve">These are calculations from recorded inputs, not newly measured outcomes. A service with a tight delay budget might reject this configuration despite its higher throughput. Another service might accept it if the increased latency remains within its own budget. Because the source quantile is unspecified, neither interpretation establishes P99 compliance [1].</w:t>
       </w:r>
     </w:p>
-    <w:bookmarkEnd w:id="48"/>
-    <w:bookmarkStart w:id="49" w:name="X59d7b593366a4a1dc9a55f538e7ff995fc8eb50"/>
+    <w:bookmarkEnd w:id="49"/>
+    <w:bookmarkStart w:id="50" w:name="X59d7b593366a4a1dc9a55f538e7ff995fc8eb50"/>
     <w:p>
       <w:pPr>
         <w:pStyle w:val="Heading2"/>
@@ -3687,8 +3713,8 @@
         <w:t xml:space="preserve">Priority is an allocation choice. Tally’s supplied contrast records normalized background throughput of 1.19 versus 1.65 for TGS at the stated idle-time setting. This does not make foreground protection ineffective; it identifies the work sacrificed. Similarly, an aggregate-throughput gain must not hide deterioration in the protected request class. The engineering evaluation should report foreground latency and background progress together [23].</w:t>
       </w:r>
     </w:p>
-    <w:bookmarkEnd w:id="49"/>
-    <w:bookmarkStart w:id="50" w:name="Xf2d5879848a307db18e7c78cf460395ae891ae5"/>
+    <w:bookmarkEnd w:id="50"/>
+    <w:bookmarkStart w:id="51" w:name="Xf2d5879848a307db18e7c78cf460395ae891ae5"/>
     <w:p>
       <w:pPr>
         <w:pStyle w:val="Heading2"/>
@@ -3702,11 +3728,11 @@
         <w:pStyle w:val="FirstParagraph"/>
       </w:pPr>
       <w:r>
-        <w:t xml:space="preserve">Shared runtimes and late binding can allow more functions or models to use limited GPU memory. StreamBox’s workflow-oriented sharing and Torpor’s binding decisions address this problem from different directions. Their density gains cannot be separated from concurrency, model-loading and trust assumptions. When large models are invoked frequently, transfer demand can undermine the benefit of keeping fewer models resident. When functions require stronger separation, a shared runtime may not provide the required boundary [19, 20].</w:t>
+        <w:t xml:space="preserve">Shared runtimes and late binding can allow more functions or models to use limited GPU memory. StreamBox’s workflow-oriented sharing and Torpor’s binding decisions address this problem from different directions. Their density gains cannot be separated from concurrency, model-loading and trust assumptions. When large models are invoked frequently, transfer demand can undermine the benefit of keeping fewer models resident. When functions require stronger separation, a shared runtime may not provide the required boundary. Torpor explicitly distinguishes runtime-sharing evaluation from runtime-isolation deployment, and describes restart/migration recovery; these design claims are not direct fault-injection results [19, 20].</w:t>
       </w:r>
     </w:p>
-    <w:bookmarkEnd w:id="50"/>
-    <w:bookmarkStart w:id="51" w:name="partition-control-versus-flexibility"/>
+    <w:bookmarkEnd w:id="51"/>
+    <w:bookmarkStart w:id="52" w:name="partition-control-versus-flexibility"/>
     <w:p>
       <w:pPr>
         <w:pStyle w:val="Heading2"/>
@@ -3723,9 +3749,9 @@
         <w:t xml:space="preserve">Hardware profiles constrain placement and memory fit. Software policies can improve use of a chosen profile, but fine-grained application demand need not align with fixed partitions. Dyna-P’s recorded sensitivity to prediction perturbation concerns makespan, while online serving additionally needs evidence about individual request delays. The review therefore treats placement efficiency as relevant but insufficient evidence for latency-sensitive request serving [16].</w:t>
       </w:r>
     </w:p>
-    <w:bookmarkEnd w:id="51"/>
     <w:bookmarkEnd w:id="52"/>
-    <w:bookmarkStart w:id="56" w:name="discussion-and-conflicting-evidence"/>
+    <w:bookmarkEnd w:id="53"/>
+    <w:bookmarkStart w:id="57" w:name="discussion-and-conflicting-evidence"/>
     <w:p>
       <w:pPr>
         <w:pStyle w:val="Heading1"/>
@@ -3734,7 +3760,7 @@
         <w:t xml:space="preserve">Discussion and conflicting evidence</w:t>
       </w:r>
     </w:p>
-    <w:bookmarkStart w:id="53" w:name="Xa7c0d88cf791e97765b7d3ebd152b637eb47f3b"/>
+    <w:bookmarkStart w:id="54" w:name="Xa7c0d88cf791e97765b7d3ebd152b637eb47f3b"/>
     <w:p>
       <w:pPr>
         <w:pStyle w:val="Heading2"/>
@@ -3759,8 +3785,8 @@
         <w:t xml:space="preserve">More useful tensions occur inside an experiment: improved throughput accompanied by higher latency, or protection of foreground work accompanied by lower background progress. The negative GSLICE latency contrast and ArkGPU’s low-contention regression show conditions in which a favorable overall mechanism narrative is incomplete. These observations constrain applicability rather than being dismissed as exceptions [15, 22].</w:t>
       </w:r>
     </w:p>
-    <w:bookmarkEnd w:id="53"/>
-    <w:bookmarkStart w:id="54" w:name="version-and-engine-effects"/>
+    <w:bookmarkEnd w:id="54"/>
+    <w:bookmarkStart w:id="55" w:name="version-and-engine-effects"/>
     <w:p>
       <w:pPr>
         <w:pStyle w:val="Heading2"/>
@@ -3777,8 +3803,8 @@
         <w:t xml:space="preserve">The REEF journal extension adds implementation and evaluation beyond the conference report. The supplied extraction already distinguishes PyTorch and TensorRT conditions in its discussion. Combining all favorable points into one synthetic result would obscure both the engine difference and the report-version difference. The current study-level mapping avoids double-counting, but each combined REEF outcome still needs an explicit conference-versus-journal source assignment before final submission [6, 7].</w:t>
       </w:r>
     </w:p>
-    <w:bookmarkEnd w:id="54"/>
-    <w:bookmarkStart w:id="55" w:name="strength-of-the-engineering-argument"/>
+    <w:bookmarkEnd w:id="55"/>
+    <w:bookmarkStart w:id="56" w:name="strength-of-the-engineering-argument"/>
     <w:p>
       <w:pPr>
         <w:pStyle w:val="Heading2"/>
@@ -3795,9 +3821,9 @@
         <w:t xml:space="preserve">The repeated pattern is that resource sharing works through a mechanism-specific constraint: interruption cost, quota fit, memory residency, partition placement or compatibility. This pattern supports conditional design reasoning. It does not establish identical effect sizes or a common security guarantee across systems. The draft’s recommendations remain narrower than a claim of deployment readiness.</w:t>
       </w:r>
     </w:p>
-    <w:bookmarkEnd w:id="55"/>
     <w:bookmarkEnd w:id="56"/>
-    <w:bookmarkStart w:id="63" w:name="X64e5a3d1ef7a0e036b467251d2063d475bac81e"/>
+    <w:bookmarkEnd w:id="57"/>
+    <w:bookmarkStart w:id="64" w:name="X64e5a3d1ef7a0e036b467251d2063d475bac81e"/>
     <w:p>
       <w:pPr>
         <w:pStyle w:val="Heading1"/>
@@ -3806,7 +3832,7 @@
         <w:t xml:space="preserve">Evidence-based engineering recommendations</w:t>
       </w:r>
     </w:p>
-    <w:bookmarkStart w:id="57" w:name="X381b8123f60c7a37589087fa651eb6ed1874e0c"/>
+    <w:bookmarkStart w:id="58" w:name="X381b8123f60c7a37589087fa651eb6ed1874e0c"/>
     <w:p>
       <w:pPr>
         <w:pStyle w:val="Heading3"/>
@@ -4100,8 +4126,8 @@
         </w:tc>
       </w:tr>
     </w:tbl>
-    <w:bookmarkEnd w:id="57"/>
-    <w:bookmarkStart w:id="58" w:name="rec02-foreground-tail-latency-priority"/>
+    <w:bookmarkEnd w:id="58"/>
+    <w:bookmarkStart w:id="59" w:name="rec02-foreground-tail-latency-priority"/>
     <w:p>
       <w:pPr>
         <w:pStyle w:val="Heading3"/>
@@ -4395,8 +4421,8 @@
         </w:tc>
       </w:tr>
     </w:tbl>
-    <w:bookmarkEnd w:id="58"/>
-    <w:bookmarkStart w:id="59" w:name="rec03-low-rate-serverless-functions"/>
+    <w:bookmarkEnd w:id="59"/>
+    <w:bookmarkStart w:id="60" w:name="rec03-low-rate-serverless-functions"/>
     <w:p>
       <w:pPr>
         <w:pStyle w:val="Heading3"/>
@@ -4690,8 +4716,8 @@
         </w:tc>
       </w:tr>
     </w:tbl>
-    <w:bookmarkEnd w:id="59"/>
-    <w:bookmarkStart w:id="60" w:name="X95c14fccf1d0062e3ab0638ac0279246a18d937"/>
+    <w:bookmarkEnd w:id="60"/>
+    <w:bookmarkStart w:id="61" w:name="X95c14fccf1d0062e3ab0638ac0279246a18d937"/>
     <w:p>
       <w:pPr>
         <w:pStyle w:val="Heading3"/>
@@ -4985,8 +5011,8 @@
         </w:tc>
       </w:tr>
     </w:tbl>
-    <w:bookmarkEnd w:id="60"/>
-    <w:bookmarkStart w:id="61" w:name="X262db86fd7370f44fdb1d45ac71d2c63013eb4f"/>
+    <w:bookmarkEnd w:id="61"/>
+    <w:bookmarkStart w:id="62" w:name="X262db86fd7370f44fdb1d45ac71d2c63013eb4f"/>
     <w:p>
       <w:pPr>
         <w:pStyle w:val="Heading3"/>
@@ -5280,8 +5306,8 @@
         </w:tc>
       </w:tr>
     </w:tbl>
-    <w:bookmarkEnd w:id="61"/>
-    <w:bookmarkStart w:id="62" w:name="X8e81f26650cd6f8b467b8605c755943155bf9f9"/>
+    <w:bookmarkEnd w:id="62"/>
+    <w:bookmarkStart w:id="63" w:name="X8e81f26650cd6f8b467b8605c755943155bf9f9"/>
     <w:p>
       <w:pPr>
         <w:pStyle w:val="Heading3"/>
@@ -5591,9 +5617,9 @@
         <w:t xml:space="preserve">A candidate is suitable only if it meets the required service objective at an acceptable cost. The acceptance evidence should include per-tenant latency, SLO-compliant goodput, memory pressure, resource utilization with a defined instrument, host overhead and the relevant isolation tests. The review supplies a shortlist and the reasons to test it; it does not supply a universal numerical threshold or imply that a benchmark result transfers unchanged.</w:t>
       </w:r>
     </w:p>
-    <w:bookmarkEnd w:id="62"/>
     <w:bookmarkEnd w:id="63"/>
-    <w:bookmarkStart w:id="64" w:name="research-gaps-and-future-directions"/>
+    <w:bookmarkEnd w:id="64"/>
+    <w:bookmarkStart w:id="65" w:name="research-gaps-and-future-directions"/>
     <w:p>
       <w:pPr>
         <w:pStyle w:val="Heading1"/>
@@ -6019,8 +6045,8 @@
         <w:t xml:space="preserve">These gaps are observations about this corpus and its reporting, not assertions that no relevant research exists anywhere. The 559-record unassessed branch makes that distinction essential. A stronger future comparison would align hardware, workload, baselines and outcome definitions across mechanism families, then report both benefits and sacrifices. Energy per useful request and failure/security behavior require separate measurements rather than extrapolation from utilization.</w:t>
       </w:r>
     </w:p>
-    <w:bookmarkEnd w:id="64"/>
-    <w:bookmarkStart w:id="65" w:name="threats-to-validity-and-limitations"/>
+    <w:bookmarkEnd w:id="65"/>
+    <w:bookmarkStart w:id="66" w:name="threats-to-validity-and-limitations"/>
     <w:p>
       <w:pPr>
         <w:pStyle w:val="Heading1"/>
@@ -6507,8 +6533,8 @@
         <w:t xml:space="preserve">Mitigations in this draft include immutable baseline files, separate current retrieval records, stable IDs, preserved unfavorable findings, explicit source/version limits and no numerical pooling across unmatched studies. These measures improve traceability but do not erase the underlying limitations. Final acceptance requires resolving the scope decision and recording any actual independent checks at the item level.</w:t>
       </w:r>
     </w:p>
-    <w:bookmarkEnd w:id="65"/>
-    <w:bookmarkStart w:id="66" w:name="conclusion"/>
+    <w:bookmarkEnd w:id="66"/>
+    <w:bookmarkStart w:id="67" w:name="conclusion"/>
     <w:p>
       <w:pPr>
         <w:pStyle w:val="Heading1"/>
@@ -6533,8 +6559,8 @@
         <w:t xml:space="preserve">The principal outcome is therefore a traceable selection framework, not a universal ranking. The first draft covers the instructor’s analytical requirements through Section 22 and follows the suggested final-report sequence. It remains a draft: the bounded scope, source-version mappings, incomplete PDF collection and item-level checking require explicit closure before the work is represented as a fully verified final SLR.</w:t>
       </w:r>
     </w:p>
-    <w:bookmarkEnd w:id="66"/>
-    <w:bookmarkStart w:id="87" w:name="references"/>
+    <w:bookmarkEnd w:id="67"/>
+    <w:bookmarkStart w:id="81" w:name="references"/>
     <w:p>
       <w:pPr>
         <w:pStyle w:val="Heading1"/>
@@ -6548,7 +6574,40 @@
         <w:pStyle w:val="FirstParagraph"/>
       </w:pPr>
       <w:r>
-        <w:t xml:space="preserve">[1] M. Lee</w:t>
+        <w:t xml:space="preserve">[1] M. Lee, S. Seong, M. Kang, J. Lee, G.-J. Na, I.-G. Chun, D. Nikolopoulos, and</w:t>
+      </w:r>
+      <w:r>
+        <w:t xml:space="preserve"> </w:t>
+      </w:r>
+      <w:r>
+        <w:t xml:space="preserve">C.-H. Hong,</w:t>
+      </w:r>
+      <w:r>
+        <w:t xml:space="preserve"> </w:t>
+      </w:r>
+      <w:r>
+        <w:t xml:space="preserve">“</w:t>
+      </w:r>
+      <w:r>
+        <w:t xml:space="preserve">ParvaGPU: Efficient Spatial GPU Sharing for Large-Scale DNN</w:t>
+      </w:r>
+      <w:r>
+        <w:t xml:space="preserve"> </w:t>
+      </w:r>
+      <w:r>
+        <w:t xml:space="preserve">Inference in Cloud Environments</w:t>
+      </w:r>
+      <w:r>
+        <w:t xml:space="preserve">,</w:t>
+      </w:r>
+      <w:r>
+        <w:t xml:space="preserve">”</w:t>
+      </w:r>
+      <w:r>
+        <w:t xml:space="preserve"> </w:t>
+      </w:r>
+      <w:r>
+        <w:t xml:space="preserve">in</w:t>
       </w:r>
       <w:r>
         <w:t xml:space="preserve"> </w:t>
@@ -6558,63 +6617,48 @@
           <w:iCs/>
           <w:i/>
         </w:rPr>
-        <w:t xml:space="preserve">et al.</w:t>
-      </w:r>
-      <w:r>
-        <w:t xml:space="preserve">,</w:t>
-      </w:r>
-      <w:r>
+        <w:t xml:space="preserve">SC24: International Conference</w:t>
+      </w:r>
+      <w:r>
+        <w:rPr>
+          <w:iCs/>
+          <w:i/>
+        </w:rPr>
         <w:t xml:space="preserve"> </w:t>
       </w:r>
       <w:r>
-        <w:t xml:space="preserve">“</w:t>
-      </w:r>
-      <w:r>
-        <w:t xml:space="preserve">ParvaGPU: Efficient Spatial GPU Sharing for Large-Scale</w:t>
+        <w:rPr>
+          <w:iCs/>
+          <w:i/>
+        </w:rPr>
+        <w:t xml:space="preserve">for High Performance Computing, Networking, Storage and Analysis</w:t>
+      </w:r>
+      <w:r>
+        <w:t xml:space="preserve">, pp. 1–14,</w:t>
       </w:r>
       <w:r>
         <w:t xml:space="preserve"> </w:t>
       </w:r>
       <w:r>
-        <w:t xml:space="preserve">DNN Inference in Cloud Environments</w:t>
-      </w:r>
-      <w:r>
-        <w:t xml:space="preserve">.</w:t>
-      </w:r>
-      <w:r>
-        <w:t xml:space="preserve">”</w:t>
+        <w:t xml:space="preserve">2024.</w:t>
       </w:r>
       <w:r>
         <w:t xml:space="preserve"> </w:t>
       </w:r>
       <w:r>
-        <w:t xml:space="preserve">SC2024 identity; extracted text is</w:t>
+        <w:t xml:space="preserve">Report P011, study S011. Publication identity confirmed from</w:t>
       </w:r>
       <w:r>
         <w:t xml:space="preserve"> </w:t>
       </w:r>
       <w:r>
-        <w:t xml:space="preserve">arXiv2409.14447v1, 2024.</w:t>
+        <w:t xml:space="preserve">SC24/author records; numerical extraction checked against arXiv:2409.14447v1,</w:t>
       </w:r>
       <w:r>
         <w:t xml:space="preserve"> </w:t>
       </w:r>
       <w:r>
-        <w:t xml:space="preserve">Report P011, study S011. Source:</w:t>
-      </w:r>
-      <w:r>
-        <w:t xml:space="preserve"> </w:t>
-      </w:r>
-      <w:hyperlink r:id="rId67">
-        <w:r>
-          <w:rPr>
-            <w:rStyle w:val="Hyperlink"/>
-          </w:rPr>
-          <w:t xml:space="preserve">https://arxiv.org/pdf/2409.14447</w:t>
-        </w:r>
-      </w:hyperlink>
-      <w:r>
-        <w:t xml:space="preserve">.</w:t>
+        <w:t xml:space="preserve">not a verified equivalent final PDF.</w:t>
       </w:r>
     </w:p>
     <w:p>
@@ -7144,7 +7188,81 @@
         <w:pStyle w:val="BodyText"/>
       </w:pPr>
       <w:r>
-        <w:t xml:space="preserve">[11] A. Gujarati</w:t>
+        <w:t xml:space="preserve">[11] A. Gujarati, R. Karimi, S. Alzayat, W. Hao, A. Kaufmann, Y. Vigfusson, and</w:t>
+      </w:r>
+      <w:r>
+        <w:t xml:space="preserve"> </w:t>
+      </w:r>
+      <w:r>
+        <w:t xml:space="preserve">J. Mace,</w:t>
+      </w:r>
+      <w:r>
+        <w:t xml:space="preserve"> </w:t>
+      </w:r>
+      <w:r>
+        <w:t xml:space="preserve">“</w:t>
+      </w:r>
+      <w:r>
+        <w:t xml:space="preserve">Serving DNNs like Clockwork: Performance Predictability from the</w:t>
+      </w:r>
+      <w:r>
+        <w:t xml:space="preserve"> </w:t>
+      </w:r>
+      <w:r>
+        <w:t xml:space="preserve">Bottom Up</w:t>
+      </w:r>
+      <w:r>
+        <w:t xml:space="preserve">,</w:t>
+      </w:r>
+      <w:r>
+        <w:t xml:space="preserve">”</w:t>
+      </w:r>
+      <w:r>
+        <w:t xml:space="preserve"> </w:t>
+      </w:r>
+      <w:r>
+        <w:t xml:space="preserve">in</w:t>
+      </w:r>
+      <w:r>
+        <w:t xml:space="preserve"> </w:t>
+      </w:r>
+      <w:r>
+        <w:rPr>
+          <w:iCs/>
+          <w:i/>
+        </w:rPr>
+        <w:t xml:space="preserve">14th USENIX Symposium on Operating Systems Design and</w:t>
+      </w:r>
+      <w:r>
+        <w:rPr>
+          <w:iCs/>
+          <w:i/>
+        </w:rPr>
+        <w:t xml:space="preserve"> </w:t>
+      </w:r>
+      <w:r>
+        <w:rPr>
+          <w:iCs/>
+          <w:i/>
+        </w:rPr>
+        <w:t xml:space="preserve">Implementation (OSDI)</w:t>
+      </w:r>
+      <w:r>
+        <w:t xml:space="preserve">, pp. 443–462, 2020.</w:t>
+      </w:r>
+      <w:r>
+        <w:t xml:space="preserve"> </w:t>
+      </w:r>
+      <w:r>
+        <w:t xml:space="preserve">Report P009, study S009. USENIX PDF includes a cover page.</w:t>
+      </w:r>
+    </w:p>
+    <w:p>
+      <w:pPr>
+        <w:pStyle w:val="BodyText"/>
+      </w:pPr>
+      <w:r>
+        <w:t xml:space="preserve">[12] L.-X. Ma</w:t>
       </w:r>
       <w:r>
         <w:t xml:space="preserve"> </w:t>
@@ -7166,13 +7284,13 @@
         <w:t xml:space="preserve">“</w:t>
       </w:r>
       <w:r>
-        <w:t xml:space="preserve">Serving DNNs like Clockwork: Performance</w:t>
+        <w:t xml:space="preserve">VastPipe: A High-Throughput Inference System via</w:t>
       </w:r>
       <w:r>
         <w:t xml:space="preserve"> </w:t>
       </w:r>
       <w:r>
-        <w:t xml:space="preserve">Predictability from the Bottom Up</w:t>
+        <w:t xml:space="preserve">Adaptive Space-Division Multiplexing for Diverse Accelerators</w:t>
       </w:r>
       <w:r>
         <w:t xml:space="preserve">.</w:t>
@@ -7184,92 +7302,24 @@
         <w:t xml:space="preserve"> </w:t>
       </w:r>
       <w:r>
-        <w:t xml:space="preserve">USENIX OSDI 2020, 2020.</w:t>
+        <w:t xml:space="preserve">Journal of</w:t>
       </w:r>
       <w:r>
         <w:t xml:space="preserve"> </w:t>
       </w:r>
       <w:r>
-        <w:t xml:space="preserve">Report P009, study S009. Source:</w:t>
+        <w:t xml:space="preserve">Computer Science and Technology, 2025.</w:t>
       </w:r>
       <w:r>
         <w:t xml:space="preserve"> </w:t>
       </w:r>
+      <w:r>
+        <w:t xml:space="preserve">Report P001, study S001. Source:</w:t>
+      </w:r>
+      <w:r>
+        <w:t xml:space="preserve"> </w:t>
+      </w:r>
       <w:hyperlink r:id="rId73">
-        <w:r>
-          <w:rPr>
-            <w:rStyle w:val="Hyperlink"/>
-          </w:rPr>
-          <w:t xml:space="preserve">https://www.usenix.org/system/files/osdi20-gujarati.pdf</w:t>
-        </w:r>
-      </w:hyperlink>
-      <w:r>
-        <w:t xml:space="preserve">.</w:t>
-      </w:r>
-    </w:p>
-    <w:p>
-      <w:pPr>
-        <w:pStyle w:val="BodyText"/>
-      </w:pPr>
-      <w:r>
-        <w:t xml:space="preserve">[12] L.-X. Ma</w:t>
-      </w:r>
-      <w:r>
-        <w:t xml:space="preserve"> </w:t>
-      </w:r>
-      <w:r>
-        <w:rPr>
-          <w:iCs/>
-          <w:i/>
-        </w:rPr>
-        <w:t xml:space="preserve">et al.</w:t>
-      </w:r>
-      <w:r>
-        <w:t xml:space="preserve">,</w:t>
-      </w:r>
-      <w:r>
-        <w:t xml:space="preserve"> </w:t>
-      </w:r>
-      <w:r>
-        <w:t xml:space="preserve">“</w:t>
-      </w:r>
-      <w:r>
-        <w:t xml:space="preserve">VastPipe: A High-Throughput Inference System via</w:t>
-      </w:r>
-      <w:r>
-        <w:t xml:space="preserve"> </w:t>
-      </w:r>
-      <w:r>
-        <w:t xml:space="preserve">Adaptive Space-Division Multiplexing for Diverse Accelerators</w:t>
-      </w:r>
-      <w:r>
-        <w:t xml:space="preserve">.</w:t>
-      </w:r>
-      <w:r>
-        <w:t xml:space="preserve">”</w:t>
-      </w:r>
-      <w:r>
-        <w:t xml:space="preserve"> </w:t>
-      </w:r>
-      <w:r>
-        <w:t xml:space="preserve">Journal of</w:t>
-      </w:r>
-      <w:r>
-        <w:t xml:space="preserve"> </w:t>
-      </w:r>
-      <w:r>
-        <w:t xml:space="preserve">Computer Science and Technology, 2025.</w:t>
-      </w:r>
-      <w:r>
-        <w:t xml:space="preserve"> </w:t>
-      </w:r>
-      <w:r>
-        <w:t xml:space="preserve">Report P001, study S001. Source:</w:t>
-      </w:r>
-      <w:r>
-        <w:t xml:space="preserve"> </w:t>
-      </w:r>
-      <w:hyperlink r:id="rId74">
         <w:r>
           <w:rPr>
             <w:rStyle w:val="Hyperlink"/>
@@ -7343,7 +7393,7 @@
       <w:r>
         <w:t xml:space="preserve"> </w:t>
       </w:r>
-      <w:hyperlink r:id="rId75">
+      <w:hyperlink r:id="rId74">
         <w:r>
           <w:rPr>
             <w:rStyle w:val="Hyperlink"/>
@@ -7411,7 +7461,7 @@
       <w:r>
         <w:t xml:space="preserve"> </w:t>
       </w:r>
-      <w:hyperlink r:id="rId76">
+      <w:hyperlink r:id="rId75">
         <w:r>
           <w:rPr>
             <w:rStyle w:val="Hyperlink"/>
@@ -7446,7 +7496,7 @@
         <w:t xml:space="preserve">Spatial Sharing of GPUs for a Scalable Inference Platform</w:t>
       </w:r>
       <w:r>
-        <w:t xml:space="preserve">.</w:t>
+        <w:t xml:space="preserve">,</w:t>
       </w:r>
       <w:r>
         <w:t xml:space="preserve">”</w:t>
@@ -7455,33 +7505,40 @@
         <w:t xml:space="preserve"> </w:t>
       </w:r>
       <w:r>
-        <w:t xml:space="preserve">SoCC 2020,</w:t>
+        <w:t xml:space="preserve">in</w:t>
       </w:r>
       <w:r>
         <w:t xml:space="preserve"> </w:t>
       </w:r>
       <w:r>
-        <w:t xml:space="preserve">2020.</w:t>
-      </w:r>
-      <w:r>
+        <w:rPr>
+          <w:iCs/>
+          <w:i/>
+        </w:rPr>
+        <w:t xml:space="preserve">ACM</w:t>
+      </w:r>
+      <w:r>
+        <w:rPr>
+          <w:iCs/>
+          <w:i/>
+        </w:rPr>
         <w:t xml:space="preserve"> </w:t>
       </w:r>
       <w:r>
-        <w:t xml:space="preserve">Report P008, study S008. Source:</w:t>
+        <w:rPr>
+          <w:iCs/>
+          <w:i/>
+        </w:rPr>
+        <w:t xml:space="preserve">Symposium on Cloud Computing (SoCC)</w:t>
+      </w:r>
+      <w:r>
+        <w:t xml:space="preserve">, pp. 492–506, 2020.</w:t>
       </w:r>
       <w:r>
         <w:t xml:space="preserve"> </w:t>
       </w:r>
-      <w:hyperlink r:id="rId77">
-        <w:r>
-          <w:rPr>
-            <w:rStyle w:val="Hyperlink"/>
-          </w:rPr>
-          <w:t xml:space="preserve">https://www.cse.iitb.ac.in/~puru/courses/spring2024-25/downloads/gslice.pdf</w:t>
-        </w:r>
-      </w:hyperlink>
-      <w:r>
-        <w:t xml:space="preserve">.</w:t>
+      <w:r>
+        <w:t xml:space="preserve">Report P008, study S008. Source-reviewed conference paper.</w:t>
       </w:r>
     </w:p>
     <w:p>
@@ -7527,7 +7584,7 @@
       <w:r>
         <w:t xml:space="preserve"> </w:t>
       </w:r>
-      <w:hyperlink r:id="rId78">
+      <w:hyperlink r:id="rId76">
         <w:r>
           <w:rPr>
             <w:rStyle w:val="Hyperlink"/>
@@ -7588,7 +7645,7 @@
       <w:r>
         <w:t xml:space="preserve"> </w:t>
       </w:r>
-      <w:hyperlink r:id="rId79">
+      <w:hyperlink r:id="rId77">
         <w:r>
           <w:rPr>
             <w:rStyle w:val="Hyperlink"/>
@@ -7620,10 +7677,10 @@
         <w:t xml:space="preserve"> </w:t>
       </w:r>
       <w:r>
-        <w:t xml:space="preserve">with Fast GPU Memory Handover (SIRIUS)</w:t>
-      </w:r>
-      <w:r>
-        <w:t xml:space="preserve">.</w:t>
+        <w:t xml:space="preserve">with Fast GPU Memory Handover</w:t>
+      </w:r>
+      <w:r>
+        <w:t xml:space="preserve">,</w:t>
       </w:r>
       <w:r>
         <w:t xml:space="preserve">”</w:t>
@@ -7632,27 +7689,46 @@
         <w:t xml:space="preserve"> </w:t>
       </w:r>
       <w:r>
-        <w:t xml:space="preserve">USENIX ATC2025, pp1657-1675, 2025.</w:t>
+        <w:t xml:space="preserve">in</w:t>
       </w:r>
       <w:r>
         <w:t xml:space="preserve"> </w:t>
       </w:r>
       <w:r>
-        <w:t xml:space="preserve">Report P010, study S010. Source:</w:t>
-      </w:r>
-      <w:r>
+        <w:rPr>
+          <w:iCs/>
+          <w:i/>
+        </w:rPr>
+        <w:t xml:space="preserve">2025 USENIX Annual Technical</w:t>
+      </w:r>
+      <w:r>
+        <w:rPr>
+          <w:iCs/>
+          <w:i/>
+        </w:rPr>
         <w:t xml:space="preserve"> </w:t>
       </w:r>
-      <w:hyperlink r:id="rId80">
-        <w:r>
-          <w:rPr>
-            <w:rStyle w:val="Hyperlink"/>
-          </w:rPr>
-          <w:t xml:space="preserve">https://www.usenix.org/system/files/atc25-wang-jiali.pdf</w:t>
-        </w:r>
-      </w:hyperlink>
-      <w:r>
-        <w:t xml:space="preserve">.</w:t>
+      <w:r>
+        <w:rPr>
+          <w:iCs/>
+          <w:i/>
+        </w:rPr>
+        <w:t xml:space="preserve">Conference (ATC)</w:t>
+      </w:r>
+      <w:r>
+        <w:t xml:space="preserve">, pp. 1657–1675, 2025.</w:t>
+      </w:r>
+      <w:r>
+        <w:t xml:space="preserve"> </w:t>
+      </w:r>
+      <w:r>
+        <w:t xml:space="preserve">Report P010, study S010. System name SIRIUS. Artifact DOI:</w:t>
+      </w:r>
+      <w:r>
+        <w:t xml:space="preserve"> </w:t>
+      </w:r>
+      <w:r>
+        <w:t xml:space="preserve">10.5281/zenodo.15581800.</w:t>
       </w:r>
     </w:p>
     <w:p>
@@ -7660,7 +7736,209 @@
         <w:pStyle w:val="BodyText"/>
       </w:pPr>
       <w:r>
-        <w:t xml:space="preserve">[19] M. Yu</w:t>
+        <w:t xml:space="preserve">[19] M. Yu, A. Wang, D. Chen, H. Yu, X. Luo, Z. Li, W. Wang, R. Chen, D. Nie,</w:t>
+      </w:r>
+      <w:r>
+        <w:t xml:space="preserve"> </w:t>
+      </w:r>
+      <w:r>
+        <w:t xml:space="preserve">H. Yang, and Y. Ding,</w:t>
+      </w:r>
+      <w:r>
+        <w:t xml:space="preserve"> </w:t>
+      </w:r>
+      <w:r>
+        <w:t xml:space="preserve">“</w:t>
+      </w:r>
+      <w:r>
+        <w:t xml:space="preserve">Torpor: GPU-Enabled Serverless Computing for</w:t>
+      </w:r>
+      <w:r>
+        <w:t xml:space="preserve"> </w:t>
+      </w:r>
+      <w:r>
+        <w:t xml:space="preserve">Low-Latency, Resource-Efficient Inference</w:t>
+      </w:r>
+      <w:r>
+        <w:t xml:space="preserve">,</w:t>
+      </w:r>
+      <w:r>
+        <w:t xml:space="preserve">”</w:t>
+      </w:r>
+      <w:r>
+        <w:t xml:space="preserve"> </w:t>
+      </w:r>
+      <w:r>
+        <w:t xml:space="preserve">in</w:t>
+      </w:r>
+      <w:r>
+        <w:t xml:space="preserve"> </w:t>
+      </w:r>
+      <w:r>
+        <w:rPr>
+          <w:iCs/>
+          <w:i/>
+        </w:rPr>
+        <w:t xml:space="preserve">2025 USENIX Annual</w:t>
+      </w:r>
+      <w:r>
+        <w:rPr>
+          <w:iCs/>
+          <w:i/>
+        </w:rPr>
+        <w:t xml:space="preserve"> </w:t>
+      </w:r>
+      <w:r>
+        <w:rPr>
+          <w:iCs/>
+          <w:i/>
+        </w:rPr>
+        <w:t xml:space="preserve">Technical Conference (ATC)</w:t>
+      </w:r>
+      <w:r>
+        <w:t xml:space="preserve">, pp. 597–612, 2025.</w:t>
+      </w:r>
+      <w:r>
+        <w:t xml:space="preserve"> </w:t>
+      </w:r>
+      <w:r>
+        <w:t xml:space="preserve">Report P012, study S012. Runtime-sharing evaluation and</w:t>
+      </w:r>
+      <w:r>
+        <w:t xml:space="preserve"> </w:t>
+      </w:r>
+      <w:r>
+        <w:t xml:space="preserve">runtime-isolation deployment are distinguished.</w:t>
+      </w:r>
+    </w:p>
+    <w:p>
+      <w:pPr>
+        <w:pStyle w:val="BodyText"/>
+      </w:pPr>
+      <w:r>
+        <w:t xml:space="preserve">[20] H. Wu, Y. Yu, J. Deng, S. Ibrahim, S. Wu, H. Fan, Z. Cheng, and H. Jin,</w:t>
+      </w:r>
+      <w:r>
+        <w:t xml:space="preserve"> </w:t>
+      </w:r>
+      <w:r>
+        <w:t xml:space="preserve">“</w:t>
+      </w:r>
+      <w:r>
+        <w:t xml:space="preserve">StreamBox: A Lightweight GPU SandBox for Serverless Inference Workflow</w:t>
+      </w:r>
+      <w:r>
+        <w:t xml:space="preserve">,</w:t>
+      </w:r>
+      <w:r>
+        <w:t xml:space="preserve">”</w:t>
+      </w:r>
+      <w:r>
+        <w:t xml:space="preserve"> </w:t>
+      </w:r>
+      <w:r>
+        <w:t xml:space="preserve">in</w:t>
+      </w:r>
+      <w:r>
+        <w:t xml:space="preserve"> </w:t>
+      </w:r>
+      <w:r>
+        <w:rPr>
+          <w:iCs/>
+          <w:i/>
+        </w:rPr>
+        <w:t xml:space="preserve">2024 USENIX Annual Technical Conference (ATC)</w:t>
+      </w:r>
+      <w:r>
+        <w:t xml:space="preserve">, pp. 59–73, 2024.</w:t>
+      </w:r>
+      <w:r>
+        <w:t xml:space="preserve"> </w:t>
+      </w:r>
+      <w:r>
+        <w:t xml:space="preserve">Report P013, study S013. Workflow trust assumptions delimit isolation</w:t>
+      </w:r>
+      <w:r>
+        <w:t xml:space="preserve"> </w:t>
+      </w:r>
+      <w:r>
+        <w:t xml:space="preserve">interpretation.</w:t>
+      </w:r>
+    </w:p>
+    <w:p>
+      <w:pPr>
+        <w:pStyle w:val="BodyText"/>
+      </w:pPr>
+      <w:r>
+        <w:t xml:space="preserve">[21] S. Zhang, A. Xu, Q. Chen, H. Zhao, W. Cui, Z. Wang, Y. Li, L. Xiao, and M. Guo,</w:t>
+      </w:r>
+      <w:r>
+        <w:t xml:space="preserve"> </w:t>
+      </w:r>
+      <w:r>
+        <w:t xml:space="preserve">“</w:t>
+      </w:r>
+      <w:r>
+        <w:t xml:space="preserve">Efficient Performance-Aware GPU Sharing with Compatibility and Isolation</w:t>
+      </w:r>
+      <w:r>
+        <w:t xml:space="preserve"> </w:t>
+      </w:r>
+      <w:r>
+        <w:t xml:space="preserve">through Kernel Space Interception</w:t>
+      </w:r>
+      <w:r>
+        <w:t xml:space="preserve">,</w:t>
+      </w:r>
+      <w:r>
+        <w:t xml:space="preserve">”</w:t>
+      </w:r>
+      <w:r>
+        <w:t xml:space="preserve"> </w:t>
+      </w:r>
+      <w:r>
+        <w:t xml:space="preserve">in</w:t>
+      </w:r>
+      <w:r>
+        <w:t xml:space="preserve"> </w:t>
+      </w:r>
+      <w:r>
+        <w:rPr>
+          <w:iCs/>
+          <w:i/>
+        </w:rPr>
+        <w:t xml:space="preserve">2025 USENIX Annual Technical</w:t>
+      </w:r>
+      <w:r>
+        <w:rPr>
+          <w:iCs/>
+          <w:i/>
+        </w:rPr>
+        <w:t xml:space="preserve"> </w:t>
+      </w:r>
+      <w:r>
+        <w:rPr>
+          <w:iCs/>
+          <w:i/>
+        </w:rPr>
+        <w:t xml:space="preserve">Conference (ATC)</w:t>
+      </w:r>
+      <w:r>
+        <w:t xml:space="preserve">, pp. 1003–1019, 2025.</w:t>
+      </w:r>
+      <w:r>
+        <w:t xml:space="preserve"> </w:t>
+      </w:r>
+      <w:r>
+        <w:t xml:space="preserve">Report P014, study S014. System name KRYPTON.</w:t>
+      </w:r>
+    </w:p>
+    <w:p>
+      <w:pPr>
+        <w:pStyle w:val="BodyText"/>
+      </w:pPr>
+      <w:r>
+        <w:t xml:space="preserve">[22] J. Lou</w:t>
       </w:r>
       <w:r>
         <w:t xml:space="preserve"> </w:t>
@@ -7682,13 +7960,13 @@
         <w:t xml:space="preserve">“</w:t>
       </w:r>
       <w:r>
-        <w:t xml:space="preserve">Torpor: GPU-Enabled Serverless Computing for</w:t>
+        <w:t xml:space="preserve">ArkGPU: enabling applications’ high-goodput co-location</w:t>
       </w:r>
       <w:r>
         <w:t xml:space="preserve"> </w:t>
       </w:r>
       <w:r>
-        <w:t xml:space="preserve">Low-Latency, Resource-Efficient Inference</w:t>
+        <w:t xml:space="preserve">execution on multitasking GPUs</w:t>
       </w:r>
       <w:r>
         <w:t xml:space="preserve">.</w:t>
@@ -7700,228 +7978,24 @@
         <w:t xml:space="preserve"> </w:t>
       </w:r>
       <w:r>
-        <w:t xml:space="preserve">USENIX ATC2025 pp597-612, 2025.</w:t>
+        <w:t xml:space="preserve">CCF Transactions on High Performance</w:t>
       </w:r>
       <w:r>
         <w:t xml:space="preserve"> </w:t>
       </w:r>
       <w:r>
-        <w:t xml:space="preserve">Report P012, study S012. Source:</w:t>
+        <w:t xml:space="preserve">Computing, 2023.</w:t>
       </w:r>
       <w:r>
         <w:t xml:space="preserve"> </w:t>
       </w:r>
-      <w:hyperlink r:id="rId81">
-        <w:r>
-          <w:rPr>
-            <w:rStyle w:val="Hyperlink"/>
-          </w:rPr>
-          <w:t xml:space="preserve">https://www.usenix.org/system/files/atc25-yu.pdf</w:t>
-        </w:r>
-      </w:hyperlink>
-      <w:r>
-        <w:t xml:space="preserve">.</w:t>
-      </w:r>
-    </w:p>
-    <w:p>
-      <w:pPr>
-        <w:pStyle w:val="BodyText"/>
-      </w:pPr>
-      <w:r>
-        <w:t xml:space="preserve">[20] H. Wu</w:t>
+      <w:r>
+        <w:t xml:space="preserve">Report P019, study S017. Source:</w:t>
       </w:r>
       <w:r>
         <w:t xml:space="preserve"> </w:t>
       </w:r>
-      <w:r>
-        <w:rPr>
-          <w:iCs/>
-          <w:i/>
-        </w:rPr>
-        <w:t xml:space="preserve">et al.</w:t>
-      </w:r>
-      <w:r>
-        <w:t xml:space="preserve">,</w:t>
-      </w:r>
-      <w:r>
-        <w:t xml:space="preserve"> </w:t>
-      </w:r>
-      <w:r>
-        <w:t xml:space="preserve">“</w:t>
-      </w:r>
-      <w:r>
-        <w:t xml:space="preserve">StreamBox: A Lightweight GPU SandBox for Serverless</w:t>
-      </w:r>
-      <w:r>
-        <w:t xml:space="preserve"> </w:t>
-      </w:r>
-      <w:r>
-        <w:t xml:space="preserve">Inference Workflow</w:t>
-      </w:r>
-      <w:r>
-        <w:t xml:space="preserve">.</w:t>
-      </w:r>
-      <w:r>
-        <w:t xml:space="preserve">”</w:t>
-      </w:r>
-      <w:r>
-        <w:t xml:space="preserve"> </w:t>
-      </w:r>
-      <w:r>
-        <w:t xml:space="preserve">USENIX ATC2024 pp59-73, 2024.</w:t>
-      </w:r>
-      <w:r>
-        <w:t xml:space="preserve"> </w:t>
-      </w:r>
-      <w:r>
-        <w:t xml:space="preserve">Report P013, study S013. Source:</w:t>
-      </w:r>
-      <w:r>
-        <w:t xml:space="preserve"> </w:t>
-      </w:r>
-      <w:hyperlink r:id="rId82">
-        <w:r>
-          <w:rPr>
-            <w:rStyle w:val="Hyperlink"/>
-          </w:rPr>
-          <w:t xml:space="preserve">https://www.usenix.org/system/files/atc24-wu-hao.pdf</w:t>
-        </w:r>
-      </w:hyperlink>
-      <w:r>
-        <w:t xml:space="preserve">.</w:t>
-      </w:r>
-    </w:p>
-    <w:p>
-      <w:pPr>
-        <w:pStyle w:val="BodyText"/>
-      </w:pPr>
-      <w:r>
-        <w:t xml:space="preserve">[21] S. Zhang</w:t>
-      </w:r>
-      <w:r>
-        <w:t xml:space="preserve"> </w:t>
-      </w:r>
-      <w:r>
-        <w:rPr>
-          <w:iCs/>
-          <w:i/>
-        </w:rPr>
-        <w:t xml:space="preserve">et al.</w:t>
-      </w:r>
-      <w:r>
-        <w:t xml:space="preserve">,</w:t>
-      </w:r>
-      <w:r>
-        <w:t xml:space="preserve"> </w:t>
-      </w:r>
-      <w:r>
-        <w:t xml:space="preserve">“</w:t>
-      </w:r>
-      <w:r>
-        <w:t xml:space="preserve">Efficient Performance-Aware GPU Sharing with</w:t>
-      </w:r>
-      <w:r>
-        <w:t xml:space="preserve"> </w:t>
-      </w:r>
-      <w:r>
-        <w:t xml:space="preserve">Compatibility and Isolation through Kernel Space Interception (KRYPTON)</w:t>
-      </w:r>
-      <w:r>
-        <w:t xml:space="preserve">.</w:t>
-      </w:r>
-      <w:r>
-        <w:t xml:space="preserve">”</w:t>
-      </w:r>
-      <w:r>
-        <w:t xml:space="preserve"> </w:t>
-      </w:r>
-      <w:r>
-        <w:t xml:space="preserve">USENIX ATC2025 pp1003-1019, 2025.</w:t>
-      </w:r>
-      <w:r>
-        <w:t xml:space="preserve"> </w:t>
-      </w:r>
-      <w:r>
-        <w:t xml:space="preserve">Report P014, study S014. Source:</w:t>
-      </w:r>
-      <w:r>
-        <w:t xml:space="preserve"> </w:t>
-      </w:r>
-      <w:hyperlink r:id="rId83">
-        <w:r>
-          <w:rPr>
-            <w:rStyle w:val="Hyperlink"/>
-          </w:rPr>
-          <w:t xml:space="preserve">https://www.usenix.org/system/files/atc25-zhang-shulai.pdf</w:t>
-        </w:r>
-      </w:hyperlink>
-      <w:r>
-        <w:t xml:space="preserve">.</w:t>
-      </w:r>
-    </w:p>
-    <w:p>
-      <w:pPr>
-        <w:pStyle w:val="BodyText"/>
-      </w:pPr>
-      <w:r>
-        <w:t xml:space="preserve">[22] J. Lou</w:t>
-      </w:r>
-      <w:r>
-        <w:t xml:space="preserve"> </w:t>
-      </w:r>
-      <w:r>
-        <w:rPr>
-          <w:iCs/>
-          <w:i/>
-        </w:rPr>
-        <w:t xml:space="preserve">et al.</w:t>
-      </w:r>
-      <w:r>
-        <w:t xml:space="preserve">,</w:t>
-      </w:r>
-      <w:r>
-        <w:t xml:space="preserve"> </w:t>
-      </w:r>
-      <w:r>
-        <w:t xml:space="preserve">“</w:t>
-      </w:r>
-      <w:r>
-        <w:t xml:space="preserve">ArkGPU: enabling applications’ high-goodput co-location</w:t>
-      </w:r>
-      <w:r>
-        <w:t xml:space="preserve"> </w:t>
-      </w:r>
-      <w:r>
-        <w:t xml:space="preserve">execution on multitasking GPUs</w:t>
-      </w:r>
-      <w:r>
-        <w:t xml:space="preserve">.</w:t>
-      </w:r>
-      <w:r>
-        <w:t xml:space="preserve">”</w:t>
-      </w:r>
-      <w:r>
-        <w:t xml:space="preserve"> </w:t>
-      </w:r>
-      <w:r>
-        <w:t xml:space="preserve">CCF Transactions on High Performance</w:t>
-      </w:r>
-      <w:r>
-        <w:t xml:space="preserve"> </w:t>
-      </w:r>
-      <w:r>
-        <w:t xml:space="preserve">Computing, 2023.</w:t>
-      </w:r>
-      <w:r>
-        <w:t xml:space="preserve"> </w:t>
-      </w:r>
-      <w:r>
-        <w:t xml:space="preserve">Report P019, study S017. Source:</w:t>
-      </w:r>
-      <w:r>
-        <w:t xml:space="preserve"> </w:t>
-      </w:r>
-      <w:hyperlink r:id="rId84">
+      <w:hyperlink r:id="rId78">
         <w:r>
           <w:rPr>
             <w:rStyle w:val="Hyperlink"/>
@@ -7982,7 +8056,7 @@
       <w:r>
         <w:t xml:space="preserve"> </w:t>
       </w:r>
-      <w:hyperlink r:id="rId85">
+      <w:hyperlink r:id="rId79">
         <w:r>
           <w:rPr>
             <w:rStyle w:val="Hyperlink"/>
@@ -8043,7 +8117,7 @@
       <w:r>
         <w:t xml:space="preserve"> </w:t>
       </w:r>
-      <w:hyperlink r:id="rId86">
+      <w:hyperlink r:id="rId80">
         <w:r>
           <w:rPr>
             <w:rStyle w:val="Hyperlink"/>
@@ -8106,8 +8180,8 @@
         <w:t xml:space="preserve">Article 35.</w:t>
       </w:r>
     </w:p>
-    <w:bookmarkEnd w:id="87"/>
-    <w:bookmarkStart w:id="119" w:name="app:search"/>
+    <w:bookmarkEnd w:id="81"/>
+    <w:bookmarkStart w:id="113" w:name="app:search"/>
     <w:p>
       <w:pPr>
         <w:pStyle w:val="Heading1"/>
@@ -8124,7 +8198,7 @@
         <w:t xml:space="preserve">The following entries are preserved from the supplied workbook. Date precision, provenance and count discrepancies remain as recorded.</w:t>
       </w:r>
     </w:p>
-    <w:bookmarkStart w:id="89" w:name="ieee-mps"/>
+    <w:bookmarkStart w:id="83" w:name="ieee-mps"/>
     <w:p>
       <w:pPr>
         <w:pStyle w:val="Heading2"/>
@@ -8594,7 +8668,7 @@
               <w:spacing w:after="80"/>
               <w:jc w:val="left"/>
             </w:pPr>
-            <w:hyperlink r:id="rId88">
+            <w:hyperlink r:id="rId82">
               <w:r>
                 <w:rPr>
                   <w:rStyle w:val="Hyperlink"/>
@@ -8678,8 +8752,8 @@
         </w:tc>
       </w:tr>
     </w:tbl>
-    <w:bookmarkEnd w:id="89"/>
-    <w:bookmarkStart w:id="90" w:name="ieee-mig"/>
+    <w:bookmarkEnd w:id="83"/>
+    <w:bookmarkStart w:id="84" w:name="ieee-mig"/>
     <w:p>
       <w:pPr>
         <w:pStyle w:val="Heading2"/>
@@ -9149,7 +9223,7 @@
               <w:spacing w:after="80"/>
               <w:jc w:val="left"/>
             </w:pPr>
-            <w:hyperlink r:id="rId88">
+            <w:hyperlink r:id="rId82">
               <w:r>
                 <w:rPr>
                   <w:rStyle w:val="Hyperlink"/>
@@ -9233,8 +9307,8 @@
         </w:tc>
       </w:tr>
     </w:tbl>
-    <w:bookmarkEnd w:id="90"/>
-    <w:bookmarkStart w:id="91" w:name="ieee-temporal"/>
+    <w:bookmarkEnd w:id="84"/>
+    <w:bookmarkStart w:id="85" w:name="ieee-temporal"/>
     <w:p>
       <w:pPr>
         <w:pStyle w:val="Heading2"/>
@@ -9704,7 +9778,7 @@
               <w:spacing w:after="80"/>
               <w:jc w:val="left"/>
             </w:pPr>
-            <w:hyperlink r:id="rId88">
+            <w:hyperlink r:id="rId82">
               <w:r>
                 <w:rPr>
                   <w:rStyle w:val="Hyperlink"/>
@@ -9788,8 +9862,8 @@
         </w:tc>
       </w:tr>
     </w:tbl>
-    <w:bookmarkEnd w:id="91"/>
-    <w:bookmarkStart w:id="92" w:name="ieee-api"/>
+    <w:bookmarkEnd w:id="85"/>
+    <w:bookmarkStart w:id="86" w:name="ieee-api"/>
     <w:p>
       <w:pPr>
         <w:pStyle w:val="Heading2"/>
@@ -10259,7 +10333,7 @@
               <w:spacing w:after="80"/>
               <w:jc w:val="left"/>
             </w:pPr>
-            <w:hyperlink r:id="rId88">
+            <w:hyperlink r:id="rId82">
               <w:r>
                 <w:rPr>
                   <w:rStyle w:val="Hyperlink"/>
@@ -10343,8 +10417,8 @@
         </w:tc>
       </w:tr>
     </w:tbl>
-    <w:bookmarkEnd w:id="92"/>
-    <w:bookmarkStart w:id="93" w:name="spr-master"/>
+    <w:bookmarkEnd w:id="86"/>
+    <w:bookmarkStart w:id="87" w:name="spr-master"/>
     <w:p>
       <w:pPr>
         <w:pStyle w:val="Heading2"/>
@@ -10814,7 +10888,7 @@
               <w:spacing w:after="80"/>
               <w:jc w:val="left"/>
             </w:pPr>
-            <w:hyperlink r:id="rId88">
+            <w:hyperlink r:id="rId82">
               <w:r>
                 <w:rPr>
                   <w:rStyle w:val="Hyperlink"/>
@@ -10898,8 +10972,8 @@
         </w:tc>
       </w:tr>
     </w:tbl>
-    <w:bookmarkEnd w:id="93"/>
-    <w:bookmarkStart w:id="95" w:name="acm-pilot"/>
+    <w:bookmarkEnd w:id="87"/>
+    <w:bookmarkStart w:id="89" w:name="acm-pilot"/>
     <w:p>
       <w:pPr>
         <w:pStyle w:val="Heading2"/>
@@ -11381,7 +11455,7 @@
               </w:rPr>
               <w:t xml:space="preserve"> </w:t>
             </w:r>
-            <w:hyperlink r:id="rId94">
+            <w:hyperlink r:id="rId88">
               <w:r>
                 <w:rPr>
                   <w:rStyle w:val="Hyperlink"/>
@@ -11465,8 +11539,8 @@
         </w:tc>
       </w:tr>
     </w:tbl>
-    <w:bookmarkEnd w:id="95"/>
-    <w:bookmarkStart w:id="96" w:name="sd-pilot"/>
+    <w:bookmarkEnd w:id="89"/>
+    <w:bookmarkStart w:id="90" w:name="sd-pilot"/>
     <w:p>
       <w:pPr>
         <w:pStyle w:val="Heading2"/>
@@ -11948,7 +12022,7 @@
               </w:rPr>
               <w:t xml:space="preserve"> </w:t>
             </w:r>
-            <w:hyperlink r:id="rId94">
+            <w:hyperlink r:id="rId88">
               <w:r>
                 <w:rPr>
                   <w:rStyle w:val="Hyperlink"/>
@@ -12032,8 +12106,8 @@
         </w:tc>
       </w:tr>
     </w:tbl>
-    <w:bookmarkEnd w:id="96"/>
-    <w:bookmarkStart w:id="99" w:name="sup-selected"/>
+    <w:bookmarkEnd w:id="90"/>
+    <w:bookmarkStart w:id="93" w:name="sup-selected"/>
     <w:p>
       <w:pPr>
         <w:pStyle w:val="Heading2"/>
@@ -12221,7 +12295,7 @@
               </w:rPr>
               <w:t xml:space="preserve"> </w:t>
             </w:r>
-            <w:hyperlink r:id="rId97">
+            <w:hyperlink r:id="rId91">
               <w:r>
                 <w:rPr>
                   <w:rStyle w:val="Hyperlink"/>
@@ -12517,7 +12591,7 @@
               <w:spacing w:after="80"/>
               <w:jc w:val="left"/>
             </w:pPr>
-            <w:hyperlink r:id="rId98">
+            <w:hyperlink r:id="rId92">
               <w:r>
                 <w:rPr>
                   <w:rStyle w:val="Hyperlink"/>
@@ -12613,8 +12687,8 @@
         </w:tc>
       </w:tr>
     </w:tbl>
-    <w:bookmarkEnd w:id="99"/>
-    <w:bookmarkStart w:id="103" w:name="acm-master"/>
+    <w:bookmarkEnd w:id="93"/>
+    <w:bookmarkStart w:id="97" w:name="acm-master"/>
     <w:p>
       <w:pPr>
         <w:pStyle w:val="Heading2"/>
@@ -13096,7 +13170,7 @@
               <w:spacing w:after="80"/>
               <w:jc w:val="left"/>
             </w:pPr>
-            <w:hyperlink r:id="rId100">
+            <w:hyperlink r:id="rId94">
               <w:r>
                 <w:rPr>
                   <w:rStyle w:val="Hyperlink"/>
@@ -13146,7 +13220,7 @@
               </w:rPr>
               <w:t xml:space="preserve"> </w:t>
             </w:r>
-            <w:hyperlink r:id="rId101">
+            <w:hyperlink r:id="rId95">
               <w:r>
                 <w:rPr>
                   <w:rStyle w:val="Hyperlink"/>
@@ -13196,7 +13270,7 @@
               </w:rPr>
               <w:t xml:space="preserve"> </w:t>
             </w:r>
-            <w:hyperlink r:id="rId102">
+            <w:hyperlink r:id="rId96">
               <w:r>
                 <w:rPr>
                   <w:rStyle w:val="Hyperlink"/>
@@ -13220,8 +13294,8 @@
         </w:tc>
       </w:tr>
     </w:tbl>
-    <w:bookmarkEnd w:id="103"/>
-    <w:bookmarkStart w:id="106" w:name="sd-temporal"/>
+    <w:bookmarkEnd w:id="97"/>
+    <w:bookmarkStart w:id="100" w:name="sd-temporal"/>
     <w:p>
       <w:pPr>
         <w:pStyle w:val="Heading2"/>
@@ -13697,7 +13771,7 @@
               <w:spacing w:after="80"/>
               <w:jc w:val="left"/>
             </w:pPr>
-            <w:hyperlink r:id="rId104">
+            <w:hyperlink r:id="rId98">
               <w:r>
                 <w:rPr>
                   <w:rStyle w:val="Hyperlink"/>
@@ -13747,7 +13821,7 @@
               </w:rPr>
               <w:t xml:space="preserve"> </w:t>
             </w:r>
-            <w:hyperlink r:id="rId105">
+            <w:hyperlink r:id="rId99">
               <w:r>
                 <w:rPr>
                   <w:rStyle w:val="Hyperlink"/>
@@ -13809,7 +13883,7 @@
               </w:rPr>
               <w:t xml:space="preserve"> </w:t>
             </w:r>
-            <w:hyperlink r:id="rId102">
+            <w:hyperlink r:id="rId96">
               <w:r>
                 <w:rPr>
                   <w:rStyle w:val="Hyperlink"/>
@@ -13833,8 +13907,8 @@
         </w:tc>
       </w:tr>
     </w:tbl>
-    <w:bookmarkEnd w:id="106"/>
-    <w:bookmarkStart w:id="109" w:name="sd-mps"/>
+    <w:bookmarkEnd w:id="100"/>
+    <w:bookmarkStart w:id="103" w:name="sd-mps"/>
     <w:p>
       <w:pPr>
         <w:pStyle w:val="Heading2"/>
@@ -14316,7 +14390,7 @@
               <w:spacing w:after="80"/>
               <w:jc w:val="left"/>
             </w:pPr>
-            <w:hyperlink r:id="rId107">
+            <w:hyperlink r:id="rId101">
               <w:r>
                 <w:rPr>
                   <w:rStyle w:val="Hyperlink"/>
@@ -14378,7 +14452,7 @@
               </w:rPr>
               <w:t xml:space="preserve"> </w:t>
             </w:r>
-            <w:hyperlink r:id="rId108">
+            <w:hyperlink r:id="rId102">
               <w:r>
                 <w:rPr>
                   <w:rStyle w:val="Hyperlink"/>
@@ -14440,7 +14514,7 @@
               </w:rPr>
               <w:t xml:space="preserve"> </w:t>
             </w:r>
-            <w:hyperlink r:id="rId102">
+            <w:hyperlink r:id="rId96">
               <w:r>
                 <w:rPr>
                   <w:rStyle w:val="Hyperlink"/>
@@ -14464,8 +14538,8 @@
         </w:tc>
       </w:tr>
     </w:tbl>
-    <w:bookmarkEnd w:id="109"/>
-    <w:bookmarkStart w:id="112" w:name="sd-mig"/>
+    <w:bookmarkEnd w:id="103"/>
+    <w:bookmarkStart w:id="106" w:name="sd-mig"/>
     <w:p>
       <w:pPr>
         <w:pStyle w:val="Heading2"/>
@@ -14947,7 +15021,7 @@
               <w:spacing w:after="80"/>
               <w:jc w:val="left"/>
             </w:pPr>
-            <w:hyperlink r:id="rId110">
+            <w:hyperlink r:id="rId104">
               <w:r>
                 <w:rPr>
                   <w:rStyle w:val="Hyperlink"/>
@@ -14997,7 +15071,7 @@
               </w:rPr>
               <w:t xml:space="preserve"> </w:t>
             </w:r>
-            <w:hyperlink r:id="rId111">
+            <w:hyperlink r:id="rId105">
               <w:r>
                 <w:rPr>
                   <w:rStyle w:val="Hyperlink"/>
@@ -15059,7 +15133,7 @@
               </w:rPr>
               <w:t xml:space="preserve"> </w:t>
             </w:r>
-            <w:hyperlink r:id="rId102">
+            <w:hyperlink r:id="rId96">
               <w:r>
                 <w:rPr>
                   <w:rStyle w:val="Hyperlink"/>
@@ -15083,8 +15157,8 @@
         </w:tc>
       </w:tr>
     </w:tbl>
-    <w:bookmarkEnd w:id="112"/>
-    <w:bookmarkStart w:id="115" w:name="sd-api"/>
+    <w:bookmarkEnd w:id="106"/>
+    <w:bookmarkStart w:id="109" w:name="sd-api"/>
     <w:p>
       <w:pPr>
         <w:pStyle w:val="Heading2"/>
@@ -15566,7 +15640,7 @@
               <w:spacing w:after="80"/>
               <w:jc w:val="left"/>
             </w:pPr>
-            <w:hyperlink r:id="rId113">
+            <w:hyperlink r:id="rId107">
               <w:r>
                 <w:rPr>
                   <w:rStyle w:val="Hyperlink"/>
@@ -15616,7 +15690,7 @@
               </w:rPr>
               <w:t xml:space="preserve"> </w:t>
             </w:r>
-            <w:hyperlink r:id="rId114">
+            <w:hyperlink r:id="rId108">
               <w:r>
                 <w:rPr>
                   <w:rStyle w:val="Hyperlink"/>
@@ -15678,7 +15752,7 @@
               </w:rPr>
               <w:t xml:space="preserve"> </w:t>
             </w:r>
-            <w:hyperlink r:id="rId102">
+            <w:hyperlink r:id="rId96">
               <w:r>
                 <w:rPr>
                   <w:rStyle w:val="Hyperlink"/>
@@ -15702,8 +15776,8 @@
         </w:tc>
       </w:tr>
     </w:tbl>
-    <w:bookmarkEnd w:id="115"/>
-    <w:bookmarkStart w:id="118" w:name="acm-numbered-unmapped"/>
+    <w:bookmarkEnd w:id="109"/>
+    <w:bookmarkStart w:id="112" w:name="acm-numbered-unmapped"/>
     <w:p>
       <w:pPr>
         <w:pStyle w:val="Heading2"/>
@@ -16167,7 +16241,7 @@
               <w:spacing w:after="80"/>
               <w:jc w:val="left"/>
             </w:pPr>
-            <w:hyperlink r:id="rId116">
+            <w:hyperlink r:id="rId110">
               <w:r>
                 <w:rPr>
                   <w:rStyle w:val="Hyperlink"/>
@@ -16241,7 +16315,7 @@
               </w:rPr>
               <w:t xml:space="preserve"> </w:t>
             </w:r>
-            <w:hyperlink r:id="rId117">
+            <w:hyperlink r:id="rId111">
               <w:r>
                 <w:rPr>
                   <w:rStyle w:val="Hyperlink"/>
@@ -16301,9 +16375,9 @@
         </w:tc>
       </w:tr>
     </w:tbl>
-    <w:bookmarkEnd w:id="118"/>
-    <w:bookmarkEnd w:id="119"/>
-    <w:bookmarkStart w:id="180" w:name="Xd6efc4c84fca5469b3354d6a7b7e4b8df25d813"/>
+    <w:bookmarkEnd w:id="112"/>
+    <w:bookmarkEnd w:id="113"/>
+    <w:bookmarkStart w:id="177" w:name="Xd6efc4c84fca5469b3354d6a7b7e4b8df25d813"/>
     <w:p>
       <w:pPr>
         <w:pStyle w:val="Heading1"/>
@@ -16317,10 +16391,10 @@
         <w:pStyle w:val="FirstParagraph"/>
       </w:pPr>
       <w:r>
-        <w:t xml:space="preserve">These cards preserve the 20 supplied study forms. They are an audit appendix; the main text is organized by mechanism and RQ. Scores are not a claim of independent verification.</w:t>
+        <w:t xml:space="preserve">These cards use the supplied study forms with the documented AI source-review overlay for S008–S014. Original forms remain in the frozen baseline. They are an audit appendix; the main text is organized by mechanism and RQ. Scores are not a claim of independent verification.</w:t>
       </w:r>
     </w:p>
-    <w:bookmarkStart w:id="121" w:name="s001-p001-vastpipe"/>
+    <w:bookmarkStart w:id="115" w:name="s001-p001-vastpipe"/>
     <w:p>
       <w:pPr>
         <w:pStyle w:val="Heading2"/>
@@ -16516,7 +16590,7 @@
               </w:rPr>
               <w:t xml:space="preserve"> </w:t>
             </w:r>
-            <w:hyperlink r:id="rId120">
+            <w:hyperlink r:id="rId114">
               <w:r>
                 <w:rPr>
                   <w:rStyle w:val="Hyperlink"/>
@@ -16914,7 +16988,7 @@
               <w:spacing w:after="80"/>
               <w:jc w:val="left"/>
             </w:pPr>
-            <w:hyperlink r:id="rId74">
+            <w:hyperlink r:id="rId73">
               <w:r>
                 <w:rPr>
                   <w:rStyle w:val="Hyperlink"/>
@@ -17692,8 +17766,8 @@
         </w:tc>
       </w:tr>
     </w:tbl>
-    <w:bookmarkEnd w:id="121"/>
-    <w:bookmarkStart w:id="127" w:name="s002-p002-igniter"/>
+    <w:bookmarkEnd w:id="115"/>
+    <w:bookmarkStart w:id="121" w:name="s002-p002-igniter"/>
     <w:p>
       <w:pPr>
         <w:pStyle w:val="Heading2"/>
@@ -17785,7 +17859,7 @@
       <w:r>
         <w:t xml:space="preserve"> </w:t>
       </w:r>
-      <w:hyperlink r:id="rId122">
+      <w:hyperlink r:id="rId116">
         <w:r>
           <w:rPr>
             <w:rStyle w:val="Hyperlink"/>
@@ -17814,7 +17888,7 @@
       <w:r>
         <w:t xml:space="preserve"> </w:t>
       </w:r>
-      <w:hyperlink r:id="rId123">
+      <w:hyperlink r:id="rId117">
         <w:r>
           <w:rPr>
             <w:rStyle w:val="Hyperlink"/>
@@ -17855,7 +17929,7 @@
       <w:r>
         <w:t xml:space="preserve"> </w:t>
       </w:r>
-      <w:hyperlink r:id="rId124">
+      <w:hyperlink r:id="rId118">
         <w:r>
           <w:rPr>
             <w:rStyle w:val="Hyperlink"/>
@@ -17872,7 +17946,7 @@
       <w:r>
         <w:t xml:space="preserve"> </w:t>
       </w:r>
-      <w:hyperlink r:id="rId125">
+      <w:hyperlink r:id="rId119">
         <w:r>
           <w:rPr>
             <w:rStyle w:val="Hyperlink"/>
@@ -17919,7 +17993,7 @@
       <w:r>
         <w:t xml:space="preserve"> </w:t>
       </w:r>
-      <w:hyperlink r:id="rId126">
+      <w:hyperlink r:id="rId120">
         <w:r>
           <w:rPr>
             <w:rStyle w:val="Hyperlink"/>
@@ -17942,7 +18016,7 @@
       <w:r>
         <w:t xml:space="preserve"> </w:t>
       </w:r>
-      <w:hyperlink r:id="rId75">
+      <w:hyperlink r:id="rId74">
         <w:r>
           <w:rPr>
             <w:rStyle w:val="Hyperlink"/>
@@ -18701,8 +18775,8 @@
         </w:tc>
       </w:tr>
     </w:tbl>
-    <w:bookmarkEnd w:id="127"/>
-    <w:bookmarkStart w:id="130" w:name="s003-p003-gpulets"/>
+    <w:bookmarkEnd w:id="121"/>
+    <w:bookmarkStart w:id="124" w:name="s003-p003-gpulets"/>
     <w:p>
       <w:pPr>
         <w:pStyle w:val="Heading2"/>
@@ -18886,7 +18960,7 @@
               <w:spacing w:after="80"/>
               <w:jc w:val="left"/>
             </w:pPr>
-            <w:hyperlink r:id="rId128">
+            <w:hyperlink r:id="rId122">
               <w:r>
                 <w:rPr>
                   <w:rStyle w:val="Hyperlink"/>
@@ -19302,7 +19376,7 @@
               <w:spacing w:after="80"/>
               <w:jc w:val="left"/>
             </w:pPr>
-            <w:hyperlink r:id="rId76">
+            <w:hyperlink r:id="rId75">
               <w:r>
                 <w:rPr>
                   <w:rStyle w:val="Hyperlink"/>
@@ -19704,7 +19778,7 @@
               </w:rPr>
               <w:t xml:space="preserve"> </w:t>
             </w:r>
-            <w:hyperlink r:id="rId129">
+            <w:hyperlink r:id="rId123">
               <w:r>
                 <w:rPr>
                   <w:rStyle w:val="Hyperlink"/>
@@ -20118,8 +20192,8 @@
         </w:tc>
       </w:tr>
     </w:tbl>
-    <w:bookmarkEnd w:id="130"/>
-    <w:bookmarkStart w:id="135" w:name="s004-p004-pipeswitch"/>
+    <w:bookmarkEnd w:id="124"/>
+    <w:bookmarkStart w:id="129" w:name="s004-p004-pipeswitch"/>
     <w:p>
       <w:pPr>
         <w:pStyle w:val="Heading2"/>
@@ -20303,7 +20377,7 @@
               <w:spacing w:after="80"/>
               <w:jc w:val="left"/>
             </w:pPr>
-            <w:hyperlink r:id="rId131">
+            <w:hyperlink r:id="rId125">
               <w:r>
                 <w:rPr>
                   <w:rStyle w:val="Hyperlink"/>
@@ -20413,7 +20487,7 @@
               <w:spacing w:after="80"/>
               <w:jc w:val="left"/>
             </w:pPr>
-            <w:hyperlink r:id="rId132">
+            <w:hyperlink r:id="rId126">
               <w:r>
                 <w:rPr>
                   <w:rStyle w:val="Hyperlink"/>
@@ -20463,7 +20537,7 @@
               <w:spacing w:after="80"/>
               <w:jc w:val="left"/>
             </w:pPr>
-            <w:hyperlink r:id="rId133">
+            <w:hyperlink r:id="rId127">
               <w:r>
                 <w:rPr>
                   <w:rStyle w:val="Hyperlink"/>
@@ -21137,7 +21211,7 @@
               </w:rPr>
               <w:t xml:space="preserve"> </w:t>
             </w:r>
-            <w:hyperlink r:id="rId134">
+            <w:hyperlink r:id="rId128">
               <w:r>
                 <w:rPr>
                   <w:rStyle w:val="Hyperlink"/>
@@ -21551,8 +21625,8 @@
         </w:tc>
       </w:tr>
     </w:tbl>
-    <w:bookmarkEnd w:id="135"/>
-    <w:bookmarkStart w:id="141" w:name="s005-p005-reef-conference"/>
+    <w:bookmarkEnd w:id="129"/>
+    <w:bookmarkStart w:id="135" w:name="s005-p005-reef-conference"/>
     <w:p>
       <w:pPr>
         <w:pStyle w:val="Heading2"/>
@@ -21736,7 +21810,7 @@
               <w:spacing w:after="80"/>
               <w:jc w:val="left"/>
             </w:pPr>
-            <w:hyperlink r:id="rId136">
+            <w:hyperlink r:id="rId130">
               <w:r>
                 <w:rPr>
                   <w:rStyle w:val="Hyperlink"/>
@@ -21798,7 +21872,7 @@
               </w:rPr>
               <w:t xml:space="preserve"> </w:t>
             </w:r>
-            <w:hyperlink r:id="rId137">
+            <w:hyperlink r:id="rId131">
               <w:r>
                 <w:rPr>
                   <w:rStyle w:val="Hyperlink"/>
@@ -21860,7 +21934,7 @@
               </w:rPr>
               <w:t xml:space="preserve"> </w:t>
             </w:r>
-            <w:hyperlink r:id="rId138">
+            <w:hyperlink r:id="rId132">
               <w:r>
                 <w:rPr>
                   <w:rStyle w:val="Hyperlink"/>
@@ -21910,7 +21984,7 @@
               </w:rPr>
               <w:t xml:space="preserve"> </w:t>
             </w:r>
-            <w:hyperlink r:id="rId139">
+            <w:hyperlink r:id="rId133">
               <w:r>
                 <w:rPr>
                   <w:rStyle w:val="Hyperlink"/>
@@ -23004,7 +23078,7 @@
               </w:rPr>
               <w:t xml:space="preserve"> </w:t>
             </w:r>
-            <w:hyperlink r:id="rId140">
+            <w:hyperlink r:id="rId134">
               <w:r>
                 <w:rPr>
                   <w:rStyle w:val="Hyperlink"/>
@@ -23016,8 +23090,8 @@
         </w:tc>
       </w:tr>
     </w:tbl>
-    <w:bookmarkEnd w:id="141"/>
-    <w:bookmarkStart w:id="144" w:name="X8959279abba5ba92b9e2bf61aa482f412e136ff"/>
+    <w:bookmarkEnd w:id="135"/>
+    <w:bookmarkStart w:id="138" w:name="X8959279abba5ba92b9e2bf61aa482f412e136ff"/>
     <w:p>
       <w:pPr>
         <w:pStyle w:val="Heading2"/>
@@ -23201,7 +23275,7 @@
               <w:spacing w:after="80"/>
               <w:jc w:val="left"/>
             </w:pPr>
-            <w:hyperlink r:id="rId142">
+            <w:hyperlink r:id="rId136">
               <w:r>
                 <w:rPr>
                   <w:rStyle w:val="Hyperlink"/>
@@ -24314,7 +24388,7 @@
               </w:rPr>
               <w:t xml:space="preserve"> </w:t>
             </w:r>
-            <w:hyperlink r:id="rId143">
+            <w:hyperlink r:id="rId137">
               <w:r>
                 <w:rPr>
                   <w:rStyle w:val="Hyperlink"/>
@@ -24403,8 +24477,8 @@
         </w:tc>
       </w:tr>
     </w:tbl>
-    <w:bookmarkEnd w:id="144"/>
-    <w:bookmarkStart w:id="146" w:name="X217d0cd9aaec031712517bc6ce97aa8b1ec8f5b"/>
+    <w:bookmarkEnd w:id="138"/>
+    <w:bookmarkStart w:id="140" w:name="X217d0cd9aaec031712517bc6ce97aa8b1ec8f5b"/>
     <w:p>
       <w:pPr>
         <w:pStyle w:val="Heading2"/>
@@ -24588,7 +24662,7 @@
               <w:spacing w:after="80"/>
               <w:jc w:val="left"/>
             </w:pPr>
-            <w:hyperlink r:id="rId145">
+            <w:hyperlink r:id="rId139">
               <w:r>
                 <w:rPr>
                   <w:rStyle w:val="Hyperlink"/>
@@ -25776,8 +25850,8 @@
         </w:tc>
       </w:tr>
     </w:tbl>
-    <w:bookmarkEnd w:id="146"/>
-    <w:bookmarkStart w:id="150" w:name="X33e17fe5409ca26e13c2732425d2ee69d947ec3"/>
+    <w:bookmarkEnd w:id="140"/>
+    <w:bookmarkStart w:id="143" w:name="X33e17fe5409ca26e13c2732425d2ee69d947ec3"/>
     <w:p>
       <w:pPr>
         <w:pStyle w:val="Heading2"/>
@@ -25961,7 +26035,7 @@
               <w:spacing w:after="80"/>
               <w:jc w:val="left"/>
             </w:pPr>
-            <w:hyperlink r:id="rId147">
+            <w:hyperlink r:id="rId141">
               <w:r>
                 <w:rPr>
                   <w:rStyle w:val="Hyperlink"/>
@@ -26359,7 +26433,7 @@
               <w:spacing w:after="80"/>
               <w:jc w:val="left"/>
             </w:pPr>
-            <w:hyperlink r:id="rId148">
+            <w:hyperlink r:id="rId142">
               <w:r>
                 <w:rPr>
                   <w:rStyle w:val="Hyperlink"/>
@@ -26558,7 +26632,7 @@
               <w:rPr>
                 <w:sz w:val="24"/>
               </w:rPr>
-              <w:t xml:space="preserve">Explicit goal. p492 introduction</w:t>
+              <w:t xml:space="preserve">Inference sharing objective explicit.. PDF p1; printed p492; abstract/introduction</w:t>
             </w:r>
           </w:p>
         </w:tc>
@@ -26623,7 +26697,7 @@
               <w:rPr>
                 <w:sz w:val="24"/>
               </w:rPr>
-              <w:t xml:space="preserve">Sharing described. pp495-499 section3</w:t>
+              <w:t xml:space="preserve">MPS allocation and adaptive batching described.. PDF pp4-8; section3</w:t>
             </w:r>
           </w:p>
         </w:tc>
@@ -26688,7 +26762,7 @@
               <w:rPr>
                 <w:sz w:val="24"/>
               </w:rPr>
-              <w:t xml:space="preserve">Confidence intervals; counts unclear. p500 error bars;section4</w:t>
+              <w:t xml:space="preserve">Confidence intervals shown; repeated-run count not specified for retained results.. PDF p9; printed p500; section4.1</w:t>
             </w:r>
           </w:p>
         </w:tc>
@@ -26753,7 +26827,7 @@
               <w:rPr>
                 <w:sz w:val="24"/>
               </w:rPr>
-              <w:t xml:space="preserve">Hardware and OS. pp499-500 testbed</w:t>
+              <w:t xml:space="preserve">V100 testbed, kernel, frameworks and concurrent models specified.. PDF pp8-9; section4 setup</w:t>
             </w:r>
           </w:p>
         </w:tc>
@@ -26818,7 +26892,7 @@
               <w:rPr>
                 <w:sz w:val="24"/>
               </w:rPr>
-              <w:t xml:space="preserve">Comparator scope stated. p501 section4.3</w:t>
+              <w:t xml:space="preserve">TensorRT comparison matches GPU-ready batch execution and states excluded transport costs.. PDF p10; printed p501; section4.3</w:t>
             </w:r>
           </w:p>
         </w:tc>
@@ -26883,7 +26957,7 @@
               <w:rPr>
                 <w:sz w:val="24"/>
               </w:rPr>
-              <w:t xml:space="preserve">GUE defined. p494 GUE definition;p500 Table3</w:t>
+              <w:t xml:space="preserve">GUE defined as an efficacy metric; table values are not busy percentages.. PDF p3; printed p494; PDF p9 Table3</w:t>
             </w:r>
           </w:p>
         </w:tc>
@@ -26948,7 +27022,7 @@
               <w:rPr>
                 <w:sz w:val="24"/>
               </w:rPr>
-              <w:t xml:space="preserve">Tail statistic unclear. pp500-501 latency plots</w:t>
+              <w:t xml:space="preserve">Median latency and SLO shown; request-tail quantile not established.. PDF p10; section4.4; Figures12a-12b</w:t>
             </w:r>
           </w:p>
         </w:tc>
@@ -27013,7 +27087,7 @@
               <w:rPr>
                 <w:sz w:val="24"/>
               </w:rPr>
-              <w:t xml:space="preserve">Concurrent functions. p500 section4.2</w:t>
+              <w:t xml:space="preserve">Two-to-four-function combinations evaluated.. PDF p9; section4.2; Figure10</w:t>
             </w:r>
           </w:p>
         </w:tc>
@@ -27078,7 +27152,7 @@
               <w:rPr>
                 <w:sz w:val="24"/>
               </w:rPr>
-              <w:t xml:space="preserve">Fixed quotas and performance-isolation tests; no stronger security claim inferred. pp496-498 resource controls;p502 performance isolation</w:t>
+              <w:t xml:space="preserve">Performance boundary evaluated under allocated GPU shares; no adversarial guarantee inferred.. PDF pp5-7,10-11; sections3.2,4.5</w:t>
             </w:r>
           </w:p>
         </w:tc>
@@ -27143,28 +27217,14 @@
               <w:rPr>
                 <w:sz w:val="24"/>
               </w:rPr>
-              <w:t xml:space="preserve">Reproduction incomplete. pp499-504</w:t>
-            </w:r>
-            <w:r>
-              <w:rPr>
-                <w:sz w:val="24"/>
-              </w:rPr>
-              <w:t xml:space="preserve"> </w:t>
-            </w:r>
-            <w:hyperlink r:id="rId149">
-              <w:r>
-                <w:rPr>
-                  <w:rStyle w:val="Hyperlink"/>
-                </w:rPr>
-                <w:t xml:space="preserve">implementation/evaluation/limits</w:t>
-              </w:r>
-            </w:hyperlink>
+              <w:t xml:space="preserve">Implementation and sensitivity described; full reproduction package not established in accessed copy.. PDF pp8-13; sections4-6</w:t>
+            </w:r>
           </w:p>
         </w:tc>
       </w:tr>
     </w:tbl>
-    <w:bookmarkEnd w:id="150"/>
-    <w:bookmarkStart w:id="151" w:name="Xfb981f5a1f971016c83e97349ead7e6b1e7fecb"/>
+    <w:bookmarkEnd w:id="143"/>
+    <w:bookmarkStart w:id="145" w:name="Xfb981f5a1f971016c83e97349ead7e6b1e7fecb"/>
     <w:p>
       <w:pPr>
         <w:pStyle w:val="Heading2"/>
@@ -27352,7 +27412,7 @@
               <w:rPr>
                 <w:sz w:val="24"/>
               </w:rPr>
-              <w:t xml:space="preserve">Not assessed in the retained source extract; hardware details alone do not establish OS, CUDA or serving-runtime versions.</w:t>
+              <w:t xml:space="preserve">TVM v0.7 compiler and custom managed runtime reported (PDF pp4,7-8); exact OS/driver versions not established in setup.</w:t>
             </w:r>
           </w:p>
         </w:tc>
@@ -27756,7 +27816,7 @@
               <w:spacing w:after="80"/>
               <w:jc w:val="left"/>
             </w:pPr>
-            <w:hyperlink r:id="rId73">
+            <w:hyperlink r:id="rId144">
               <w:r>
                 <w:rPr>
                   <w:rStyle w:val="Hyperlink"/>
@@ -27955,7 +28015,7 @@
               <w:rPr>
                 <w:sz w:val="24"/>
               </w:rPr>
-              <w:t xml:space="preserve">Explicit goal. p443 introduction</w:t>
+              <w:t xml:space="preserve">Predictable multi-model inference objective and target behavior explicit.. PDF p2; printed p443; section1</w:t>
             </w:r>
           </w:p>
         </w:tc>
@@ -28020,7 +28080,7 @@
               <w:rPr>
                 <w:sz w:val="24"/>
               </w:rPr>
-              <w:t xml:space="preserve">Scheduling described. pp448-451 sections4-5</w:t>
+              <w:t xml:space="preserve">Controller scheduling, worker actions and managed model runtime described.. PDF pp6-10; sections4-5</w:t>
             </w:r>
           </w:p>
         </w:tc>
@@ -28085,7 +28145,7 @@
               <w:rPr>
                 <w:sz w:val="24"/>
               </w:rPr>
-              <w:t xml:space="preserve">Repetition count unclear. p451 section6 setup</w:t>
+              <w:t xml:space="preserve">Section6.6 reports three scaling repetitions; repeated-run count for retained Figure5 is not specified.. PDF pp10-11,14; sections6.1,6.6</w:t>
             </w:r>
           </w:p>
         </w:tc>
@@ -28121,6 +28181,71 @@
               <w:rPr>
                 <w:sz w:val="24"/>
               </w:rPr>
+              <w:t xml:space="preserve">2</w:t>
+            </w:r>
+            <w:r>
+              <w:rPr>
+                <w:sz w:val="24"/>
+              </w:rPr>
+              <w:t xml:space="preserve"> </w:t>
+            </w:r>
+            <w:r>
+              <w:rPr>
+                <w:sz w:val="24"/>
+              </w:rPr>
+              <w:t xml:space="preserve">/ 2</w:t>
+            </w:r>
+          </w:p>
+        </w:tc>
+        <w:tc>
+          <w:tcPr/>
+          <w:p>
+            <w:pPr>
+              <w:pStyle w:val="Compact"/>
+              <w:keepNext w:val="0"/>
+              <w:spacing w:after="80"/>
+              <w:jc w:val="left"/>
+            </w:pPr>
+            <w:r>
+              <w:rPr>
+                <w:sz w:val="24"/>
+              </w:rPr>
+              <w:t xml:space="preserve">V100 hardware, TVM v0.7 compiler, model set and client configuration are reported.. PDF pp4,7,10; Table1; sections2,6</w:t>
+            </w:r>
+          </w:p>
+        </w:tc>
+      </w:tr>
+      <w:tr>
+        <w:tc>
+          <w:tcPr/>
+          <w:p>
+            <w:pPr>
+              <w:pStyle w:val="Compact"/>
+              <w:keepNext w:val="0"/>
+              <w:spacing w:after="80"/>
+              <w:jc w:val="left"/>
+            </w:pPr>
+            <w:r>
+              <w:rPr>
+                <w:sz w:val="24"/>
+              </w:rPr>
+              <w:t xml:space="preserve">Q5</w:t>
+            </w:r>
+          </w:p>
+        </w:tc>
+        <w:tc>
+          <w:tcPr/>
+          <w:p>
+            <w:pPr>
+              <w:pStyle w:val="Compact"/>
+              <w:keepNext w:val="0"/>
+              <w:spacing w:after="80"/>
+              <w:jc w:val="left"/>
+            </w:pPr>
+            <w:r>
+              <w:rPr>
+                <w:sz w:val="24"/>
+              </w:rPr>
               <w:t xml:space="preserve">1</w:t>
             </w:r>
             <w:r>
@@ -28150,43 +28275,43 @@
               <w:rPr>
                 <w:sz w:val="24"/>
               </w:rPr>
-              <w:t xml:space="preserve">Versions not established in the checked source evidence. p451 section6 setup</w:t>
-            </w:r>
-          </w:p>
-        </w:tc>
-      </w:tr>
-      <w:tr>
-        <w:tc>
-          <w:tcPr/>
-          <w:p>
-            <w:pPr>
-              <w:pStyle w:val="Compact"/>
-              <w:keepNext w:val="0"/>
-              <w:spacing w:after="80"/>
-              <w:jc w:val="left"/>
-            </w:pPr>
-            <w:r>
-              <w:rPr>
-                <w:sz w:val="24"/>
-              </w:rPr>
-              <w:t xml:space="preserve">Q5</w:t>
-            </w:r>
-          </w:p>
-        </w:tc>
-        <w:tc>
-          <w:tcPr/>
-          <w:p>
-            <w:pPr>
-              <w:pStyle w:val="Compact"/>
-              <w:keepNext w:val="0"/>
-              <w:spacing w:after="80"/>
-              <w:jc w:val="left"/>
-            </w:pPr>
-            <w:r>
-              <w:rPr>
-                <w:sz w:val="24"/>
-              </w:rPr>
-              <w:t xml:space="preserve">1</w:t>
+              <w:t xml:space="preserve">INFaaS uses different EC2 machines; authors restrict that contrast to qualitative interpretation.. PDF p10; printed p451; section6.1</w:t>
+            </w:r>
+          </w:p>
+        </w:tc>
+      </w:tr>
+      <w:tr>
+        <w:tc>
+          <w:tcPr/>
+          <w:p>
+            <w:pPr>
+              <w:pStyle w:val="Compact"/>
+              <w:keepNext w:val="0"/>
+              <w:spacing w:after="80"/>
+              <w:jc w:val="left"/>
+            </w:pPr>
+            <w:r>
+              <w:rPr>
+                <w:sz w:val="24"/>
+              </w:rPr>
+              <w:t xml:space="preserve">Q6</w:t>
+            </w:r>
+          </w:p>
+        </w:tc>
+        <w:tc>
+          <w:tcPr/>
+          <w:p>
+            <w:pPr>
+              <w:pStyle w:val="Compact"/>
+              <w:keepNext w:val="0"/>
+              <w:spacing w:after="80"/>
+              <w:jc w:val="left"/>
+            </w:pPr>
+            <w:r>
+              <w:rPr>
+                <w:sz w:val="24"/>
+              </w:rPr>
+              <w:t xml:space="preserve">2</w:t>
             </w:r>
             <w:r>
               <w:rPr>
@@ -28215,26 +28340,26 @@
               <w:rPr>
                 <w:sz w:val="24"/>
               </w:rPr>
-              <w:t xml:space="preserve">Hardware mismatch disclosed. p451 section6.1 mismatch</w:t>
-            </w:r>
-          </w:p>
-        </w:tc>
-      </w:tr>
-      <w:tr>
-        <w:tc>
-          <w:tcPr/>
-          <w:p>
-            <w:pPr>
-              <w:pStyle w:val="Compact"/>
-              <w:keepNext w:val="0"/>
-              <w:spacing w:after="80"/>
-              <w:jc w:val="left"/>
-            </w:pPr>
-            <w:r>
-              <w:rPr>
-                <w:sz w:val="24"/>
-              </w:rPr>
-              <w:t xml:space="preserve">Q6</w:t>
+              <w:t xml:space="preserve">Goodput counts successful requests within their deadline and excludes late requests.. PDF p11; printed p452; section6.1</w:t>
+            </w:r>
+          </w:p>
+        </w:tc>
+      </w:tr>
+      <w:tr>
+        <w:tc>
+          <w:tcPr/>
+          <w:p>
+            <w:pPr>
+              <w:pStyle w:val="Compact"/>
+              <w:keepNext w:val="0"/>
+              <w:spacing w:after="80"/>
+              <w:jc w:val="left"/>
+            </w:pPr>
+            <w:r>
+              <w:rPr>
+                <w:sz w:val="24"/>
+              </w:rPr>
+              <w:t xml:space="preserve">Q7</w:t>
             </w:r>
           </w:p>
         </w:tc>
@@ -28280,26 +28405,26 @@
               <w:rPr>
                 <w:sz w:val="24"/>
               </w:rPr>
-              <w:t xml:space="preserve">Goodput defined. p452 goodput definition</w:t>
-            </w:r>
-          </w:p>
-        </w:tc>
-      </w:tr>
-      <w:tr>
-        <w:tc>
-          <w:tcPr/>
-          <w:p>
-            <w:pPr>
-              <w:pStyle w:val="Compact"/>
-              <w:keepNext w:val="0"/>
-              <w:spacing w:after="80"/>
-              <w:jc w:val="left"/>
-            </w:pPr>
-            <w:r>
-              <w:rPr>
-                <w:sz w:val="24"/>
-              </w:rPr>
-              <w:t xml:space="preserve">Q7</w:t>
+              <w:t xml:space="preserve">SLO range, closed-loop load, latency CDF and batch scheduling explanation are explicit.. PDF pp10-11; Figure5; section6.1</w:t>
+            </w:r>
+          </w:p>
+        </w:tc>
+      </w:tr>
+      <w:tr>
+        <w:tc>
+          <w:tcPr/>
+          <w:p>
+            <w:pPr>
+              <w:pStyle w:val="Compact"/>
+              <w:keepNext w:val="0"/>
+              <w:spacing w:after="80"/>
+              <w:jc w:val="left"/>
+            </w:pPr>
+            <w:r>
+              <w:rPr>
+                <w:sz w:val="24"/>
+              </w:rPr>
+              <w:t xml:space="preserve">Q8</w:t>
             </w:r>
           </w:p>
         </w:tc>
@@ -28345,26 +28470,26 @@
               <w:rPr>
                 <w:sz w:val="24"/>
               </w:rPr>
-              <w:t xml:space="preserve">SLO and CDF. pp451-452 Fig5</w:t>
-            </w:r>
-          </w:p>
-        </w:tc>
-      </w:tr>
-      <w:tr>
-        <w:tc>
-          <w:tcPr/>
-          <w:p>
-            <w:pPr>
-              <w:pStyle w:val="Compact"/>
-              <w:keepNext w:val="0"/>
-              <w:spacing w:after="80"/>
-              <w:jc w:val="left"/>
-            </w:pPr>
-            <w:r>
-              <w:rPr>
-                <w:sz w:val="24"/>
-              </w:rPr>
-              <w:t xml:space="preserve">Q8</w:t>
+              <w:t xml:space="preserve">Concurrent model demand and a protected minor workload tested.. PDF pp10-12; sections6.1-6.3; Figures5-7</w:t>
+            </w:r>
+          </w:p>
+        </w:tc>
+      </w:tr>
+      <w:tr>
+        <w:tc>
+          <w:tcPr/>
+          <w:p>
+            <w:pPr>
+              <w:pStyle w:val="Compact"/>
+              <w:keepNext w:val="0"/>
+              <w:spacing w:after="80"/>
+              <w:jc w:val="left"/>
+            </w:pPr>
+            <w:r>
+              <w:rPr>
+                <w:sz w:val="24"/>
+              </w:rPr>
+              <w:t xml:space="preserve">Q9</w:t>
             </w:r>
           </w:p>
         </w:tc>
@@ -28410,43 +28535,43 @@
               <w:rPr>
                 <w:sz w:val="24"/>
               </w:rPr>
-              <w:t xml:space="preserve">Contending models. p451 section6.1</w:t>
-            </w:r>
-          </w:p>
-        </w:tc>
-      </w:tr>
-      <w:tr>
-        <w:tc>
-          <w:tcPr/>
-          <w:p>
-            <w:pPr>
-              <w:pStyle w:val="Compact"/>
-              <w:keepNext w:val="0"/>
-              <w:spacing w:after="80"/>
-              <w:jc w:val="left"/>
-            </w:pPr>
-            <w:r>
-              <w:rPr>
-                <w:sz w:val="24"/>
-              </w:rPr>
-              <w:t xml:space="preserve">Q9</w:t>
-            </w:r>
-          </w:p>
-        </w:tc>
-        <w:tc>
-          <w:tcPr/>
-          <w:p>
-            <w:pPr>
-              <w:pStyle w:val="Compact"/>
-              <w:keepNext w:val="0"/>
-              <w:spacing w:after="80"/>
-              <w:jc w:val="left"/>
-            </w:pPr>
-            <w:r>
-              <w:rPr>
-                <w:sz w:val="24"/>
-              </w:rPr>
-              <w:t xml:space="preserve">1</w:t>
+              <w:t xml:space="preserve">Performance-isolation boundary is measured; dedicated-worker assumptions and security exclusions are explicit.. PDF pp11-12,14-15; sections6.2,7</w:t>
+            </w:r>
+          </w:p>
+        </w:tc>
+      </w:tr>
+      <w:tr>
+        <w:tc>
+          <w:tcPr/>
+          <w:p>
+            <w:pPr>
+              <w:pStyle w:val="Compact"/>
+              <w:keepNext w:val="0"/>
+              <w:spacing w:after="80"/>
+              <w:jc w:val="left"/>
+            </w:pPr>
+            <w:r>
+              <w:rPr>
+                <w:sz w:val="24"/>
+              </w:rPr>
+              <w:t xml:space="preserve">Q10</w:t>
+            </w:r>
+          </w:p>
+        </w:tc>
+        <w:tc>
+          <w:tcPr/>
+          <w:p>
+            <w:pPr>
+              <w:pStyle w:val="Compact"/>
+              <w:keepNext w:val="0"/>
+              <w:spacing w:after="80"/>
+              <w:jc w:val="left"/>
+            </w:pPr>
+            <w:r>
+              <w:rPr>
+                <w:sz w:val="24"/>
+              </w:rPr>
+              <w:t xml:space="preserve">2</w:t>
             </w:r>
             <w:r>
               <w:rPr>
@@ -28475,79 +28600,14 @@
               <w:rPr>
                 <w:sz w:val="24"/>
               </w:rPr>
-              <w:t xml:space="preserve">No fault guarantee. pp455-456 discussion</w:t>
-            </w:r>
-          </w:p>
-        </w:tc>
-      </w:tr>
-      <w:tr>
-        <w:tc>
-          <w:tcPr/>
-          <w:p>
-            <w:pPr>
-              <w:pStyle w:val="Compact"/>
-              <w:keepNext w:val="0"/>
-              <w:spacing w:after="80"/>
-              <w:jc w:val="left"/>
-            </w:pPr>
-            <w:r>
-              <w:rPr>
-                <w:sz w:val="24"/>
-              </w:rPr>
-              <w:t xml:space="preserve">Q10</w:t>
-            </w:r>
-          </w:p>
-        </w:tc>
-        <w:tc>
-          <w:tcPr/>
-          <w:p>
-            <w:pPr>
-              <w:pStyle w:val="Compact"/>
-              <w:keepNext w:val="0"/>
-              <w:spacing w:after="80"/>
-              <w:jc w:val="left"/>
-            </w:pPr>
-            <w:r>
-              <w:rPr>
-                <w:sz w:val="24"/>
-              </w:rPr>
-              <w:t xml:space="preserve">2</w:t>
-            </w:r>
-            <w:r>
-              <w:rPr>
-                <w:sz w:val="24"/>
-              </w:rPr>
-              <w:t xml:space="preserve"> </w:t>
-            </w:r>
-            <w:r>
-              <w:rPr>
-                <w:sz w:val="24"/>
-              </w:rPr>
-              <w:t xml:space="preserve">/ 2</w:t>
-            </w:r>
-          </w:p>
-        </w:tc>
-        <w:tc>
-          <w:tcPr/>
-          <w:p>
-            <w:pPr>
-              <w:pStyle w:val="Compact"/>
-              <w:keepNext w:val="0"/>
-              <w:spacing w:after="80"/>
-              <w:jc w:val="left"/>
-            </w:pPr>
-            <w:r>
-              <w:rPr>
-                <w:sz w:val="24"/>
-              </w:rPr>
-              <w:t xml:space="preserve">Artifact and limits. pp455-456 discussion;artifact appendix</w:t>
+              <w:t xml:space="preserve">Runtime, scheduling, model details and limitations support informed implementation appraisal; no local reproduction claimed.. PDF pp7-10,14-15; sections5,7</w:t>
             </w:r>
           </w:p>
         </w:tc>
       </w:tr>
     </w:tbl>
-    <w:bookmarkEnd w:id="151"/>
-    <w:bookmarkStart w:id="152" w:name="X0dcb9eaed2c65fa7f8daea7555d947dd2f70167"/>
+    <w:bookmarkEnd w:id="145"/>
+    <w:bookmarkStart w:id="148" w:name="X0dcb9eaed2c65fa7f8daea7555d947dd2f70167"/>
     <w:p>
       <w:pPr>
         <w:pStyle w:val="Heading2"/>
@@ -29127,7 +29187,7 @@
               <w:spacing w:after="80"/>
               <w:jc w:val="left"/>
             </w:pPr>
-            <w:hyperlink r:id="rId80">
+            <w:hyperlink r:id="rId146">
               <w:r>
                 <w:rPr>
                   <w:rStyle w:val="Hyperlink"/>
@@ -29326,7 +29386,7 @@
               <w:rPr>
                 <w:sz w:val="24"/>
               </w:rPr>
-              <w:t xml:space="preserve">Inference/training colocation objective and scope explicit.. p1657 section1</w:t>
+              <w:t xml:space="preserve">Inference-priority co-location objective and training progress goal explicit.. PDF p2; printed p1657; abstract/introduction</w:t>
             </w:r>
           </w:p>
         </w:tc>
@@ -29391,7 +29451,7 @@
               <w:rPr>
                 <w:sz w:val="24"/>
               </w:rPr>
-              <w:t xml:space="preserve">VMM pool, memory handover and SM-mask control described.. pp1660-1665 sections3-5</w:t>
+              <w:t xml:space="preserve">VMM pool, handover, memory mapping and SM allocation described.. PDF pp5-10; sections3-5</w:t>
             </w:r>
           </w:p>
         </w:tc>
@@ -29456,7 +29516,7 @@
               <w:rPr>
                 <w:sz w:val="24"/>
               </w:rPr>
-              <w:t xml:space="preserve">Trace distributions and300s windows described; repeated-run uncertainty not established in checked evaluation.. pp1665-1666 section6</w:t>
+              <w:t xml:space="preserve">Trace distributions and 300-second window specified; repeated-run uncertainty not specified for Figure10.. PDF pp10-11; section6; Figure10</w:t>
             </w:r>
           </w:p>
         </w:tc>
@@ -29521,7 +29581,7 @@
               <w:rPr>
                 <w:sz w:val="24"/>
               </w:rPr>
-              <w:t xml:space="preserve">GPU, CPU/RAM, software and model sizes specified.. p1665 testbed; p1666 Table3</w:t>
+              <w:t xml:space="preserve">V100/A100 cases, CPU/RAM, software versions and model/batch table supplied.. PDF pp10-11,14; Table3; sections6,6.6</w:t>
             </w:r>
           </w:p>
         </w:tc>
@@ -29586,7 +29646,7 @@
               <w:rPr>
                 <w:sz w:val="24"/>
               </w:rPr>
-              <w:t xml:space="preserve">TaskSwitch is an adapted implementation; baseline choices explicit but implementation equivalence remains limited.. p1665 comparing targets</w:t>
+              <w:t xml:space="preserve">TaskSwitch is an adapted implementation; equivalence to unmodified PipeSwitch is not established.. PDF p10; comparing targets</w:t>
             </w:r>
           </w:p>
         </w:tc>
@@ -29651,7 +29711,7 @@
               <w:rPr>
                 <w:sz w:val="24"/>
               </w:rPr>
-              <w:t xml:space="preserve">Training samples/s is defined; inference latency/SLO are kept distinct.. p1666 metrics/Figure10</w:t>
+              <w:t xml:space="preserve">Training samples/second and inference SLO compliance are defined separately.. PDF p11; metrics; Figure10</w:t>
             </w:r>
           </w:p>
         </w:tc>
@@ -29716,7 +29776,7 @@
               <w:rPr>
                 <w:sz w:val="24"/>
               </w:rPr>
-              <w:t xml:space="preserve">P99, request arrivals, window and SLO definition supplied.. p1666 section6.1/Figure10</w:t>
+              <w:t xml:space="preserve">P99, arrivals, duration and four-times-solo SLO definition stated.. PDF p11; section6.1</w:t>
             </w:r>
           </w:p>
         </w:tc>
@@ -29781,7 +29841,7 @@
               <w:rPr>
                 <w:sz w:val="24"/>
               </w:rPr>
-              <w:t xml:space="preserve">Co-located inference/training traces tested on one GPU.. p1666 section6.1/Figure10</w:t>
+              <w:t xml:space="preserve">Inference plus Swin-T training co-location evaluated on a single GPU.. PDF p11; Figure10</w:t>
             </w:r>
           </w:p>
         </w:tc>
@@ -29846,7 +29906,7 @@
               <w:rPr>
                 <w:sz w:val="24"/>
               </w:rPr>
-              <w:t xml:space="preserve">Memory-reclamation boundary described; stronger fault/security validation not established.. pp1661-1665 sections4-5</w:t>
+              <w:t xml:space="preserve">Handover correctness and priority boundary described; direct fault-injection validation not established.. PDF pp6-10; sections4-5</w:t>
             </w:r>
           </w:p>
         </w:tc>
@@ -29911,14 +29971,28 @@
               <w:rPr>
                 <w:sz w:val="24"/>
               </w:rPr>
-              <w:t xml:space="preserve">Detailed implementation and evaluated artifact supplied; scope limitations discussed.. p1665 section5; p1669 section7; artifact appendix</w:t>
-            </w:r>
+              <w:t xml:space="preserve">Artifact appendix reports availability, functionality and reproduction badges with artifact DOI.. PDF p20; artifact appendix;</w:t>
+            </w:r>
+            <w:r>
+              <w:rPr>
+                <w:sz w:val="24"/>
+              </w:rPr>
+              <w:t xml:space="preserve"> </w:t>
+            </w:r>
+            <w:hyperlink r:id="rId147">
+              <w:r>
+                <w:rPr>
+                  <w:rStyle w:val="Hyperlink"/>
+                </w:rPr>
+                <w:t xml:space="preserve">DOI10.5281/zenodo.15581800</w:t>
+              </w:r>
+            </w:hyperlink>
           </w:p>
         </w:tc>
       </w:tr>
     </w:tbl>
-    <w:bookmarkEnd w:id="152"/>
-    <w:bookmarkStart w:id="153" w:name="X3afe6c2c0ce0b594ab03f4f8a7dd4077d3248bb"/>
+    <w:bookmarkEnd w:id="148"/>
+    <w:bookmarkStart w:id="150" w:name="X3afe6c2c0ce0b594ab03f4f8a7dd4077d3248bb"/>
     <w:p>
       <w:pPr>
         <w:pStyle w:val="Heading2"/>
@@ -30498,7 +30572,7 @@
               <w:spacing w:after="80"/>
               <w:jc w:val="left"/>
             </w:pPr>
-            <w:hyperlink r:id="rId67">
+            <w:hyperlink r:id="rId149">
               <w:r>
                 <w:rPr>
                   <w:rStyle w:val="Hyperlink"/>
@@ -30697,7 +30771,7 @@
               <w:rPr>
                 <w:sz w:val="24"/>
               </w:rPr>
-              <w:t xml:space="preserve">Clear inference resource-sharing objective.. PDF pp1-2 introduction</w:t>
+              <w:t xml:space="preserve">SLO-constrained inference resource objective explicit.. arXiv v1 PDF pp1-2</w:t>
             </w:r>
           </w:p>
         </w:tc>
@@ -30762,7 +30836,7 @@
               <w:rPr>
                 <w:sz w:val="24"/>
               </w:rPr>
-              <w:t xml:space="preserve">MIG/MPS segments and algorithms explained.. PDF pp4-7 sectionIII</w:t>
+              <w:t xml:space="preserve">MIG/MPS profiling, segment configuration and allocation algorithms described.. arXiv v1 PDF pp4-8; sectionIII</w:t>
             </w:r>
           </w:p>
         </w:tc>
@@ -30827,7 +30901,7 @@
               <w:rPr>
                 <w:sz w:val="24"/>
               </w:rPr>
-              <w:t xml:space="preserve">Profiling procedure and fleet scenarios described; repetition/uncertainty reporting unclear.. PDF pp5,8 sectionIV</w:t>
+              <w:t xml:space="preserve">Profiler and six scenarios specified; repeated-run uncertainty not established.. arXiv v1 PDF pp5,8-10; sectionsIII-C,IV</w:t>
             </w:r>
           </w:p>
         </w:tc>
@@ -30892,7 +30966,7 @@
               <w:rPr>
                 <w:sz w:val="24"/>
               </w:rPr>
-              <w:t xml:space="preserve">Hardware/workload described; runtime version1.14.0 is printed but needs verification.. PDF p8 sectionIV-A</w:t>
+              <w:t xml:space="preserve">A100, Ubuntu and CUDA reported; printed PyTorch1.14.0 string is an unresolved environment ambiguity.. arXiv v1 PDF p8; sectionIV-A</w:t>
             </w:r>
           </w:p>
         </w:tc>
@@ -30957,7 +31031,7 @@
               <w:rPr>
                 <w:sz w:val="24"/>
               </w:rPr>
-              <w:t xml:space="preserve">Local process comparison interpretable; fleet baselines adapted and no final-version equivalence established.. PDF pp5,8</w:t>
+              <w:t xml:space="preserve">Local process-count contrast interpretable; fleet baseline variants and manuscript scope constrain comparison.. arXiv v1 PDF pp5,8; sectionsIII-B,IV-A</w:t>
             </w:r>
           </w:p>
         </w:tc>
@@ -31022,7 +31096,7 @@
               <w:rPr>
                 <w:sz w:val="24"/>
               </w:rPr>
-              <w:t xml:space="preserve">Throughput axes specify requests/s and exact local values are given.. PDF pp4-5 Figure3</w:t>
+              <w:t xml:space="preserve">Local throughput values and metric units given.. arXiv v1 PDF pp4-5; Figure3; sectionIII-B</w:t>
             </w:r>
           </w:p>
         </w:tc>
@@ -31087,7 +31161,7 @@
               <w:rPr>
                 <w:sz w:val="24"/>
               </w:rPr>
-              <w:t xml:space="preserve">Latency milliseconds and settings stated; profiler quantile unclear.. PDF pp4-5 Figure4</w:t>
+              <w:t xml:space="preserve">Local latency values given without a named tail quantile.. arXiv v1 PDF pp4-5; Figure4; sectionIII-B</w:t>
             </w:r>
           </w:p>
         </w:tc>
@@ -31152,7 +31226,7 @@
               <w:rPr>
                 <w:sz w:val="24"/>
               </w:rPr>
-              <w:t xml:space="preserve">Concurrent MPS process counts evaluated inside one MIG segment.. PDF pp4-5 Figures3-4</w:t>
+              <w:t xml:space="preserve">One-to-three MPS processes measured inside a MIG segment.. arXiv v1 PDF pp4-5; Figures3-4</w:t>
             </w:r>
           </w:p>
         </w:tc>
@@ -31217,7 +31291,7 @@
               <w:rPr>
                 <w:sz w:val="24"/>
               </w:rPr>
-              <w:t xml:space="preserve">MIG boundary described; no direct security/fault validation established.. PDF pp2-4 background/design</w:t>
+              <w:t xml:space="preserve">MIG/MPS boundary described; no dedicated fault or adversarial experiment established in reviewed manuscript.. arXiv v1 PDF pp2-4,8-10</w:t>
             </w:r>
           </w:p>
         </w:tc>
@@ -31282,14 +31356,14 @@
               <w:rPr>
                 <w:sz w:val="24"/>
               </w:rPr>
-              <w:t xml:space="preserve">Algorithms/settings detailed; accessed version remains preprint and replication verification incomplete.. PDF pp5-10</w:t>
+              <w:t xml:space="preserve">Algorithms and reconfiguration limitation described; accessed manuscript has no verified final-version equivalence.. arXiv v1 PDF pp5-10; sectionIII-F; source/version record</w:t>
             </w:r>
           </w:p>
         </w:tc>
       </w:tr>
     </w:tbl>
-    <w:bookmarkEnd w:id="153"/>
-    <w:bookmarkStart w:id="155" w:name="Xd7e431d544d3139b77e2e24546c51889a58d801"/>
+    <w:bookmarkEnd w:id="150"/>
+    <w:bookmarkStart w:id="153" w:name="Xd7e431d544d3139b77e2e24546c51889a58d801"/>
     <w:p>
       <w:pPr>
         <w:pStyle w:val="Heading2"/>
@@ -31599,7 +31673,7 @@
               </w:rPr>
               <w:t xml:space="preserve"> </w:t>
             </w:r>
-            <w:hyperlink r:id="rId154">
+            <w:hyperlink r:id="rId151">
               <w:r>
                 <w:rPr>
                   <w:rStyle w:val="Hyperlink"/>
@@ -31761,7 +31835,7 @@
               <w:rPr>
                 <w:sz w:val="24"/>
               </w:rPr>
-              <w:t xml:space="preserve">Not assessed for adversarial security in the retained source evidence; performance-sharing results do not establish memory/security isolation.</w:t>
+              <w:t xml:space="preserve">Section4.5 describes shared and isolated GPU runtimes; section7 evaluates runtime sharing, while section8 deployment uses isolation mode. No universal adversarial-security guarantee inferred.</w:t>
             </w:r>
           </w:p>
         </w:tc>
@@ -31797,7 +31871,7 @@
               <w:rPr>
                 <w:sz w:val="24"/>
               </w:rPr>
-              <w:t xml:space="preserve">Not assessed for cross-tenant fault containment in the retained source evidence; scheduling/performance results do not establish it.</w:t>
+              <w:t xml:space="preserve">Section4.5 describes restart, migration and persisted-state recovery. Direct fault-injection validation is not established by the retained performance results.</w:t>
             </w:r>
           </w:p>
         </w:tc>
@@ -31901,7 +31975,7 @@
               <w:spacing w:after="80"/>
               <w:jc w:val="left"/>
             </w:pPr>
-            <w:hyperlink r:id="rId81">
+            <w:hyperlink r:id="rId152">
               <w:r>
                 <w:rPr>
                   <w:rStyle w:val="Hyperlink"/>
@@ -32100,7 +32174,7 @@
               <w:rPr>
                 <w:sz w:val="24"/>
               </w:rPr>
-              <w:t xml:space="preserve">Inference memory/density objective explicit.. p597 section1</w:t>
+              <w:t xml:space="preserve">Low-frequency serverless inference density and latency objectives explicit.. PDF p2; printed p597; section1</w:t>
             </w:r>
           </w:p>
         </w:tc>
@@ -32165,7 +32239,7 @@
               <w:rPr>
                 <w:sz w:val="24"/>
               </w:rPr>
-              <w:t xml:space="preserve">API redirection, pooling and scheduling described.. pp600-604 sections4-6</w:t>
+              <w:t xml:space="preserve">Remoting, swapping, memory manager, scheduler and two runtime modes described.. PDF pp5-9; sections4-6</w:t>
             </w:r>
           </w:p>
         </w:tc>
@@ -32230,7 +32304,7 @@
               <w:rPr>
                 <w:sz w:val="24"/>
               </w:rPr>
-              <w:t xml:space="preserve">Production trace and request rates given; repeated-run uncertainty not established.. pp604-606 section7</w:t>
+              <w:t xml:space="preserve">Trace, rates and warm-up specified; repeated-run uncertainty not specified for retained Figure8.. PDF pp9-11; section7</w:t>
             </w:r>
           </w:p>
         </w:tc>
@@ -32295,7 +32369,7 @@
               <w:rPr>
                 <w:sz w:val="24"/>
               </w:rPr>
-              <w:t xml:space="preserve">GPU/CPU/RAM supplied; exact software version matrix missing in checked setup.. p604 settings</w:t>
+              <w:t xml:space="preserve">Worker and model configuration supplied; exact OS/driver/framework version matrix not specified in setup.. PDF p9; printed p604; settings</w:t>
             </w:r>
           </w:p>
         </w:tc>
@@ -32360,7 +32434,7 @@
               <w:rPr>
                 <w:sz w:val="24"/>
               </w:rPr>
-              <w:t xml:space="preserve">Native and adapted INFless-KA comparison described; resource/CPU paths differ.. pp605-606 sections7.1-7.3</w:t>
+              <w:t xml:space="preserve">Native and adapted INFless-KA baselines described; CPU execution paths and adaptations affect equality.. PDF pp10-11; sections7.1-7.3</w:t>
             </w:r>
           </w:p>
         </w:tc>
@@ -32425,7 +32499,7 @@
               <w:rPr>
                 <w:sz w:val="24"/>
               </w:rPr>
-              <w:t xml:space="preserve">Throughput/load definitions and local normalization supplied.. pp605-606 Figure8</w:t>
+              <w:t xml:space="preserve">Normalized single-GPU throughput and GPU busy-time definition supplied.. PDF pp10-11; metrics; Figure8</w:t>
             </w:r>
           </w:p>
         </w:tc>
@@ -32490,7 +32564,7 @@
               <w:rPr>
                 <w:sz w:val="24"/>
               </w:rPr>
-              <w:t xml:space="preserve">P98 and per-function load/SLO explicit.. pp605-606 metrics/Figure8</w:t>
+              <w:t xml:space="preserve">Default P98, per-function rates and deadlines stated.. PDF pp10-11; metrics; section7.2</w:t>
             </w:r>
           </w:p>
         </w:tc>
@@ -32555,7 +32629,7 @@
               <w:rPr>
                 <w:sz w:val="24"/>
               </w:rPr>
-              <w:t xml:space="preserve">Multiple functions share a single GPU in Figure8.. pp605-606 Figure8</w:t>
+              <w:t xml:space="preserve">Many low-frequency functions share one GPU; node-level results identified separately.. PDF pp10-11; Figure8; section7.2</w:t>
             </w:r>
           </w:p>
         </w:tc>
@@ -32620,7 +32694,7 @@
               <w:rPr>
                 <w:sz w:val="24"/>
               </w:rPr>
-              <w:t xml:space="preserve">Sharing/isolation modes separated; strong security/fault tests not established for evaluated mode.. sections4,7-8</w:t>
+              <w:t xml:space="preserve">Runtime-sharing and runtime-isolation modes plus recovery design stated; dedicated fault-injection evaluation not established.. PDF p7; section4.5; PDF p9 evaluation mode</w:t>
             </w:r>
           </w:p>
         </w:tc>
@@ -32685,14 +32759,14 @@
               <w:rPr>
                 <w:sz w:val="24"/>
               </w:rPr>
-              <w:t xml:space="preserve">Implementation detail and limitations supplied; independent artifact reproduction unperformed.. sections6-8</w:t>
+              <w:t xml:space="preserve">Implementation and mode trade-offs explained; complete public replication recipe not established in paper.. PDF pp7-9,13; sections4.5,6,8</w:t>
             </w:r>
           </w:p>
         </w:tc>
       </w:tr>
     </w:tbl>
-    <w:bookmarkEnd w:id="155"/>
-    <w:bookmarkStart w:id="159" w:name="X0ec218d004d0f2c8666b86b5debbea3bdd325ae"/>
+    <w:bookmarkEnd w:id="153"/>
+    <w:bookmarkStart w:id="158" w:name="X0ec218d004d0f2c8666b86b5debbea3bdd325ae"/>
     <w:p>
       <w:pPr>
         <w:pStyle w:val="Heading2"/>
@@ -32876,7 +32950,7 @@
               <w:spacing w:after="80"/>
               <w:jc w:val="left"/>
             </w:pPr>
-            <w:hyperlink r:id="rId156">
+            <w:hyperlink r:id="rId154">
               <w:r>
                 <w:rPr>
                   <w:rStyle w:val="Hyperlink"/>
@@ -33010,7 +33084,7 @@
               </w:rPr>
               <w:t xml:space="preserve"> </w:t>
             </w:r>
-            <w:hyperlink r:id="rId157">
+            <w:hyperlink r:id="rId155">
               <w:r>
                 <w:rPr>
                   <w:rStyle w:val="Hyperlink"/>
@@ -33252,7 +33326,7 @@
               </w:rPr>
               <w:t xml:space="preserve"> </w:t>
             </w:r>
-            <w:hyperlink r:id="rId158">
+            <w:hyperlink r:id="rId156">
               <w:r>
                 <w:rPr>
                   <w:rStyle w:val="Hyperlink"/>
@@ -33338,7 +33412,7 @@
               <w:spacing w:after="80"/>
               <w:jc w:val="left"/>
             </w:pPr>
-            <w:hyperlink r:id="rId82">
+            <w:hyperlink r:id="rId157">
               <w:r>
                 <w:rPr>
                   <w:rStyle w:val="Hyperlink"/>
@@ -33537,7 +33611,7 @@
               <w:rPr>
                 <w:sz w:val="24"/>
               </w:rPr>
-              <w:t xml:space="preserve">Workflow-local runtime sharing objective explicit.. p59 section1</w:t>
+              <w:t xml:space="preserve">Workflow runtime-redundancy and spatial-sharing objective explicit.. PDF p2; printed p59; section1</w:t>
             </w:r>
           </w:p>
         </w:tc>
@@ -33602,7 +33676,7 @@
               <w:rPr>
                 <w:sz w:val="24"/>
               </w:rPr>
-              <w:t xml:space="preserve">Streams,PTB compiler and memory management explained.. pp62-67 sections3-8</w:t>
+              <w:t xml:space="preserve">API proxy, PTB transformation, stream sharing and memory pool described.. PDF pp5-10; sections3-8</w:t>
             </w:r>
           </w:p>
         </w:tc>
@@ -33667,7 +33741,7 @@
               <w:rPr>
                 <w:sz w:val="24"/>
               </w:rPr>
-              <w:t xml:space="preserve">Production-style traces and ablations provided; repeated-run uncertainty unclear.. pp67-70 section9</w:t>
+              <w:t xml:space="preserve">Trace types, ablations and workloads stated; repeated-run uncertainty not specified for Figure13.. PDF pp10-13; section9</w:t>
             </w:r>
           </w:p>
         </w:tc>
@@ -33703,6 +33777,71 @@
               <w:rPr>
                 <w:sz w:val="24"/>
               </w:rPr>
+              <w:t xml:space="preserve">2</w:t>
+            </w:r>
+            <w:r>
+              <w:rPr>
+                <w:sz w:val="24"/>
+              </w:rPr>
+              <w:t xml:space="preserve"> </w:t>
+            </w:r>
+            <w:r>
+              <w:rPr>
+                <w:sz w:val="24"/>
+              </w:rPr>
+              <w:t xml:space="preserve">/ 2</w:t>
+            </w:r>
+          </w:p>
+        </w:tc>
+        <w:tc>
+          <w:tcPr/>
+          <w:p>
+            <w:pPr>
+              <w:pStyle w:val="Compact"/>
+              <w:keepNext w:val="0"/>
+              <w:spacing w:after="80"/>
+              <w:jc w:val="left"/>
+            </w:pPr>
+            <w:r>
+              <w:rPr>
+                <w:sz w:val="24"/>
+              </w:rPr>
+              <w:t xml:space="preserve">V100 hardware, CPU/RAM, framework versions, CUDA version and workflow descriptions reported.. PDF p10; printed p67; setup; Table2</w:t>
+            </w:r>
+          </w:p>
+        </w:tc>
+      </w:tr>
+      <w:tr>
+        <w:tc>
+          <w:tcPr/>
+          <w:p>
+            <w:pPr>
+              <w:pStyle w:val="Compact"/>
+              <w:keepNext w:val="0"/>
+              <w:spacing w:after="80"/>
+              <w:jc w:val="left"/>
+            </w:pPr>
+            <w:r>
+              <w:rPr>
+                <w:sz w:val="24"/>
+              </w:rPr>
+              <w:t xml:space="preserve">Q5</w:t>
+            </w:r>
+          </w:p>
+        </w:tc>
+        <w:tc>
+          <w:tcPr/>
+          <w:p>
+            <w:pPr>
+              <w:pStyle w:val="Compact"/>
+              <w:keepNext w:val="0"/>
+              <w:spacing w:after="80"/>
+              <w:jc w:val="left"/>
+            </w:pPr>
+            <w:r>
+              <w:rPr>
+                <w:sz w:val="24"/>
+              </w:rPr>
               <w:t xml:space="preserve">1</w:t>
             </w:r>
             <w:r>
@@ -33732,26 +33871,91 @@
               <w:rPr>
                 <w:sz w:val="24"/>
               </w:rPr>
-              <w:t xml:space="preserve">Hardware/frameworks named; OS/driver and version compatibility need checking.. p67 setup</w:t>
-            </w:r>
-          </w:p>
-        </w:tc>
-      </w:tr>
-      <w:tr>
-        <w:tc>
-          <w:tcPr/>
-          <w:p>
-            <w:pPr>
-              <w:pStyle w:val="Compact"/>
-              <w:keepNext w:val="0"/>
-              <w:spacing w:after="80"/>
-              <w:jc w:val="left"/>
-            </w:pPr>
-            <w:r>
-              <w:rPr>
-                <w:sz w:val="24"/>
-              </w:rPr>
-              <w:t xml:space="preserve">Q5</w:t>
+              <w:t xml:space="preserve">Warm-up and common optimizations disclosed; adapted baselines and batch/concurrency choices constrain causal attribution.. PDF pp10-11; comparing targets; Figure13</w:t>
+            </w:r>
+          </w:p>
+        </w:tc>
+      </w:tr>
+      <w:tr>
+        <w:tc>
+          <w:tcPr/>
+          <w:p>
+            <w:pPr>
+              <w:pStyle w:val="Compact"/>
+              <w:keepNext w:val="0"/>
+              <w:spacing w:after="80"/>
+              <w:jc w:val="left"/>
+            </w:pPr>
+            <w:r>
+              <w:rPr>
+                <w:sz w:val="24"/>
+              </w:rPr>
+              <w:t xml:space="preserve">Q6</w:t>
+            </w:r>
+          </w:p>
+        </w:tc>
+        <w:tc>
+          <w:tcPr/>
+          <w:p>
+            <w:pPr>
+              <w:pStyle w:val="Compact"/>
+              <w:keepNext w:val="0"/>
+              <w:spacing w:after="80"/>
+              <w:jc w:val="left"/>
+            </w:pPr>
+            <w:r>
+              <w:rPr>
+                <w:sz w:val="24"/>
+              </w:rPr>
+              <w:t xml:space="preserve">2</w:t>
+            </w:r>
+            <w:r>
+              <w:rPr>
+                <w:sz w:val="24"/>
+              </w:rPr>
+              <w:t xml:space="preserve"> </w:t>
+            </w:r>
+            <w:r>
+              <w:rPr>
+                <w:sz w:val="24"/>
+              </w:rPr>
+              <w:t xml:space="preserve">/ 2</w:t>
+            </w:r>
+          </w:p>
+        </w:tc>
+        <w:tc>
+          <w:tcPr/>
+          <w:p>
+            <w:pPr>
+              <w:pStyle w:val="Compact"/>
+              <w:keepNext w:val="0"/>
+              <w:spacing w:after="80"/>
+              <w:jc w:val="left"/>
+            </w:pPr>
+            <w:r>
+              <w:rPr>
+                <w:sz w:val="24"/>
+              </w:rPr>
+              <w:t xml:space="preserve">Throughput, memory metrics and comparator-specific factors explicitly reported.. PDF p11; printed p68; Figures12-13</w:t>
+            </w:r>
+          </w:p>
+        </w:tc>
+      </w:tr>
+      <w:tr>
+        <w:tc>
+          <w:tcPr/>
+          <w:p>
+            <w:pPr>
+              <w:pStyle w:val="Compact"/>
+              <w:keepNext w:val="0"/>
+              <w:spacing w:after="80"/>
+              <w:jc w:val="left"/>
+            </w:pPr>
+            <w:r>
+              <w:rPr>
+                <w:sz w:val="24"/>
+              </w:rPr>
+              <w:t xml:space="preserve">Q7</w:t>
             </w:r>
           </w:p>
         </w:tc>
@@ -33797,26 +34001,26 @@
               <w:rPr>
                 <w:sz w:val="24"/>
               </w:rPr>
-              <w:t xml:space="preserve">Common optimizations enabled, but baselines adapted and batch choices affect ratios.. p67 Table2/comparing targets</w:t>
-            </w:r>
-          </w:p>
-        </w:tc>
-      </w:tr>
-      <w:tr>
-        <w:tc>
-          <w:tcPr/>
-          <w:p>
-            <w:pPr>
-              <w:pStyle w:val="Compact"/>
-              <w:keepNext w:val="0"/>
-              <w:spacing w:after="80"/>
-              <w:jc w:val="left"/>
-            </w:pPr>
-            <w:r>
-              <w:rPr>
-                <w:sz w:val="24"/>
-              </w:rPr>
-              <w:t xml:space="preserve">Q6</w:t>
+              <w:t xml:space="preserve">Traffic SLO and CDF supplied; exact scalar request-tail quantile not supplied for retained throughput result.. PDF p11; Figure14</w:t>
+            </w:r>
+          </w:p>
+        </w:tc>
+      </w:tr>
+      <w:tr>
+        <w:tc>
+          <w:tcPr/>
+          <w:p>
+            <w:pPr>
+              <w:pStyle w:val="Compact"/>
+              <w:keepNext w:val="0"/>
+              <w:spacing w:after="80"/>
+              <w:jc w:val="left"/>
+            </w:pPr>
+            <w:r>
+              <w:rPr>
+                <w:sz w:val="24"/>
+              </w:rPr>
+              <w:t xml:space="preserve">Q8</w:t>
             </w:r>
           </w:p>
         </w:tc>
@@ -33862,43 +34066,43 @@
               <w:rPr>
                 <w:sz w:val="24"/>
               </w:rPr>
-              <w:t xml:space="preserve">Memory and throughput units/ratios defined.. p68 Figures12-13</w:t>
-            </w:r>
-          </w:p>
-        </w:tc>
-      </w:tr>
-      <w:tr>
-        <w:tc>
-          <w:tcPr/>
-          <w:p>
-            <w:pPr>
-              <w:pStyle w:val="Compact"/>
-              <w:keepNext w:val="0"/>
-              <w:spacing w:after="80"/>
-              <w:jc w:val="left"/>
-            </w:pPr>
-            <w:r>
-              <w:rPr>
-                <w:sz w:val="24"/>
-              </w:rPr>
-              <w:t xml:space="preserve">Q7</w:t>
-            </w:r>
-          </w:p>
-        </w:tc>
-        <w:tc>
-          <w:tcPr/>
-          <w:p>
-            <w:pPr>
-              <w:pStyle w:val="Compact"/>
-              <w:keepNext w:val="0"/>
-              <w:spacing w:after="80"/>
-              <w:jc w:val="left"/>
-            </w:pPr>
-            <w:r>
-              <w:rPr>
-                <w:sz w:val="24"/>
-              </w:rPr>
-              <w:t xml:space="preserve">1</w:t>
+              <w:t xml:space="preserve">Separate three- and six-user single-GPU tests supplied.. PDF p13; section9.4; Figure19</w:t>
+            </w:r>
+          </w:p>
+        </w:tc>
+      </w:tr>
+      <w:tr>
+        <w:tc>
+          <w:tcPr/>
+          <w:p>
+            <w:pPr>
+              <w:pStyle w:val="Compact"/>
+              <w:keepNext w:val="0"/>
+              <w:spacing w:after="80"/>
+              <w:jc w:val="left"/>
+            </w:pPr>
+            <w:r>
+              <w:rPr>
+                <w:sz w:val="24"/>
+              </w:rPr>
+              <w:t xml:space="preserve">Q9</w:t>
+            </w:r>
+          </w:p>
+        </w:tc>
+        <w:tc>
+          <w:tcPr/>
+          <w:p>
+            <w:pPr>
+              <w:pStyle w:val="Compact"/>
+              <w:keepNext w:val="0"/>
+              <w:spacing w:after="80"/>
+              <w:jc w:val="left"/>
+            </w:pPr>
+            <w:r>
+              <w:rPr>
+                <w:sz w:val="24"/>
+              </w:rPr>
+              <w:t xml:space="preserve">2</w:t>
             </w:r>
             <w:r>
               <w:rPr>
@@ -33927,26 +34131,26 @@
               <w:rPr>
                 <w:sz w:val="24"/>
               </w:rPr>
-              <w:t xml:space="preserve">CDF/SLO reported; no precise tail scalar extracted.. p68 Figure14</w:t>
-            </w:r>
-          </w:p>
-        </w:tc>
-      </w:tr>
-      <w:tr>
-        <w:tc>
-          <w:tcPr/>
-          <w:p>
-            <w:pPr>
-              <w:pStyle w:val="Compact"/>
-              <w:keepNext w:val="0"/>
-              <w:spacing w:after="80"/>
-              <w:jc w:val="left"/>
-            </w:pPr>
-            <w:r>
-              <w:rPr>
-                <w:sz w:val="24"/>
-              </w:rPr>
-              <w:t xml:space="preserve">Q8</w:t>
+              <w:t xml:space="preserve">Mutual trust within workflow is explicit; separate proxies for users are distinguished from untested strong security.. PDF pp5-6,13; sections3-4,9.4,10</w:t>
+            </w:r>
+          </w:p>
+        </w:tc>
+      </w:tr>
+      <w:tr>
+        <w:tc>
+          <w:tcPr/>
+          <w:p>
+            <w:pPr>
+              <w:pStyle w:val="Compact"/>
+              <w:keepNext w:val="0"/>
+              <w:spacing w:after="80"/>
+              <w:jc w:val="left"/>
+            </w:pPr>
+            <w:r>
+              <w:rPr>
+                <w:sz w:val="24"/>
+              </w:rPr>
+              <w:t xml:space="preserve">Q10</w:t>
             </w:r>
           </w:p>
         </w:tc>
@@ -33992,144 +34196,14 @@
               <w:rPr>
                 <w:sz w:val="24"/>
               </w:rPr>
-              <w:t xml:space="preserve">Explicit3/6-user single-GPU test.. p70 Figure19</w:t>
-            </w:r>
-          </w:p>
-        </w:tc>
-      </w:tr>
-      <w:tr>
-        <w:tc>
-          <w:tcPr/>
-          <w:p>
-            <w:pPr>
-              <w:pStyle w:val="Compact"/>
-              <w:keepNext w:val="0"/>
-              <w:spacing w:after="80"/>
-              <w:jc w:val="left"/>
-            </w:pPr>
-            <w:r>
-              <w:rPr>
-                <w:sz w:val="24"/>
-              </w:rPr>
-              <w:t xml:space="preserve">Q9</w:t>
-            </w:r>
-          </w:p>
-        </w:tc>
-        <w:tc>
-          <w:tcPr/>
-          <w:p>
-            <w:pPr>
-              <w:pStyle w:val="Compact"/>
-              <w:keepNext w:val="0"/>
-              <w:spacing w:after="80"/>
-              <w:jc w:val="left"/>
-            </w:pPr>
-            <w:r>
-              <w:rPr>
-                <w:sz w:val="24"/>
-              </w:rPr>
-              <w:t xml:space="preserve">1</w:t>
-            </w:r>
-            <w:r>
-              <w:rPr>
-                <w:sz w:val="24"/>
-              </w:rPr>
-              <w:t xml:space="preserve"> </w:t>
-            </w:r>
-            <w:r>
-              <w:rPr>
-                <w:sz w:val="24"/>
-              </w:rPr>
-              <w:t xml:space="preserve">/ 2</w:t>
-            </w:r>
-          </w:p>
-        </w:tc>
-        <w:tc>
-          <w:tcPr/>
-          <w:p>
-            <w:pPr>
-              <w:pStyle w:val="Compact"/>
-              <w:keepNext w:val="0"/>
-              <w:spacing w:after="80"/>
-              <w:jc w:val="left"/>
-            </w:pPr>
-            <w:r>
-              <w:rPr>
-                <w:sz w:val="24"/>
-              </w:rPr>
-              <w:t xml:space="preserve">Same-runtime sharing weakens function isolation; security boundary is deliberately scoped.. pp62-63; p70 related-work boundary</w:t>
-            </w:r>
-          </w:p>
-        </w:tc>
-      </w:tr>
-      <w:tr>
-        <w:tc>
-          <w:tcPr/>
-          <w:p>
-            <w:pPr>
-              <w:pStyle w:val="Compact"/>
-              <w:keepNext w:val="0"/>
-              <w:spacing w:after="80"/>
-              <w:jc w:val="left"/>
-            </w:pPr>
-            <w:r>
-              <w:rPr>
-                <w:sz w:val="24"/>
-              </w:rPr>
-              <w:t xml:space="preserve">Q10</w:t>
-            </w:r>
-          </w:p>
-        </w:tc>
-        <w:tc>
-          <w:tcPr/>
-          <w:p>
-            <w:pPr>
-              <w:pStyle w:val="Compact"/>
-              <w:keepNext w:val="0"/>
-              <w:spacing w:after="80"/>
-              <w:jc w:val="left"/>
-            </w:pPr>
-            <w:r>
-              <w:rPr>
-                <w:sz w:val="24"/>
-              </w:rPr>
-              <w:t xml:space="preserve">2</w:t>
-            </w:r>
-            <w:r>
-              <w:rPr>
-                <w:sz w:val="24"/>
-              </w:rPr>
-              <w:t xml:space="preserve"> </w:t>
-            </w:r>
-            <w:r>
-              <w:rPr>
-                <w:sz w:val="24"/>
-              </w:rPr>
-              <w:t xml:space="preserve">/ 2</w:t>
-            </w:r>
-          </w:p>
-        </w:tc>
-        <w:tc>
-          <w:tcPr/>
-          <w:p>
-            <w:pPr>
-              <w:pStyle w:val="Compact"/>
-              <w:keepNext w:val="0"/>
-              <w:spacing w:after="80"/>
-              <w:jc w:val="left"/>
-            </w:pPr>
-            <w:r>
-              <w:rPr>
-                <w:sz w:val="24"/>
-              </w:rPr>
-              <w:t xml:space="preserve">Detailed implementation, preparation overhead and multi-user limits supplied.. p70 sections9.3-9.4</w:t>
+              <w:t xml:space="preserve">Implementation, preparation costs and multi-user limitations sufficiently detailed for informed appraisal.. PDF pp6-10,13; sections4-9</w:t>
             </w:r>
           </w:p>
         </w:tc>
       </w:tr>
     </w:tbl>
-    <w:bookmarkEnd w:id="159"/>
-    <w:bookmarkStart w:id="165" w:name="X950bc1497336a62ca6cfd0b3f3881673110816d"/>
+    <w:bookmarkEnd w:id="158"/>
+    <w:bookmarkStart w:id="162" w:name="X950bc1497336a62ca6cfd0b3f3881673110816d"/>
     <w:p>
       <w:pPr>
         <w:pStyle w:val="Heading2"/>
@@ -34313,7 +34387,7 @@
               <w:spacing w:after="80"/>
               <w:jc w:val="left"/>
             </w:pPr>
-            <w:hyperlink r:id="rId160">
+            <w:hyperlink r:id="rId159">
               <w:r>
                 <w:rPr>
                   <w:rStyle w:val="Hyperlink"/>
@@ -34351,7 +34425,7 @@
               <w:spacing w:after="80"/>
               <w:jc w:val="left"/>
             </w:pPr>
-            <w:hyperlink r:id="rId161">
+            <w:hyperlink r:id="rId160">
               <w:r>
                 <w:rPr>
                   <w:rStyle w:val="Hyperlink"/>
@@ -34441,33 +34515,7 @@
               <w:rPr>
                 <w:sz w:val="24"/>
               </w:rPr>
-              <w:t xml:space="preserve">QoS:Poisson arrivals at half maximum throughput;50%temporal</w:t>
-            </w:r>
-            <w:r>
-              <w:rPr>
-                <w:sz w:val="24"/>
-              </w:rPr>
-              <w:t xml:space="preserve"> </w:t>
-            </w:r>
-            <w:hyperlink r:id="rId162">
-              <w:r>
-                <w:rPr>
-                  <w:rStyle w:val="Hyperlink"/>
-                </w:rPr>
-                <w:t xml:space="preserve">allocation;5/10/20/40/80ms</w:t>
-              </w:r>
-            </w:hyperlink>
-            <w:r>
-              <w:rPr>
-                <w:sz w:val="24"/>
-              </w:rPr>
-              <w:t xml:space="preserve"> </w:t>
-            </w:r>
-            <w:r>
-              <w:rPr>
-                <w:sz w:val="24"/>
-              </w:rPr>
-              <w:t xml:space="preserve">tokens; target original soloP99</w:t>
+              <w:t xml:space="preserve">QoS: initial Poisson rate is half solo maximum; shared setting halves the input again and assigns50%time; tokens5/10/20/40/80ms; target original soloP99.</w:t>
             </w:r>
           </w:p>
         </w:tc>
@@ -34751,7 +34799,7 @@
               <w:spacing w:after="80"/>
               <w:jc w:val="left"/>
             </w:pPr>
-            <w:hyperlink r:id="rId83">
+            <w:hyperlink r:id="rId161">
               <w:r>
                 <w:rPr>
                   <w:rStyle w:val="Hyperlink"/>
@@ -34946,14 +34994,48 @@
               <w:spacing w:after="80"/>
               <w:jc w:val="left"/>
             </w:pPr>
-            <w:hyperlink r:id="rId163">
-              <w:r>
-                <w:rPr>
-                  <w:rStyle w:val="Hyperlink"/>
-                </w:rPr>
-                <w:t xml:space="preserve">Sharing/isolation/compatibility</w:t>
-              </w:r>
-            </w:hyperlink>
+            <w:r>
+              <w:rPr>
+                <w:sz w:val="24"/>
+              </w:rPr>
+              <w:t xml:space="preserve">Compatibility, isolation and performance-control objectives explicit.. PDF p2; printed p1003; section1</w:t>
+            </w:r>
+          </w:p>
+        </w:tc>
+      </w:tr>
+      <w:tr>
+        <w:tc>
+          <w:tcPr/>
+          <w:p>
+            <w:pPr>
+              <w:pStyle w:val="Compact"/>
+              <w:keepNext w:val="0"/>
+              <w:spacing w:after="80"/>
+              <w:jc w:val="left"/>
+            </w:pPr>
+            <w:r>
+              <w:rPr>
+                <w:sz w:val="24"/>
+              </w:rPr>
+              <w:t xml:space="preserve">Q2</w:t>
+            </w:r>
+          </w:p>
+        </w:tc>
+        <w:tc>
+          <w:tcPr/>
+          <w:p>
+            <w:pPr>
+              <w:pStyle w:val="Compact"/>
+              <w:keepNext w:val="0"/>
+              <w:spacing w:after="80"/>
+              <w:jc w:val="left"/>
+            </w:pPr>
+            <w:r>
+              <w:rPr>
+                <w:sz w:val="24"/>
+              </w:rPr>
+              <w:t xml:space="preserve">2</w:t>
+            </w:r>
             <w:r>
               <w:rPr>
                 <w:sz w:val="24"/>
@@ -34964,26 +35046,108 @@
               <w:rPr>
                 <w:sz w:val="24"/>
               </w:rPr>
-              <w:t xml:space="preserve">objectives explicit.. p1003 section1</w:t>
-            </w:r>
-          </w:p>
-        </w:tc>
-      </w:tr>
-      <w:tr>
-        <w:tc>
-          <w:tcPr/>
-          <w:p>
-            <w:pPr>
-              <w:pStyle w:val="Compact"/>
-              <w:keepNext w:val="0"/>
-              <w:spacing w:after="80"/>
-              <w:jc w:val="left"/>
-            </w:pPr>
-            <w:r>
-              <w:rPr>
-                <w:sz w:val="24"/>
-              </w:rPr>
-              <w:t xml:space="preserve">Q2</w:t>
+              <w:t xml:space="preserve">/ 2</w:t>
+            </w:r>
+          </w:p>
+        </w:tc>
+        <w:tc>
+          <w:tcPr/>
+          <w:p>
+            <w:pPr>
+              <w:pStyle w:val="Compact"/>
+              <w:keepNext w:val="0"/>
+              <w:spacing w:after="80"/>
+              <w:jc w:val="left"/>
+            </w:pPr>
+            <w:r>
+              <w:rPr>
+                <w:sz w:val="24"/>
+              </w:rPr>
+              <w:t xml:space="preserve">Kernel interception, token control and MIG orchestration explained.. PDF pp5-10; sections3-4</w:t>
+            </w:r>
+          </w:p>
+        </w:tc>
+      </w:tr>
+      <w:tr>
+        <w:tc>
+          <w:tcPr/>
+          <w:p>
+            <w:pPr>
+              <w:pStyle w:val="Compact"/>
+              <w:keepNext w:val="0"/>
+              <w:spacing w:after="80"/>
+              <w:jc w:val="left"/>
+            </w:pPr>
+            <w:r>
+              <w:rPr>
+                <w:sz w:val="24"/>
+              </w:rPr>
+              <w:t xml:space="preserve">Q3</w:t>
+            </w:r>
+          </w:p>
+        </w:tc>
+        <w:tc>
+          <w:tcPr/>
+          <w:p>
+            <w:pPr>
+              <w:pStyle w:val="Compact"/>
+              <w:keepNext w:val="0"/>
+              <w:spacing w:after="80"/>
+              <w:jc w:val="left"/>
+            </w:pPr>
+            <w:r>
+              <w:rPr>
+                <w:sz w:val="24"/>
+              </w:rPr>
+              <w:t xml:space="preserve">1</w:t>
+            </w:r>
+            <w:r>
+              <w:rPr>
+                <w:sz w:val="24"/>
+              </w:rPr>
+              <w:t xml:space="preserve"> </w:t>
+            </w:r>
+            <w:r>
+              <w:rPr>
+                <w:sz w:val="24"/>
+              </w:rPr>
+              <w:t xml:space="preserve">/ 2</w:t>
+            </w:r>
+          </w:p>
+        </w:tc>
+        <w:tc>
+          <w:tcPr/>
+          <w:p>
+            <w:pPr>
+              <w:pStyle w:val="Compact"/>
+              <w:keepNext w:val="0"/>
+              <w:spacing w:after="80"/>
+              <w:jc w:val="left"/>
+            </w:pPr>
+            <w:r>
+              <w:rPr>
+                <w:sz w:val="24"/>
+              </w:rPr>
+              <w:t xml:space="preserve">Setup and workloads detailed; repeated-run uncertainty not specified for retained QoS result.. PDF pp10-13; section5</w:t>
+            </w:r>
+          </w:p>
+        </w:tc>
+      </w:tr>
+      <w:tr>
+        <w:tc>
+          <w:tcPr/>
+          <w:p>
+            <w:pPr>
+              <w:pStyle w:val="Compact"/>
+              <w:keepNext w:val="0"/>
+              <w:spacing w:after="80"/>
+              <w:jc w:val="left"/>
+            </w:pPr>
+            <w:r>
+              <w:rPr>
+                <w:sz w:val="24"/>
+              </w:rPr>
+              <w:t xml:space="preserve">Q4</w:t>
             </w:r>
           </w:p>
         </w:tc>
@@ -35029,26 +35193,26 @@
               <w:rPr>
                 <w:sz w:val="24"/>
               </w:rPr>
-              <w:t xml:space="preserve">Kernel interception,token control and MIG orchestration described.. pp1006-1011 sections3-4</w:t>
-            </w:r>
-          </w:p>
-        </w:tc>
-      </w:tr>
-      <w:tr>
-        <w:tc>
-          <w:tcPr/>
-          <w:p>
-            <w:pPr>
-              <w:pStyle w:val="Compact"/>
-              <w:keepNext w:val="0"/>
-              <w:spacing w:after="80"/>
-              <w:jc w:val="left"/>
-            </w:pPr>
-            <w:r>
-              <w:rPr>
-                <w:sz w:val="24"/>
-              </w:rPr>
-              <w:t xml:space="preserve">Q3</w:t>
+              <w:t xml:space="preserve">OS, kernel, driver, runtimes, GPUs and workloads explicitly tabulated.. PDF p10; printed p1011; Tables1-2</w:t>
+            </w:r>
+          </w:p>
+        </w:tc>
+      </w:tr>
+      <w:tr>
+        <w:tc>
+          <w:tcPr/>
+          <w:p>
+            <w:pPr>
+              <w:pStyle w:val="Compact"/>
+              <w:keepNext w:val="0"/>
+              <w:spacing w:after="80"/>
+              <w:jc w:val="left"/>
+            </w:pPr>
+            <w:r>
+              <w:rPr>
+                <w:sz w:val="24"/>
+              </w:rPr>
+              <w:t xml:space="preserve">Q5</w:t>
             </w:r>
           </w:p>
         </w:tc>
@@ -35094,26 +35258,26 @@
               <w:rPr>
                 <w:sz w:val="24"/>
               </w:rPr>
-              <w:t xml:space="preserve">Setup and workload matrix supplied; repeated-run uncertainty unclear.. p1011 section5.1</w:t>
-            </w:r>
-          </w:p>
-        </w:tc>
-      </w:tr>
-      <w:tr>
-        <w:tc>
-          <w:tcPr/>
-          <w:p>
-            <w:pPr>
-              <w:pStyle w:val="Compact"/>
-              <w:keepNext w:val="0"/>
-              <w:spacing w:after="80"/>
-              <w:jc w:val="left"/>
-            </w:pPr>
-            <w:r>
-              <w:rPr>
-                <w:sz w:val="24"/>
-              </w:rPr>
-              <w:t xml:space="preserve">Q4</w:t>
+              <w:t xml:space="preserve">Isolation-capable baselines and MIG adaptations described; policy and allocation differences limit equivalence.. PDF pp10-11; section5.1</w:t>
+            </w:r>
+          </w:p>
+        </w:tc>
+      </w:tr>
+      <w:tr>
+        <w:tc>
+          <w:tcPr/>
+          <w:p>
+            <w:pPr>
+              <w:pStyle w:val="Compact"/>
+              <w:keepNext w:val="0"/>
+              <w:spacing w:after="80"/>
+              <w:jc w:val="left"/>
+            </w:pPr>
+            <w:r>
+              <w:rPr>
+                <w:sz w:val="24"/>
+              </w:rPr>
+              <w:t xml:space="preserve">Q6</w:t>
             </w:r>
           </w:p>
         </w:tc>
@@ -35155,14 +35319,48 @@
               <w:spacing w:after="80"/>
               <w:jc w:val="left"/>
             </w:pPr>
-            <w:hyperlink r:id="rId164">
-              <w:r>
-                <w:rPr>
-                  <w:rStyle w:val="Hyperlink"/>
-                </w:rPr>
-                <w:t xml:space="preserve">Hardware,OS,kernel,driver</w:t>
-              </w:r>
-            </w:hyperlink>
+            <w:r>
+              <w:rPr>
+                <w:sz w:val="24"/>
+              </w:rPr>
+              <w:t xml:space="preserve">Throughput targets are solo-normalized and QoS violation is a request fraction.. PDF pp10,12-13; sections5.1,5.4-5.6</w:t>
+            </w:r>
+          </w:p>
+        </w:tc>
+      </w:tr>
+      <w:tr>
+        <w:tc>
+          <w:tcPr/>
+          <w:p>
+            <w:pPr>
+              <w:pStyle w:val="Compact"/>
+              <w:keepNext w:val="0"/>
+              <w:spacing w:after="80"/>
+              <w:jc w:val="left"/>
+            </w:pPr>
+            <w:r>
+              <w:rPr>
+                <w:sz w:val="24"/>
+              </w:rPr>
+              <w:t xml:space="preserve">Q7</w:t>
+            </w:r>
+          </w:p>
+        </w:tc>
+        <w:tc>
+          <w:tcPr/>
+          <w:p>
+            <w:pPr>
+              <w:pStyle w:val="Compact"/>
+              <w:keepNext w:val="0"/>
+              <w:spacing w:after="80"/>
+              <w:jc w:val="left"/>
+            </w:pPr>
+            <w:r>
+              <w:rPr>
+                <w:sz w:val="24"/>
+              </w:rPr>
+              <w:t xml:space="preserve">2</w:t>
+            </w:r>
             <w:r>
               <w:rPr>
                 <w:sz w:val="24"/>
@@ -35173,26 +35371,108 @@
               <w:rPr>
                 <w:sz w:val="24"/>
               </w:rPr>
-              <w:t xml:space="preserve">and frameworks specified.. p1011 Tables1-2</w:t>
-            </w:r>
-          </w:p>
-        </w:tc>
-      </w:tr>
-      <w:tr>
-        <w:tc>
-          <w:tcPr/>
-          <w:p>
-            <w:pPr>
-              <w:pStyle w:val="Compact"/>
-              <w:keepNext w:val="0"/>
-              <w:spacing w:after="80"/>
-              <w:jc w:val="left"/>
-            </w:pPr>
-            <w:r>
-              <w:rPr>
-                <w:sz w:val="24"/>
-              </w:rPr>
-              <w:t xml:space="preserve">Q5</w:t>
+              <w:t xml:space="preserve">/ 2</w:t>
+            </w:r>
+          </w:p>
+        </w:tc>
+        <w:tc>
+          <w:tcPr/>
+          <w:p>
+            <w:pPr>
+              <w:pStyle w:val="Compact"/>
+              <w:keepNext w:val="0"/>
+              <w:spacing w:after="80"/>
+              <w:jc w:val="left"/>
+            </w:pPr>
+            <w:r>
+              <w:rPr>
+                <w:sz w:val="24"/>
+              </w:rPr>
+              <w:t xml:space="preserve">Solo-P99 threshold, Poisson load, subsequent rate halving and token sizes stated.. PDF pp12-13; section5.5; Figure17</w:t>
+            </w:r>
+          </w:p>
+        </w:tc>
+      </w:tr>
+      <w:tr>
+        <w:tc>
+          <w:tcPr/>
+          <w:p>
+            <w:pPr>
+              <w:pStyle w:val="Compact"/>
+              <w:keepNext w:val="0"/>
+              <w:spacing w:after="80"/>
+              <w:jc w:val="left"/>
+            </w:pPr>
+            <w:r>
+              <w:rPr>
+                <w:sz w:val="24"/>
+              </w:rPr>
+              <w:t xml:space="preserve">Q8</w:t>
+            </w:r>
+          </w:p>
+        </w:tc>
+        <w:tc>
+          <w:tcPr/>
+          <w:p>
+            <w:pPr>
+              <w:pStyle w:val="Compact"/>
+              <w:keepNext w:val="0"/>
+              <w:spacing w:after="80"/>
+              <w:jc w:val="left"/>
+            </w:pPr>
+            <w:r>
+              <w:rPr>
+                <w:sz w:val="24"/>
+              </w:rPr>
+              <w:t xml:space="preserve">2</w:t>
+            </w:r>
+            <w:r>
+              <w:rPr>
+                <w:sz w:val="24"/>
+              </w:rPr>
+              <w:t xml:space="preserve"> </w:t>
+            </w:r>
+            <w:r>
+              <w:rPr>
+                <w:sz w:val="24"/>
+              </w:rPr>
+              <w:t xml:space="preserve">/ 2</w:t>
+            </w:r>
+          </w:p>
+        </w:tc>
+        <w:tc>
+          <w:tcPr/>
+          <w:p>
+            <w:pPr>
+              <w:pStyle w:val="Compact"/>
+              <w:keepNext w:val="0"/>
+              <w:spacing w:after="80"/>
+              <w:jc w:val="left"/>
+            </w:pPr>
+            <w:r>
+              <w:rPr>
+                <w:sz w:val="24"/>
+              </w:rPr>
+              <w:t xml:space="preserve">Co-running inference relative-error and QoS experiments supplied.. PDF p13; sections5.5-5.6</w:t>
+            </w:r>
+          </w:p>
+        </w:tc>
+      </w:tr>
+      <w:tr>
+        <w:tc>
+          <w:tcPr/>
+          <w:p>
+            <w:pPr>
+              <w:pStyle w:val="Compact"/>
+              <w:keepNext w:val="0"/>
+              <w:spacing w:after="80"/>
+              <w:jc w:val="left"/>
+            </w:pPr>
+            <w:r>
+              <w:rPr>
+                <w:sz w:val="24"/>
+              </w:rPr>
+              <w:t xml:space="preserve">Q9</w:t>
             </w:r>
           </w:p>
         </w:tc>
@@ -35238,43 +35518,43 @@
               <w:rPr>
                 <w:sz w:val="24"/>
               </w:rPr>
-              <w:t xml:space="preserve">Isolation-capable baselines and adapters disclosed; equivalence limited.. pp1011-1012 comparing targets</w:t>
-            </w:r>
-          </w:p>
-        </w:tc>
-      </w:tr>
-      <w:tr>
-        <w:tc>
-          <w:tcPr/>
-          <w:p>
-            <w:pPr>
-              <w:pStyle w:val="Compact"/>
-              <w:keepNext w:val="0"/>
-              <w:spacing w:after="80"/>
-              <w:jc w:val="left"/>
-            </w:pPr>
-            <w:r>
-              <w:rPr>
-                <w:sz w:val="24"/>
-              </w:rPr>
-              <w:t xml:space="preserve">Q6</w:t>
-            </w:r>
-          </w:p>
-        </w:tc>
-        <w:tc>
-          <w:tcPr/>
-          <w:p>
-            <w:pPr>
-              <w:pStyle w:val="Compact"/>
-              <w:keepNext w:val="0"/>
-              <w:spacing w:after="80"/>
-              <w:jc w:val="left"/>
-            </w:pPr>
-            <w:r>
-              <w:rPr>
-                <w:sz w:val="24"/>
-              </w:rPr>
-              <w:t xml:space="preserve">2</w:t>
+              <w:t xml:space="preserve">Baseline fault propagation is tested; design/security argument does not directly establish universal KRYPTON containment.. PDF p4 Figure3; PDF p14 section7</w:t>
+            </w:r>
+          </w:p>
+        </w:tc>
+      </w:tr>
+      <w:tr>
+        <w:tc>
+          <w:tcPr/>
+          <w:p>
+            <w:pPr>
+              <w:pStyle w:val="Compact"/>
+              <w:keepNext w:val="0"/>
+              <w:spacing w:after="80"/>
+              <w:jc w:val="left"/>
+            </w:pPr>
+            <w:r>
+              <w:rPr>
+                <w:sz w:val="24"/>
+              </w:rPr>
+              <w:t xml:space="preserve">Q10</w:t>
+            </w:r>
+          </w:p>
+        </w:tc>
+        <w:tc>
+          <w:tcPr/>
+          <w:p>
+            <w:pPr>
+              <w:pStyle w:val="Compact"/>
+              <w:keepNext w:val="0"/>
+              <w:spacing w:after="80"/>
+              <w:jc w:val="left"/>
+            </w:pPr>
+            <w:r>
+              <w:rPr>
+                <w:sz w:val="24"/>
+              </w:rPr>
+              <w:t xml:space="preserve">1</w:t>
             </w:r>
             <w:r>
               <w:rPr>
@@ -35303,274 +35583,14 @@
               <w:rPr>
                 <w:sz w:val="24"/>
               </w:rPr>
-              <w:t xml:space="preserve">Quota/throughput metrics explicitly normalized.. pp1013-1014 sections5.4-5.6</w:t>
-            </w:r>
-          </w:p>
-        </w:tc>
-      </w:tr>
-      <w:tr>
-        <w:tc>
-          <w:tcPr/>
-          <w:p>
-            <w:pPr>
-              <w:pStyle w:val="Compact"/>
-              <w:keepNext w:val="0"/>
-              <w:spacing w:after="80"/>
-              <w:jc w:val="left"/>
-            </w:pPr>
-            <w:r>
-              <w:rPr>
-                <w:sz w:val="24"/>
-              </w:rPr>
-              <w:t xml:space="preserve">Q7</w:t>
-            </w:r>
-          </w:p>
-        </w:tc>
-        <w:tc>
-          <w:tcPr/>
-          <w:p>
-            <w:pPr>
-              <w:pStyle w:val="Compact"/>
-              <w:keepNext w:val="0"/>
-              <w:spacing w:after="80"/>
-              <w:jc w:val="left"/>
-            </w:pPr>
-            <w:r>
-              <w:rPr>
-                <w:sz w:val="24"/>
-              </w:rPr>
-              <w:t xml:space="preserve">2</w:t>
-            </w:r>
-            <w:r>
-              <w:rPr>
-                <w:sz w:val="24"/>
-              </w:rPr>
-              <w:t xml:space="preserve"> </w:t>
-            </w:r>
-            <w:r>
-              <w:rPr>
-                <w:sz w:val="24"/>
-              </w:rPr>
-              <w:t xml:space="preserve">/ 2</w:t>
-            </w:r>
-          </w:p>
-        </w:tc>
-        <w:tc>
-          <w:tcPr/>
-          <w:p>
-            <w:pPr>
-              <w:pStyle w:val="Compact"/>
-              <w:keepNext w:val="0"/>
-              <w:spacing w:after="80"/>
-              <w:jc w:val="left"/>
-            </w:pPr>
-            <w:r>
-              <w:rPr>
-                <w:sz w:val="24"/>
-              </w:rPr>
-              <w:t xml:space="preserve">QoS uses originalP99 and defined Poisson load/token lengths.. p1014 Figure17/section5.5</w:t>
-            </w:r>
-          </w:p>
-        </w:tc>
-      </w:tr>
-      <w:tr>
-        <w:tc>
-          <w:tcPr/>
-          <w:p>
-            <w:pPr>
-              <w:pStyle w:val="Compact"/>
-              <w:keepNext w:val="0"/>
-              <w:spacing w:after="80"/>
-              <w:jc w:val="left"/>
-            </w:pPr>
-            <w:r>
-              <w:rPr>
-                <w:sz w:val="24"/>
-              </w:rPr>
-              <w:t xml:space="preserve">Q8</w:t>
-            </w:r>
-          </w:p>
-        </w:tc>
-        <w:tc>
-          <w:tcPr/>
-          <w:p>
-            <w:pPr>
-              <w:pStyle w:val="Compact"/>
-              <w:keepNext w:val="0"/>
-              <w:spacing w:after="80"/>
-              <w:jc w:val="left"/>
-            </w:pPr>
-            <w:r>
-              <w:rPr>
-                <w:sz w:val="24"/>
-              </w:rPr>
-              <w:t xml:space="preserve">2</w:t>
-            </w:r>
-            <w:r>
-              <w:rPr>
-                <w:sz w:val="24"/>
-              </w:rPr>
-              <w:t xml:space="preserve"> </w:t>
-            </w:r>
-            <w:r>
-              <w:rPr>
-                <w:sz w:val="24"/>
-              </w:rPr>
-              <w:t xml:space="preserve">/ 2</w:t>
-            </w:r>
-          </w:p>
-        </w:tc>
-        <w:tc>
-          <w:tcPr/>
-          <w:p>
-            <w:pPr>
-              <w:pStyle w:val="Compact"/>
-              <w:keepNext w:val="0"/>
-              <w:spacing w:after="80"/>
-              <w:jc w:val="left"/>
-            </w:pPr>
-            <w:r>
-              <w:rPr>
-                <w:sz w:val="24"/>
-              </w:rPr>
-              <w:t xml:space="preserve">Local co-running inference error measured.. p1014 section5.6</w:t>
-            </w:r>
-          </w:p>
-        </w:tc>
-      </w:tr>
-      <w:tr>
-        <w:tc>
-          <w:tcPr/>
-          <w:p>
-            <w:pPr>
-              <w:pStyle w:val="Compact"/>
-              <w:keepNext w:val="0"/>
-              <w:spacing w:after="80"/>
-              <w:jc w:val="left"/>
-            </w:pPr>
-            <w:r>
-              <w:rPr>
-                <w:sz w:val="24"/>
-              </w:rPr>
-              <w:t xml:space="preserve">Q9</w:t>
-            </w:r>
-          </w:p>
-        </w:tc>
-        <w:tc>
-          <w:tcPr/>
-          <w:p>
-            <w:pPr>
-              <w:pStyle w:val="Compact"/>
-              <w:keepNext w:val="0"/>
-              <w:spacing w:after="80"/>
-              <w:jc w:val="left"/>
-            </w:pPr>
-            <w:r>
-              <w:rPr>
-                <w:sz w:val="24"/>
-              </w:rPr>
-              <w:t xml:space="preserve">1</w:t>
-            </w:r>
-            <w:r>
-              <w:rPr>
-                <w:sz w:val="24"/>
-              </w:rPr>
-              <w:t xml:space="preserve"> </w:t>
-            </w:r>
-            <w:r>
-              <w:rPr>
-                <w:sz w:val="24"/>
-              </w:rPr>
-              <w:t xml:space="preserve">/ 2</w:t>
-            </w:r>
-          </w:p>
-        </w:tc>
-        <w:tc>
-          <w:tcPr/>
-          <w:p>
-            <w:pPr>
-              <w:pStyle w:val="Compact"/>
-              <w:keepNext w:val="0"/>
-              <w:spacing w:after="80"/>
-              <w:jc w:val="left"/>
-            </w:pPr>
-            <w:r>
-              <w:rPr>
-                <w:sz w:val="24"/>
-              </w:rPr>
-              <w:t xml:space="preserve">Boundary/security rationale described; direct fault/security validation not established in checked evaluation.. p1015 section7</w:t>
-            </w:r>
-          </w:p>
-        </w:tc>
-      </w:tr>
-      <w:tr>
-        <w:tc>
-          <w:tcPr/>
-          <w:p>
-            <w:pPr>
-              <w:pStyle w:val="Compact"/>
-              <w:keepNext w:val="0"/>
-              <w:spacing w:after="80"/>
-              <w:jc w:val="left"/>
-            </w:pPr>
-            <w:r>
-              <w:rPr>
-                <w:sz w:val="24"/>
-              </w:rPr>
-              <w:t xml:space="preserve">Q10</w:t>
-            </w:r>
-          </w:p>
-        </w:tc>
-        <w:tc>
-          <w:tcPr/>
-          <w:p>
-            <w:pPr>
-              <w:pStyle w:val="Compact"/>
-              <w:keepNext w:val="0"/>
-              <w:spacing w:after="80"/>
-              <w:jc w:val="left"/>
-            </w:pPr>
-            <w:r>
-              <w:rPr>
-                <w:sz w:val="24"/>
-              </w:rPr>
-              <w:t xml:space="preserve">1</w:t>
-            </w:r>
-            <w:r>
-              <w:rPr>
-                <w:sz w:val="24"/>
-              </w:rPr>
-              <w:t xml:space="preserve"> </w:t>
-            </w:r>
-            <w:r>
-              <w:rPr>
-                <w:sz w:val="24"/>
-              </w:rPr>
-              <w:t xml:space="preserve">/ 2</w:t>
-            </w:r>
-          </w:p>
-        </w:tc>
-        <w:tc>
-          <w:tcPr/>
-          <w:p>
-            <w:pPr>
-              <w:pStyle w:val="Compact"/>
-              <w:keepNext w:val="0"/>
-              <w:spacing w:after="80"/>
-              <w:jc w:val="left"/>
-            </w:pPr>
-            <w:r>
-              <w:rPr>
-                <w:sz w:val="24"/>
-              </w:rPr>
-              <w:t xml:space="preserve">Implementation andMIGlimitations supplied; independent artifact reproduction unperformed.. pp1011,1015 sections4,7</w:t>
+              <w:t xml:space="preserve">Implementation and MIG limitation detailed; complete end-to-end replication package not established.. PDF pp10,14; sections4,7</w:t>
             </w:r>
           </w:p>
         </w:tc>
       </w:tr>
     </w:tbl>
-    <w:bookmarkEnd w:id="165"/>
-    <w:bookmarkStart w:id="170" w:name="Xc442252a02b025deacaabc19917e906907154b1"/>
+    <w:bookmarkEnd w:id="162"/>
+    <w:bookmarkStart w:id="167" w:name="Xc442252a02b025deacaabc19917e906907154b1"/>
     <w:p>
       <w:pPr>
         <w:pStyle w:val="Heading2"/>
@@ -35838,7 +35858,7 @@
               </w:rPr>
               <w:t xml:space="preserve"> </w:t>
             </w:r>
-            <w:hyperlink r:id="rId166">
+            <w:hyperlink r:id="rId163">
               <w:r>
                 <w:rPr>
                   <w:rStyle w:val="Hyperlink"/>
@@ -36008,7 +36028,7 @@
               </w:rPr>
               <w:t xml:space="preserve"> </w:t>
             </w:r>
-            <w:hyperlink r:id="rId167">
+            <w:hyperlink r:id="rId164">
               <w:r>
                 <w:rPr>
                   <w:rStyle w:val="Hyperlink"/>
@@ -36923,7 +36943,7 @@
               </w:rPr>
               <w:t xml:space="preserve"> </w:t>
             </w:r>
-            <w:hyperlink r:id="rId168">
+            <w:hyperlink r:id="rId165">
               <w:r>
                 <w:rPr>
                   <w:rStyle w:val="Hyperlink"/>
@@ -37002,7 +37022,7 @@
               <w:spacing w:after="80"/>
               <w:jc w:val="left"/>
             </w:pPr>
-            <w:hyperlink r:id="rId169">
+            <w:hyperlink r:id="rId166">
               <w:r>
                 <w:rPr>
                   <w:rStyle w:val="Hyperlink"/>
@@ -37026,8 +37046,8 @@
         </w:tc>
       </w:tr>
     </w:tbl>
-    <w:bookmarkEnd w:id="170"/>
-    <w:bookmarkStart w:id="173" w:name="X14179ba7ba6b82c69ae50c05332b4dec708df41"/>
+    <w:bookmarkEnd w:id="167"/>
+    <w:bookmarkStart w:id="170" w:name="X14179ba7ba6b82c69ae50c05332b4dec708df41"/>
     <w:p>
       <w:pPr>
         <w:pStyle w:val="Heading2"/>
@@ -37259,7 +37279,7 @@
               </w:rPr>
               <w:t xml:space="preserve"> </w:t>
             </w:r>
-            <w:hyperlink r:id="rId171">
+            <w:hyperlink r:id="rId168">
               <w:r>
                 <w:rPr>
                   <w:rStyle w:val="Hyperlink"/>
@@ -37321,7 +37341,7 @@
               </w:rPr>
               <w:t xml:space="preserve"> </w:t>
             </w:r>
-            <w:hyperlink r:id="rId172">
+            <w:hyperlink r:id="rId169">
               <w:r>
                 <w:rPr>
                   <w:rStyle w:val="Hyperlink"/>
@@ -37659,7 +37679,7 @@
               <w:spacing w:after="80"/>
               <w:jc w:val="left"/>
             </w:pPr>
-            <w:hyperlink r:id="rId86">
+            <w:hyperlink r:id="rId80">
               <w:r>
                 <w:rPr>
                   <w:rStyle w:val="Hyperlink"/>
@@ -38449,8 +38469,8 @@
         </w:tc>
       </w:tr>
     </w:tbl>
-    <w:bookmarkEnd w:id="173"/>
-    <w:bookmarkStart w:id="174" w:name="X471aa22aaa32e872eebbfcc8fe4495b043a4808"/>
+    <w:bookmarkEnd w:id="170"/>
+    <w:bookmarkStart w:id="171" w:name="X471aa22aaa32e872eebbfcc8fe4495b043a4808"/>
     <w:p>
       <w:pPr>
         <w:pStyle w:val="Heading2"/>
@@ -39030,7 +39050,7 @@
               <w:spacing w:after="80"/>
               <w:jc w:val="left"/>
             </w:pPr>
-            <w:hyperlink r:id="rId84">
+            <w:hyperlink r:id="rId78">
               <w:r>
                 <w:rPr>
                   <w:rStyle w:val="Hyperlink"/>
@@ -39820,8 +39840,8 @@
         </w:tc>
       </w:tr>
     </w:tbl>
-    <w:bookmarkEnd w:id="174"/>
-    <w:bookmarkStart w:id="177" w:name="X9915151c944565c53bf6b15bf50b16756f66a20"/>
+    <w:bookmarkEnd w:id="171"/>
+    <w:bookmarkStart w:id="174" w:name="X9915151c944565c53bf6b15bf50b16756f66a20"/>
     <w:p>
       <w:pPr>
         <w:pStyle w:val="Heading2"/>
@@ -39945,7 +39965,7 @@
               </w:rPr>
               <w:t xml:space="preserve"> </w:t>
             </w:r>
-            <w:hyperlink r:id="rId175">
+            <w:hyperlink r:id="rId172">
               <w:r>
                 <w:rPr>
                   <w:rStyle w:val="Hyperlink"/>
@@ -40007,7 +40027,7 @@
               </w:rPr>
               <w:t xml:space="preserve"> </w:t>
             </w:r>
-            <w:hyperlink r:id="rId176">
+            <w:hyperlink r:id="rId173">
               <w:r>
                 <w:rPr>
                   <w:rStyle w:val="Hyperlink"/>
@@ -40453,7 +40473,7 @@
               <w:spacing w:after="80"/>
               <w:jc w:val="left"/>
             </w:pPr>
-            <w:hyperlink r:id="rId78">
+            <w:hyperlink r:id="rId76">
               <w:r>
                 <w:rPr>
                   <w:rStyle w:val="Hyperlink"/>
@@ -41243,8 +41263,8 @@
         </w:tc>
       </w:tr>
     </w:tbl>
-    <w:bookmarkEnd w:id="177"/>
-    <w:bookmarkStart w:id="178" w:name="X57712fcac22dd76d97dee7dd1139d57a5d41cb7"/>
+    <w:bookmarkEnd w:id="174"/>
+    <w:bookmarkStart w:id="175" w:name="X57712fcac22dd76d97dee7dd1139d57a5d41cb7"/>
     <w:p>
       <w:pPr>
         <w:pStyle w:val="Heading2"/>
@@ -41824,7 +41844,7 @@
               <w:spacing w:after="80"/>
               <w:jc w:val="left"/>
             </w:pPr>
-            <w:hyperlink r:id="rId79">
+            <w:hyperlink r:id="rId77">
               <w:r>
                 <w:rPr>
                   <w:rStyle w:val="Hyperlink"/>
@@ -42614,8 +42634,8 @@
         </w:tc>
       </w:tr>
     </w:tbl>
-    <w:bookmarkEnd w:id="178"/>
-    <w:bookmarkStart w:id="179" w:name="X6ac1ff25c7bc377a7a47425fcbb18e428226380"/>
+    <w:bookmarkEnd w:id="175"/>
+    <w:bookmarkStart w:id="176" w:name="X6ac1ff25c7bc377a7a47425fcbb18e428226380"/>
     <w:p>
       <w:pPr>
         <w:pStyle w:val="Heading2"/>
@@ -43195,7 +43215,7 @@
               <w:spacing w:after="80"/>
               <w:jc w:val="left"/>
             </w:pPr>
-            <w:hyperlink r:id="rId85">
+            <w:hyperlink r:id="rId79">
               <w:r>
                 <w:rPr>
                   <w:rStyle w:val="Hyperlink"/>
@@ -43985,9 +44005,9 @@
         </w:tc>
       </w:tr>
     </w:tbl>
-    <w:bookmarkEnd w:id="179"/>
-    <w:bookmarkEnd w:id="180"/>
-    <w:bookmarkStart w:id="249" w:name="app:evidence"/>
+    <w:bookmarkEnd w:id="176"/>
+    <w:bookmarkEnd w:id="177"/>
+    <w:bookmarkStart w:id="244" w:name="app:evidence"/>
     <w:p>
       <w:pPr>
         <w:pStyle w:val="Heading1"/>
@@ -44004,7 +44024,7 @@
         <w:t xml:space="preserve">Reported observations remain attached to their baseline, hardware, workload and source. Values are preserved as supplied, including ranges, approximate values and maxima.</w:t>
       </w:r>
     </w:p>
-    <w:bookmarkStart w:id="181" w:name="e001-p001-throughput-ratio"/>
+    <w:bookmarkStart w:id="178" w:name="e001-p001-throughput-ratio"/>
     <w:p>
       <w:pPr>
         <w:pStyle w:val="Heading2"/>
@@ -44370,8 +44390,8 @@
         </w:tc>
       </w:tr>
     </w:tbl>
-    <w:bookmarkEnd w:id="181"/>
-    <w:bookmarkStart w:id="182" w:name="e002-p001-throughput-ratio"/>
+    <w:bookmarkEnd w:id="178"/>
+    <w:bookmarkStart w:id="179" w:name="e002-p001-throughput-ratio"/>
     <w:p>
       <w:pPr>
         <w:pStyle w:val="Heading2"/>
@@ -44737,8 +44757,8 @@
         </w:tc>
       </w:tr>
     </w:tbl>
-    <w:bookmarkEnd w:id="182"/>
-    <w:bookmarkStart w:id="184" w:name="e003-p002-prediction-error-range"/>
+    <w:bookmarkEnd w:id="179"/>
+    <w:bookmarkStart w:id="181" w:name="e003-p002-prediction-error-range"/>
     <w:p>
       <w:pPr>
         <w:pStyle w:val="Heading2"/>
@@ -44992,7 +45012,7 @@
               <w:spacing w:after="80"/>
               <w:jc w:val="left"/>
             </w:pPr>
-            <w:hyperlink r:id="rId183">
+            <w:hyperlink r:id="rId180">
               <w:r>
                 <w:rPr>
                   <w:rStyle w:val="Hyperlink"/>
@@ -45124,8 +45144,8 @@
         </w:tc>
       </w:tr>
     </w:tbl>
-    <w:bookmarkEnd w:id="184"/>
-    <w:bookmarkStart w:id="185" w:name="e004-p002-initial-p99-latency"/>
+    <w:bookmarkEnd w:id="181"/>
+    <w:bookmarkStart w:id="182" w:name="e004-p002-initial-p99-latency"/>
     <w:p>
       <w:pPr>
         <w:pStyle w:val="Heading2"/>
@@ -45491,8 +45511,8 @@
         </w:tc>
       </w:tr>
     </w:tbl>
-    <w:bookmarkEnd w:id="185"/>
-    <w:bookmarkStart w:id="186" w:name="e005-p004-additional-end-to-end-latency"/>
+    <w:bookmarkEnd w:id="182"/>
+    <w:bookmarkStart w:id="183" w:name="e005-p004-additional-end-to-end-latency"/>
     <w:p>
       <w:pPr>
         <w:pStyle w:val="Heading2"/>
@@ -45860,8 +45880,8 @@
         </w:tc>
       </w:tr>
     </w:tbl>
-    <w:bookmarkEnd w:id="186"/>
-    <w:bookmarkStart w:id="187" w:name="Xe70accc523086d1723e8737f7935c8dd1310ac4"/>
+    <w:bookmarkEnd w:id="183"/>
+    <w:bookmarkStart w:id="184" w:name="Xe70accc523086d1723e8737f7935c8dd1310ac4"/>
     <w:p>
       <w:pPr>
         <w:pStyle w:val="Heading2"/>
@@ -46217,7 +46237,7 @@
               <w:spacing w:after="80"/>
               <w:jc w:val="left"/>
             </w:pPr>
-            <w:hyperlink r:id="rId76">
+            <w:hyperlink r:id="rId75">
               <w:r>
                 <w:rPr>
                   <w:rStyle w:val="Hyperlink"/>
@@ -46229,8 +46249,8 @@
         </w:tc>
       </w:tr>
     </w:tbl>
-    <w:bookmarkEnd w:id="187"/>
-    <w:bookmarkStart w:id="188" w:name="e007-p004-additional-end-to-end-latency"/>
+    <w:bookmarkEnd w:id="184"/>
+    <w:bookmarkStart w:id="185" w:name="e007-p004-additional-end-to-end-latency"/>
     <w:p>
       <w:pPr>
         <w:pStyle w:val="Heading2"/>
@@ -46598,8 +46618,8 @@
         </w:tc>
       </w:tr>
     </w:tbl>
-    <w:bookmarkEnd w:id="188"/>
-    <w:bookmarkStart w:id="189" w:name="e008-p004-additional-end-to-end-latency"/>
+    <w:bookmarkEnd w:id="185"/>
+    <w:bookmarkStart w:id="186" w:name="e008-p004-additional-end-to-end-latency"/>
     <w:p>
       <w:pPr>
         <w:pStyle w:val="Heading2"/>
@@ -46967,8 +46987,8 @@
         </w:tc>
       </w:tr>
     </w:tbl>
-    <w:bookmarkEnd w:id="189"/>
-    <w:bookmarkStart w:id="190" w:name="e009-p004-additional-end-to-end-latency"/>
+    <w:bookmarkEnd w:id="186"/>
+    <w:bookmarkStart w:id="187" w:name="e009-p004-additional-end-to-end-latency"/>
     <w:p>
       <w:pPr>
         <w:pStyle w:val="Heading2"/>
@@ -47336,8 +47356,8 @@
         </w:tc>
       </w:tr>
     </w:tbl>
-    <w:bookmarkEnd w:id="190"/>
-    <w:bookmarkStart w:id="191" w:name="e010-p004-additional-end-to-end-latency"/>
+    <w:bookmarkEnd w:id="187"/>
+    <w:bookmarkStart w:id="188" w:name="e010-p004-additional-end-to-end-latency"/>
     <w:p>
       <w:pPr>
         <w:pStyle w:val="Heading2"/>
@@ -47705,8 +47725,8 @@
         </w:tc>
       </w:tr>
     </w:tbl>
-    <w:bookmarkEnd w:id="191"/>
-    <w:bookmarkStart w:id="192" w:name="e011-p004-additional-end-to-end-latency"/>
+    <w:bookmarkEnd w:id="188"/>
+    <w:bookmarkStart w:id="189" w:name="e011-p004-additional-end-to-end-latency"/>
     <w:p>
       <w:pPr>
         <w:pStyle w:val="Heading2"/>
@@ -48074,8 +48094,8 @@
         </w:tc>
       </w:tr>
     </w:tbl>
-    <w:bookmarkEnd w:id="192"/>
-    <w:bookmarkStart w:id="193" w:name="e012-p004-additional-end-to-end-latency"/>
+    <w:bookmarkEnd w:id="189"/>
+    <w:bookmarkStart w:id="190" w:name="e012-p004-additional-end-to-end-latency"/>
     <w:p>
       <w:pPr>
         <w:pStyle w:val="Heading2"/>
@@ -48443,8 +48463,8 @@
         </w:tc>
       </w:tr>
     </w:tbl>
-    <w:bookmarkEnd w:id="193"/>
-    <w:bookmarkStart w:id="194" w:name="e013-p004-additional-end-to-end-latency"/>
+    <w:bookmarkEnd w:id="190"/>
+    <w:bookmarkStart w:id="191" w:name="e013-p004-additional-end-to-end-latency"/>
     <w:p>
       <w:pPr>
         <w:pStyle w:val="Heading2"/>
@@ -48812,8 +48832,8 @@
         </w:tc>
       </w:tr>
     </w:tbl>
-    <w:bookmarkEnd w:id="194"/>
-    <w:bookmarkStart w:id="195" w:name="e014-p004-additional-end-to-end-latency"/>
+    <w:bookmarkEnd w:id="191"/>
+    <w:bookmarkStart w:id="192" w:name="e014-p004-additional-end-to-end-latency"/>
     <w:p>
       <w:pPr>
         <w:pStyle w:val="Heading2"/>
@@ -49181,8 +49201,8 @@
         </w:tc>
       </w:tr>
     </w:tbl>
-    <w:bookmarkEnd w:id="195"/>
-    <w:bookmarkStart w:id="196" w:name="e015-p004-additional-end-to-end-latency"/>
+    <w:bookmarkEnd w:id="192"/>
+    <w:bookmarkStart w:id="193" w:name="e015-p004-additional-end-to-end-latency"/>
     <w:p>
       <w:pPr>
         <w:pStyle w:val="Heading2"/>
@@ -49550,8 +49570,8 @@
         </w:tc>
       </w:tr>
     </w:tbl>
-    <w:bookmarkEnd w:id="196"/>
-    <w:bookmarkStart w:id="197" w:name="e016-p004-additional-end-to-end-latency"/>
+    <w:bookmarkEnd w:id="193"/>
+    <w:bookmarkStart w:id="194" w:name="e016-p004-additional-end-to-end-latency"/>
     <w:p>
       <w:pPr>
         <w:pStyle w:val="Heading2"/>
@@ -49919,8 +49939,8 @@
         </w:tc>
       </w:tr>
     </w:tbl>
-    <w:bookmarkEnd w:id="197"/>
-    <w:bookmarkStart w:id="198" w:name="e017-p004-additional-end-to-end-latency"/>
+    <w:bookmarkEnd w:id="194"/>
+    <w:bookmarkStart w:id="195" w:name="e017-p004-additional-end-to-end-latency"/>
     <w:p>
       <w:pPr>
         <w:pStyle w:val="Heading2"/>
@@ -50288,8 +50308,8 @@
         </w:tc>
       </w:tr>
     </w:tbl>
-    <w:bookmarkEnd w:id="198"/>
-    <w:bookmarkStart w:id="199" w:name="e018-p005-overall-throughput-ratio"/>
+    <w:bookmarkEnd w:id="195"/>
+    <w:bookmarkStart w:id="196" w:name="e018-p005-overall-throughput-ratio"/>
     <w:p>
       <w:pPr>
         <w:pStyle w:val="Heading2"/>
@@ -50657,8 +50677,8 @@
         </w:tc>
       </w:tr>
     </w:tbl>
-    <w:bookmarkEnd w:id="199"/>
-    <w:bookmarkStart w:id="200" w:name="e019-p005-rt-end-to-end-latency-overhead"/>
+    <w:bookmarkEnd w:id="196"/>
+    <w:bookmarkStart w:id="197" w:name="e019-p005-rt-end-to-end-latency-overhead"/>
     <w:p>
       <w:pPr>
         <w:pStyle w:val="Heading2"/>
@@ -51026,8 +51046,8 @@
         </w:tc>
       </w:tr>
     </w:tbl>
-    <w:bookmarkEnd w:id="200"/>
-    <w:bookmarkStart w:id="201" w:name="e020-p005-overall-throughput-ratio"/>
+    <w:bookmarkEnd w:id="197"/>
+    <w:bookmarkStart w:id="198" w:name="e020-p005-overall-throughput-ratio"/>
     <w:p>
       <w:pPr>
         <w:pStyle w:val="Heading2"/>
@@ -51395,8 +51415,8 @@
         </w:tc>
       </w:tr>
     </w:tbl>
-    <w:bookmarkEnd w:id="201"/>
-    <w:bookmarkStart w:id="202" w:name="e021-p005-rt-end-to-end-latency-overhead"/>
+    <w:bookmarkEnd w:id="198"/>
+    <w:bookmarkStart w:id="199" w:name="e021-p005-rt-end-to-end-latency-overhead"/>
     <w:p>
       <w:pPr>
         <w:pStyle w:val="Heading2"/>
@@ -51764,8 +51784,8 @@
         </w:tc>
       </w:tr>
     </w:tbl>
-    <w:bookmarkEnd w:id="202"/>
-    <w:bookmarkStart w:id="203" w:name="e022-p005-rt-end-to-end-latency-overhead"/>
+    <w:bookmarkEnd w:id="199"/>
+    <w:bookmarkStart w:id="200" w:name="e022-p005-rt-end-to-end-latency-overhead"/>
     <w:p>
       <w:pPr>
         <w:pStyle w:val="Heading2"/>
@@ -52133,8 +52153,8 @@
         </w:tc>
       </w:tr>
     </w:tbl>
-    <w:bookmarkEnd w:id="203"/>
-    <w:bookmarkStart w:id="204" w:name="e023-p005-overall-throughput-ratio"/>
+    <w:bookmarkEnd w:id="200"/>
+    <w:bookmarkStart w:id="201" w:name="e023-p005-overall-throughput-ratio"/>
     <w:p>
       <w:pPr>
         <w:pStyle w:val="Heading2"/>
@@ -52502,8 +52522,8 @@
         </w:tc>
       </w:tr>
     </w:tbl>
-    <w:bookmarkEnd w:id="204"/>
-    <w:bookmarkStart w:id="205" w:name="e024-p005-overall-throughput-ratio"/>
+    <w:bookmarkEnd w:id="201"/>
+    <w:bookmarkStart w:id="202" w:name="e024-p005-overall-throughput-ratio"/>
     <w:p>
       <w:pPr>
         <w:pStyle w:val="Heading2"/>
@@ -52871,8 +52891,8 @@
         </w:tc>
       </w:tr>
     </w:tbl>
-    <w:bookmarkEnd w:id="205"/>
-    <w:bookmarkStart w:id="206" w:name="e025-p005-overall-throughput-ratio"/>
+    <w:bookmarkEnd w:id="202"/>
+    <w:bookmarkStart w:id="203" w:name="e025-p005-overall-throughput-ratio"/>
     <w:p>
       <w:pPr>
         <w:pStyle w:val="Heading2"/>
@@ -53240,8 +53260,8 @@
         </w:tc>
       </w:tr>
     </w:tbl>
-    <w:bookmarkEnd w:id="206"/>
-    <w:bookmarkStart w:id="207" w:name="e026-p005-rt-end-to-end-latency-overhead"/>
+    <w:bookmarkEnd w:id="203"/>
+    <w:bookmarkStart w:id="204" w:name="e026-p005-rt-end-to-end-latency-overhead"/>
     <w:p>
       <w:pPr>
         <w:pStyle w:val="Heading2"/>
@@ -53609,8 +53629,8 @@
         </w:tc>
       </w:tr>
     </w:tbl>
-    <w:bookmarkEnd w:id="207"/>
-    <w:bookmarkStart w:id="210" w:name="e027-p006-resnet18-p99-reduction-factor"/>
+    <w:bookmarkEnd w:id="204"/>
+    <w:bookmarkStart w:id="207" w:name="e027-p006-resnet18-p99-reduction-factor"/>
     <w:p>
       <w:pPr>
         <w:pStyle w:val="Heading2"/>
@@ -53858,7 +53878,7 @@
               <w:spacing w:after="80"/>
               <w:jc w:val="left"/>
             </w:pPr>
-            <w:hyperlink r:id="rId208">
+            <w:hyperlink r:id="rId205">
               <w:r>
                 <w:rPr>
                   <w:rStyle w:val="Hyperlink"/>
@@ -53980,7 +54000,7 @@
               <w:spacing w:after="80"/>
               <w:jc w:val="left"/>
             </w:pPr>
-            <w:hyperlink r:id="rId209">
+            <w:hyperlink r:id="rId206">
               <w:r>
                 <w:rPr>
                   <w:rStyle w:val="Hyperlink"/>
@@ -53992,8 +54012,8 @@
         </w:tc>
       </w:tr>
     </w:tbl>
-    <w:bookmarkEnd w:id="210"/>
-    <w:bookmarkStart w:id="211" w:name="e028-p006-p90-instrumentation-overhead"/>
+    <w:bookmarkEnd w:id="207"/>
+    <w:bookmarkStart w:id="208" w:name="e028-p006-p90-instrumentation-overhead"/>
     <w:p>
       <w:pPr>
         <w:pStyle w:val="Heading2"/>
@@ -54349,7 +54369,7 @@
               <w:spacing w:after="80"/>
               <w:jc w:val="left"/>
             </w:pPr>
-            <w:hyperlink r:id="rId209">
+            <w:hyperlink r:id="rId206">
               <w:r>
                 <w:rPr>
                   <w:rStyle w:val="Hyperlink"/>
@@ -54361,8 +54381,8 @@
         </w:tc>
       </w:tr>
     </w:tbl>
-    <w:bookmarkEnd w:id="211"/>
-    <w:bookmarkStart w:id="213" w:name="e029-p007-aggregate-throughput-ratio"/>
+    <w:bookmarkEnd w:id="208"/>
+    <w:bookmarkStart w:id="210" w:name="e029-p007-aggregate-throughput-ratio"/>
     <w:p>
       <w:pPr>
         <w:pStyle w:val="Heading2"/>
@@ -54718,7 +54738,7 @@
               <w:spacing w:after="80"/>
               <w:jc w:val="left"/>
             </w:pPr>
-            <w:hyperlink r:id="rId212">
+            <w:hyperlink r:id="rId209">
               <w:r>
                 <w:rPr>
                   <w:rStyle w:val="Hyperlink"/>
@@ -54730,8 +54750,8 @@
         </w:tc>
       </w:tr>
     </w:tbl>
-    <w:bookmarkEnd w:id="213"/>
-    <w:bookmarkStart w:id="214" w:name="e030-p007-high-priority-p99-overhead"/>
+    <w:bookmarkEnd w:id="210"/>
+    <w:bookmarkStart w:id="211" w:name="e030-p007-high-priority-p99-overhead"/>
     <w:p>
       <w:pPr>
         <w:pStyle w:val="Heading2"/>
@@ -55087,7 +55107,7 @@
               <w:spacing w:after="80"/>
               <w:jc w:val="left"/>
             </w:pPr>
-            <w:hyperlink r:id="rId212">
+            <w:hyperlink r:id="rId209">
               <w:r>
                 <w:rPr>
                   <w:rStyle w:val="Hyperlink"/>
@@ -55099,8 +55119,8 @@
         </w:tc>
       </w:tr>
     </w:tbl>
-    <w:bookmarkEnd w:id="214"/>
-    <w:bookmarkStart w:id="216" w:name="e031-p008-gpu-utilization-efficacy-gue"/>
+    <w:bookmarkEnd w:id="211"/>
+    <w:bookmarkStart w:id="212" w:name="e031-p008-gpu-utilization-efficacy-gue"/>
     <w:p>
       <w:pPr>
         <w:pStyle w:val="Heading2"/>
@@ -55424,7 +55444,7 @@
               <w:rPr>
                 <w:sz w:val="24"/>
               </w:rPr>
-              <w:t xml:space="preserve">printed p500 Table3; PDF p9</w:t>
+              <w:t xml:space="preserve">GSLICE PDF p9; printed p500; Table3</w:t>
             </w:r>
           </w:p>
         </w:tc>
@@ -55456,20 +55476,20 @@
               <w:spacing w:after="80"/>
               <w:jc w:val="left"/>
             </w:pPr>
-            <w:hyperlink r:id="rId215">
+            <w:hyperlink r:id="rId142">
               <w:r>
                 <w:rPr>
                   <w:rStyle w:val="Hyperlink"/>
                 </w:rPr>
-                <w:t xml:space="preserve">https://par.nsf.gov/servlets/purl/10299299</w:t>
+                <w:t xml:space="preserve">https://www.cse.iitb.ac.in/\textasciitilde{}puru/courses/spring2024-25/downloads/gslice.pdf</w:t>
               </w:r>
             </w:hyperlink>
           </w:p>
         </w:tc>
       </w:tr>
     </w:tbl>
-    <w:bookmarkEnd w:id="216"/>
-    <w:bookmarkStart w:id="218" w:name="e032-p008-signed-latency-improvement"/>
+    <w:bookmarkEnd w:id="212"/>
+    <w:bookmarkStart w:id="214" w:name="e032-p008-signed-latency-improvement"/>
     <w:p>
       <w:pPr>
         <w:pStyle w:val="Heading2"/>
@@ -55710,7 +55730,7 @@
               <w:spacing w:after="80"/>
               <w:jc w:val="left"/>
             </w:pPr>
-            <w:hyperlink r:id="rId217">
+            <w:hyperlink r:id="rId213">
               <w:r>
                 <w:rPr>
                   <w:rStyle w:val="Hyperlink"/>
@@ -55800,7 +55820,7 @@
               <w:rPr>
                 <w:sz w:val="24"/>
               </w:rPr>
-              <w:t xml:space="preserve">printed p501 Table4; PDF p10</w:t>
+              <w:t xml:space="preserve">GSLICE PDF p10; printed p501; Table4 and section4.3</w:t>
             </w:r>
           </w:p>
         </w:tc>
@@ -55832,20 +55852,20 @@
               <w:spacing w:after="80"/>
               <w:jc w:val="left"/>
             </w:pPr>
-            <w:hyperlink r:id="rId215">
+            <w:hyperlink r:id="rId142">
               <w:r>
                 <w:rPr>
                   <w:rStyle w:val="Hyperlink"/>
                 </w:rPr>
-                <w:t xml:space="preserve">https://par.nsf.gov/servlets/purl/10299299</w:t>
+                <w:t xml:space="preserve">https://www.cse.iitb.ac.in/\textasciitilde{}puru/courses/spring2024-25/downloads/gslice.pdf</w:t>
               </w:r>
             </w:hyperlink>
           </w:p>
         </w:tc>
       </w:tr>
     </w:tbl>
-    <w:bookmarkEnd w:id="218"/>
-    <w:bookmarkStart w:id="220" w:name="e033-p009-clockwork-goodput"/>
+    <w:bookmarkEnd w:id="214"/>
+    <w:bookmarkStart w:id="216" w:name="e033-p009-clockwork-goodput"/>
     <w:p>
       <w:pPr>
         <w:pStyle w:val="Heading2"/>
@@ -56181,7 +56201,7 @@
               <w:rPr>
                 <w:sz w:val="24"/>
               </w:rPr>
-              <w:t xml:space="preserve">printed p452 section6.1/Fig5; author PDF p10</w:t>
+              <w:t xml:space="preserve">USENIX PDF pp10-11; printed pp451-452; Figure5 and section6.1</w:t>
             </w:r>
           </w:p>
         </w:tc>
@@ -56213,7 +56233,7 @@
               <w:spacing w:after="80"/>
               <w:jc w:val="left"/>
             </w:pPr>
-            <w:hyperlink r:id="rId219">
+            <w:hyperlink r:id="rId215">
               <w:r>
                 <w:rPr>
                   <w:rStyle w:val="Hyperlink"/>
@@ -56225,8 +56245,8 @@
         </w:tc>
       </w:tr>
     </w:tbl>
-    <w:bookmarkEnd w:id="220"/>
-    <w:bookmarkStart w:id="221" w:name="e034-p009-clockwork-request-latency"/>
+    <w:bookmarkEnd w:id="216"/>
+    <w:bookmarkStart w:id="217" w:name="e034-p009-clockwork-request-latency"/>
     <w:p>
       <w:pPr>
         <w:pStyle w:val="Heading2"/>
@@ -56562,7 +56582,7 @@
               <w:rPr>
                 <w:sz w:val="24"/>
               </w:rPr>
-              <w:t xml:space="preserve">printed p452 section6.1/Fig5; author PDF p10</w:t>
+              <w:t xml:space="preserve">USENIX PDF pp10-11; printed pp451-452; Figure5 and section6.1</w:t>
             </w:r>
           </w:p>
         </w:tc>
@@ -56594,7 +56614,7 @@
               <w:spacing w:after="80"/>
               <w:jc w:val="left"/>
             </w:pPr>
-            <w:hyperlink r:id="rId219">
+            <w:hyperlink r:id="rId215">
               <w:r>
                 <w:rPr>
                   <w:rStyle w:val="Hyperlink"/>
@@ -56606,8 +56626,8 @@
         </w:tc>
       </w:tr>
     </w:tbl>
-    <w:bookmarkEnd w:id="221"/>
-    <w:bookmarkStart w:id="223" w:name="X4fa2439e0adfddbc008d90a9398c15a18a51ff2"/>
+    <w:bookmarkEnd w:id="217"/>
+    <w:bookmarkStart w:id="219" w:name="X4fa2439e0adfddbc008d90a9398c15a18a51ff2"/>
     <w:p>
       <w:pPr>
         <w:pStyle w:val="Heading2"/>
@@ -56867,7 +56887,7 @@
               </w:rPr>
               <w:t xml:space="preserve"> </w:t>
             </w:r>
-            <w:hyperlink r:id="rId222">
+            <w:hyperlink r:id="rId218">
               <w:r>
                 <w:rPr>
                   <w:rStyle w:val="Hyperlink"/>
@@ -56957,7 +56977,7 @@
               <w:rPr>
                 <w:sz w:val="24"/>
               </w:rPr>
-              <w:t xml:space="preserve">printed p1666, section6.1/Figure10 discussion; PDF p11</w:t>
+              <w:t xml:space="preserve">USENIX PDF p11; printed p1666; Figure10 discussion</w:t>
             </w:r>
           </w:p>
         </w:tc>
@@ -56989,7 +57009,7 @@
               <w:spacing w:after="80"/>
               <w:jc w:val="left"/>
             </w:pPr>
-            <w:hyperlink r:id="rId80">
+            <w:hyperlink r:id="rId146">
               <w:r>
                 <w:rPr>
                   <w:rStyle w:val="Hyperlink"/>
@@ -57001,8 +57021,8 @@
         </w:tc>
       </w:tr>
     </w:tbl>
-    <w:bookmarkEnd w:id="223"/>
-    <w:bookmarkStart w:id="224" w:name="e036-p011-reported-throughput"/>
+    <w:bookmarkEnd w:id="219"/>
+    <w:bookmarkStart w:id="220" w:name="e036-p011-reported-throughput"/>
     <w:p>
       <w:pPr>
         <w:pStyle w:val="Heading2"/>
@@ -57326,7 +57346,7 @@
               <w:rPr>
                 <w:sz w:val="24"/>
               </w:rPr>
-              <w:t xml:space="preserve">author preprint PDF p5, sectionIII-B prose; Figure3 p4</w:t>
+              <w:t xml:space="preserve">arXiv v1 PDF p5; sectionIII-B; Figures3-4 on p4</w:t>
             </w:r>
           </w:p>
         </w:tc>
@@ -57358,7 +57378,7 @@
               <w:spacing w:after="80"/>
               <w:jc w:val="left"/>
             </w:pPr>
-            <w:hyperlink r:id="rId67">
+            <w:hyperlink r:id="rId149">
               <w:r>
                 <w:rPr>
                   <w:rStyle w:val="Hyperlink"/>
@@ -57370,8 +57390,8 @@
         </w:tc>
       </w:tr>
     </w:tbl>
-    <w:bookmarkEnd w:id="224"/>
-    <w:bookmarkStart w:id="225" w:name="X2c3675bcb1698dd93c51c6edb0bc4bbec4f8387"/>
+    <w:bookmarkEnd w:id="220"/>
+    <w:bookmarkStart w:id="221" w:name="X2c3675bcb1698dd93c51c6edb0bc4bbec4f8387"/>
     <w:p>
       <w:pPr>
         <w:pStyle w:val="Heading2"/>
@@ -57695,7 +57715,7 @@
               <w:rPr>
                 <w:sz w:val="24"/>
               </w:rPr>
-              <w:t xml:space="preserve">author preprint PDF p5, sectionIII-B prose; Figure4 p4</w:t>
+              <w:t xml:space="preserve">arXiv v1 PDF p5; sectionIII-B; Figures3-4 on p4</w:t>
             </w:r>
           </w:p>
         </w:tc>
@@ -57727,7 +57747,7 @@
               <w:spacing w:after="80"/>
               <w:jc w:val="left"/>
             </w:pPr>
-            <w:hyperlink r:id="rId67">
+            <w:hyperlink r:id="rId149">
               <w:r>
                 <w:rPr>
                   <w:rStyle w:val="Hyperlink"/>
@@ -57739,8 +57759,8 @@
         </w:tc>
       </w:tr>
     </w:tbl>
-    <w:bookmarkEnd w:id="225"/>
-    <w:bookmarkStart w:id="227" w:name="X9595e356a6d05472533ab4c71d7d7578138a1a8"/>
+    <w:bookmarkEnd w:id="221"/>
+    <w:bookmarkStart w:id="223" w:name="X9595e356a6d05472533ab4c71d7d7578138a1a8"/>
     <w:p>
       <w:pPr>
         <w:pStyle w:val="Heading2"/>
@@ -58000,7 +58020,7 @@
               </w:rPr>
               <w:t xml:space="preserve"> </w:t>
             </w:r>
-            <w:hyperlink r:id="rId226">
+            <w:hyperlink r:id="rId222">
               <w:r>
                 <w:rPr>
                   <w:rStyle w:val="Hyperlink"/>
@@ -58078,7 +58098,7 @@
               <w:rPr>
                 <w:sz w:val="24"/>
               </w:rPr>
-              <w:t xml:space="preserve">p606 section7.2; Figure8 p605; PDF pp10-11</w:t>
+              <w:t xml:space="preserve">USENIX PDF pp10-11; printed pp605-606; Figure8 and section7.2</w:t>
             </w:r>
           </w:p>
         </w:tc>
@@ -58110,7 +58130,7 @@
               <w:spacing w:after="80"/>
               <w:jc w:val="left"/>
             </w:pPr>
-            <w:hyperlink r:id="rId81">
+            <w:hyperlink r:id="rId152">
               <w:r>
                 <w:rPr>
                   <w:rStyle w:val="Hyperlink"/>
@@ -58122,8 +58142,8 @@
         </w:tc>
       </w:tr>
     </w:tbl>
-    <w:bookmarkEnd w:id="227"/>
-    <w:bookmarkStart w:id="229" w:name="X09a69b820f26a411c631d99a043c8c89826817e"/>
+    <w:bookmarkEnd w:id="223"/>
+    <w:bookmarkStart w:id="225" w:name="X09a69b820f26a411c631d99a043c8c89826817e"/>
     <w:p>
       <w:pPr>
         <w:pStyle w:val="Heading2"/>
@@ -58383,7 +58403,7 @@
               </w:rPr>
               <w:t xml:space="preserve"> </w:t>
             </w:r>
-            <w:hyperlink r:id="rId228">
+            <w:hyperlink r:id="rId224">
               <w:r>
                 <w:rPr>
                   <w:rStyle w:val="Hyperlink"/>
@@ -58461,7 +58481,7 @@
               <w:rPr>
                 <w:sz w:val="24"/>
               </w:rPr>
-              <w:t xml:space="preserve">p606 section7.2; Figure8 p605; PDF pp10-11</w:t>
+              <w:t xml:space="preserve">USENIX PDF pp10-11; printed pp605-606; default P98 metrics and section7.2</w:t>
             </w:r>
           </w:p>
         </w:tc>
@@ -58493,7 +58513,7 @@
               <w:spacing w:after="80"/>
               <w:jc w:val="left"/>
             </w:pPr>
-            <w:hyperlink r:id="rId81">
+            <w:hyperlink r:id="rId152">
               <w:r>
                 <w:rPr>
                   <w:rStyle w:val="Hyperlink"/>
@@ -58505,8 +58525,8 @@
         </w:tc>
       </w:tr>
     </w:tbl>
-    <w:bookmarkEnd w:id="229"/>
-    <w:bookmarkStart w:id="231" w:name="X093abfc63a3190437104504396bf3c076983c7a"/>
+    <w:bookmarkEnd w:id="225"/>
+    <w:bookmarkStart w:id="227" w:name="X093abfc63a3190437104504396bf3c076983c7a"/>
     <w:p>
       <w:pPr>
         <w:pStyle w:val="Heading2"/>
@@ -58766,7 +58786,7 @@
               </w:rPr>
               <w:t xml:space="preserve"> </w:t>
             </w:r>
-            <w:hyperlink r:id="rId230">
+            <w:hyperlink r:id="rId226">
               <w:r>
                 <w:rPr>
                   <w:rStyle w:val="Hyperlink"/>
@@ -58856,7 +58876,7 @@
               <w:rPr>
                 <w:sz w:val="24"/>
               </w:rPr>
-              <w:t xml:space="preserve">p68 section9.1/Figure13; PDF p11</w:t>
+              <w:t xml:space="preserve">USENIX PDF p11; printed p68; section9.1; Figure13</w:t>
             </w:r>
           </w:p>
         </w:tc>
@@ -58888,7 +58908,7 @@
               <w:spacing w:after="80"/>
               <w:jc w:val="left"/>
             </w:pPr>
-            <w:hyperlink r:id="rId82">
+            <w:hyperlink r:id="rId157">
               <w:r>
                 <w:rPr>
                   <w:rStyle w:val="Hyperlink"/>
@@ -58900,8 +58920,8 @@
         </w:tc>
       </w:tr>
     </w:tbl>
-    <w:bookmarkEnd w:id="231"/>
-    <w:bookmarkStart w:id="232" w:name="X31746c6808916b1d3504d61b0482bfe272bd469"/>
+    <w:bookmarkEnd w:id="227"/>
+    <w:bookmarkStart w:id="228" w:name="X31746c6808916b1d3504d61b0482bfe272bd469"/>
     <w:p>
       <w:pPr>
         <w:pStyle w:val="Heading2"/>
@@ -59231,7 +59251,7 @@
               <w:rPr>
                 <w:sz w:val="24"/>
               </w:rPr>
-              <w:t xml:space="preserve">p70 section9.3/Figure18; PDF p13</w:t>
+              <w:t xml:space="preserve">USENIX PDF p13; printed p70; section9.3; Figure18</w:t>
             </w:r>
           </w:p>
         </w:tc>
@@ -59263,7 +59283,7 @@
               <w:spacing w:after="80"/>
               <w:jc w:val="left"/>
             </w:pPr>
-            <w:hyperlink r:id="rId82">
+            <w:hyperlink r:id="rId157">
               <w:r>
                 <w:rPr>
                   <w:rStyle w:val="Hyperlink"/>
@@ -59275,170 +59295,14 @@
         </w:tc>
       </w:tr>
     </w:tbl>
-    <w:bookmarkEnd w:id="232"/>
-    <w:bookmarkStart w:id="234" w:name="X7e8dcaa8f214037c4649ac582187d7354b81557"/>
+    <w:bookmarkEnd w:id="228"/>
+    <w:bookmarkStart w:id="229" w:name="X7e8dcaa8f214037c4649ac582187d7354b81557"/>
     <w:p>
       <w:pPr>
         <w:pStyle w:val="Heading2"/>
       </w:pPr>
       <w:r>
         <w:t xml:space="preserve">E042 / P014 Reported average QoS violation rate</w:t>
-      </w:r>
-    </w:p>
-    <w:p>
-      <w:pPr>
-        <w:pStyle w:val="FirstParagraph"/>
-      </w:pPr>
-      <w:r>
-        <w:t xml:space="preserve">&gt;</w:t>
-      </w:r>
-    </w:p>
-    <w:p>
-      <w:pPr>
-        <w:pStyle w:val="BodyText"/>
-      </w:pPr>
-      <w:r>
-        <w:t xml:space="preserve">p</w:t>
-      </w:r>
-      <w:r>
-        <w:t xml:space="preserve">0.22</w:t>
-      </w:r>
-      <w:r>
-        <w:t xml:space="preserve">&gt;</w:t>
-      </w:r>
-    </w:p>
-    <w:p>
-      <w:pPr>
-        <w:pStyle w:val="BodyText"/>
-      </w:pPr>
-      <w:r>
-        <w:t xml:space="preserve">p</w:t>
-      </w:r>
-      <w:r>
-        <w:t xml:space="preserve">0.68</w:t>
-      </w:r>
-    </w:p>
-    <w:p>
-      <w:pPr>
-        <w:pStyle w:val="BodyText"/>
-      </w:pPr>
-      <w:r>
-        <w:rPr>
-          <w:bCs/>
-          <w:b/>
-        </w:rPr>
-        <w:t xml:space="preserve">Field</w:t>
-      </w:r>
-      <w:r>
-        <w:t xml:space="preserve"> </w:t>
-      </w:r>
-      <w:r>
-        <w:t xml:space="preserve">&amp;</w:t>
-      </w:r>
-      <w:r>
-        <w:t xml:space="preserve"> </w:t>
-      </w:r>
-      <w:r>
-        <w:rPr>
-          <w:bCs/>
-          <w:b/>
-        </w:rPr>
-        <w:t xml:space="preserve">Evidence</w:t>
-      </w:r>
-      <w:r>
-        <w:br/>
-      </w:r>
-      <w:r>
-        <w:t xml:space="preserve">Value &amp;</w:t>
-      </w:r>
-      <w:r>
-        <w:t xml:space="preserve"> </w:t>
-      </w:r>
-      <w:r>
-        <w:t xml:space="preserve">1.23</w:t>
-      </w:r>
-      <w:r>
-        <w:br/>
-      </w:r>
-      <w:r>
-        <w:t xml:space="preserve">Units &amp; percent of requests</w:t>
-      </w:r>
-      <w:r>
-        <w:br/>
-      </w:r>
-      <w:r>
-        <w:t xml:space="preserve">Baseline &amp; original soloP99 threshold (1%baseline violations by definition)</w:t>
-      </w:r>
-      <w:r>
-        <w:br/>
-      </w:r>
-      <w:r>
-        <w:t xml:space="preserve">Hardware &amp; A10040GB for local quota/QoS tests; twoRTX4090 used for separate distributed-training test</w:t>
-      </w:r>
-      <w:r>
-        <w:br/>
-      </w:r>
-      <w:r>
-        <w:t xml:space="preserve">Workload &amp; Transformer-XL</w:t>
-      </w:r>
-      <w:r>
-        <w:t xml:space="preserve"> </w:t>
-      </w:r>
-      <w:hyperlink r:id="rId233">
-        <w:r>
-          <w:rPr>
-            <w:rStyle w:val="Hyperlink"/>
-          </w:rPr>
-          <w:t xml:space="preserve">inference,batch8/16/32;50%GPUtime;Poisson</w:t>
-        </w:r>
-      </w:hyperlink>
-      <w:r>
-        <w:t xml:space="preserve"> </w:t>
-      </w:r>
-      <w:r>
-        <w:t xml:space="preserve">arrivals;tokens5-80ms</w:t>
-      </w:r>
-      <w:r>
-        <w:br/>
-      </w:r>
-      <w:r>
-        <w:t xml:space="preserve">Interpretation &amp; Average across tested configurations; no claim that worst-case violation is1.23%. Threshold-relative metric, not latency in milliseconds.</w:t>
-      </w:r>
-      <w:r>
-        <w:br/>
-      </w:r>
-      <w:r>
-        <w:t xml:space="preserve">Evidence location &amp; p1014 section5.5/Figure17; PDF p13</w:t>
-      </w:r>
-      <w:r>
-        <w:br/>
-      </w:r>
-      <w:r>
-        <w:t xml:space="preserve">Source &amp;</w:t>
-      </w:r>
-      <w:r>
-        <w:t xml:space="preserve"> </w:t>
-      </w:r>
-      <w:hyperlink r:id="rId83">
-        <w:r>
-          <w:rPr>
-            <w:rStyle w:val="Hyperlink"/>
-          </w:rPr>
-          <w:t xml:space="preserve">https://www.usenix.org/system/files/atc25-zhang-shulai.pdf</w:t>
-        </w:r>
-      </w:hyperlink>
-      <w:r>
-        <w:br/>
-      </w:r>
-    </w:p>
-    <w:bookmarkEnd w:id="234"/>
-    <w:bookmarkStart w:id="235" w:name="Xeed692076041d557a56c738c90dccde8413f491"/>
-    <w:p>
-      <w:pPr>
-        <w:pStyle w:val="Heading2"/>
-      </w:pPr>
-      <w:r>
-        <w:t xml:space="preserve">E043 / P014 Reported kernel module host-memory footprint</w:t>
       </w:r>
     </w:p>
     <w:tbl>
@@ -59540,7 +59404,7 @@
               <w:rPr>
                 <w:sz w:val="24"/>
               </w:rPr>
-              <w:t xml:space="preserve">4.8</w:t>
+              <w:t xml:space="preserve">1.23</w:t>
             </w:r>
           </w:p>
         </w:tc>
@@ -59576,7 +59440,7 @@
               <w:rPr>
                 <w:sz w:val="24"/>
               </w:rPr>
-              <w:t xml:space="preserve">MB</w:t>
+              <w:t xml:space="preserve">percent of requests</w:t>
             </w:r>
           </w:p>
         </w:tc>
@@ -59612,7 +59476,7 @@
               <w:rPr>
                 <w:sz w:val="24"/>
               </w:rPr>
-              <w:t xml:space="preserve">no module; additional host memory cost</w:t>
+              <w:t xml:space="preserve">original soloP99 threshold (1%baseline violations by definition)</w:t>
             </w:r>
           </w:p>
         </w:tc>
@@ -59684,7 +59548,7 @@
               <w:rPr>
                 <w:sz w:val="24"/>
               </w:rPr>
-              <w:t xml:space="preserve">kernel-space GPU sharing module on evaluated Linux host</w:t>
+              <w:t xml:space="preserve">Transformer-XL inference; batch8/16/32. Original rate is half solo maximum; shared test halves that rate again and assigns 50% time; tokens5-80ms.</w:t>
             </w:r>
           </w:p>
         </w:tc>
@@ -59720,7 +59584,7 @@
               <w:rPr>
                 <w:sz w:val="24"/>
               </w:rPr>
-              <w:t xml:space="preserve">Host memory, not GPU VRAM; separate monitoring thread also required.</w:t>
+              <w:t xml:space="preserve">Average across tested configurations; no claim that worst-case violation is1.23%. Threshold-relative metric, not latency in milliseconds.</w:t>
             </w:r>
           </w:p>
         </w:tc>
@@ -59756,7 +59620,7 @@
               <w:rPr>
                 <w:sz w:val="24"/>
               </w:rPr>
-              <w:t xml:space="preserve">p1014 section5.7; PDF p13</w:t>
+              <w:t xml:space="preserve">USENIX PDF pp12-13; printed pp1013-1014; section5.5; Figure17</w:t>
             </w:r>
           </w:p>
         </w:tc>
@@ -59788,7 +59652,7 @@
               <w:spacing w:after="80"/>
               <w:jc w:val="left"/>
             </w:pPr>
-            <w:hyperlink r:id="rId83">
+            <w:hyperlink r:id="rId161">
               <w:r>
                 <w:rPr>
                   <w:rStyle w:val="Hyperlink"/>
@@ -59800,14 +59664,14 @@
         </w:tc>
       </w:tr>
     </w:tbl>
-    <w:bookmarkEnd w:id="235"/>
-    <w:bookmarkStart w:id="238" w:name="X3d310b5613c9a7a2083981fe3b7465626b92869"/>
+    <w:bookmarkEnd w:id="229"/>
+    <w:bookmarkStart w:id="230" w:name="Xeed692076041d557a56c738c90dccde8413f491"/>
     <w:p>
       <w:pPr>
         <w:pStyle w:val="Heading2"/>
       </w:pPr>
       <w:r>
-        <w:t xml:space="preserve">E044 / P015 Reported high-priorityP99 latency ratio</w:t>
+        <w:t xml:space="preserve">E043 / P014 Reported kernel module host-memory footprint</w:t>
       </w:r>
     </w:p>
     <w:tbl>
@@ -59909,7 +59773,7 @@
               <w:rPr>
                 <w:sz w:val="24"/>
               </w:rPr>
-              <w:t xml:space="preserve">1.07</w:t>
+              <w:t xml:space="preserve">4.8</w:t>
             </w:r>
           </w:p>
         </w:tc>
@@ -59945,7 +59809,7 @@
               <w:rPr>
                 <w:sz w:val="24"/>
               </w:rPr>
-              <w:t xml:space="preserve">x standalone</w:t>
+              <w:t xml:space="preserve">MB</w:t>
             </w:r>
           </w:p>
         </w:tc>
@@ -59981,7 +59845,7 @@
               <w:rPr>
                 <w:sz w:val="24"/>
               </w:rPr>
-              <w:t xml:space="preserve">standalone high-priorityBert-large execution</w:t>
+              <w:t xml:space="preserve">no module; additional host memory cost</w:t>
             </w:r>
           </w:p>
         </w:tc>
@@ -60017,7 +59881,7 @@
               <w:rPr>
                 <w:sz w:val="24"/>
               </w:rPr>
-              <w:t xml:space="preserve">single NVIDIA GV100 for extracted Triton/Paella case; NPU/ASIC/FPGA results outside extracted GPU outcomes</w:t>
+              <w:t xml:space="preserve">A10040GB for local quota/QoS tests; twoRTX4090 used for separate distributed-training test</w:t>
             </w:r>
           </w:p>
         </w:tc>
@@ -60053,325 +59917,130 @@
               <w:rPr>
                 <w:sz w:val="24"/>
               </w:rPr>
-              <w:t xml:space="preserve">twoBert-large clients</w:t>
-            </w:r>
-            <w:r>
-              <w:rPr>
-                <w:sz w:val="24"/>
-              </w:rPr>
-              <w:t xml:space="preserve"> </w:t>
-            </w:r>
-            <w:hyperlink r:id="rId236">
+              <w:t xml:space="preserve">kernel-space GPU sharing module on evaluated Linux host</w:t>
+            </w:r>
+          </w:p>
+        </w:tc>
+      </w:tr>
+      <w:tr>
+        <w:tc>
+          <w:tcPr/>
+          <w:p>
+            <w:pPr>
+              <w:pStyle w:val="Compact"/>
+              <w:keepNext w:val="0"/>
+              <w:spacing w:after="80"/>
+              <w:jc w:val="left"/>
+            </w:pPr>
+            <w:r>
+              <w:rPr>
+                <w:sz w:val="24"/>
+              </w:rPr>
+              <w:t xml:space="preserve">Interpretation</w:t>
+            </w:r>
+          </w:p>
+        </w:tc>
+        <w:tc>
+          <w:tcPr/>
+          <w:p>
+            <w:pPr>
+              <w:pStyle w:val="Compact"/>
+              <w:keepNext w:val="0"/>
+              <w:spacing w:after="80"/>
+              <w:jc w:val="left"/>
+            </w:pPr>
+            <w:r>
+              <w:rPr>
+                <w:sz w:val="24"/>
+              </w:rPr>
+              <w:t xml:space="preserve">Host memory, not GPU VRAM; separate monitoring thread also required.</w:t>
+            </w:r>
+          </w:p>
+        </w:tc>
+      </w:tr>
+      <w:tr>
+        <w:tc>
+          <w:tcPr/>
+          <w:p>
+            <w:pPr>
+              <w:pStyle w:val="Compact"/>
+              <w:keepNext w:val="0"/>
+              <w:spacing w:after="80"/>
+              <w:jc w:val="left"/>
+            </w:pPr>
+            <w:r>
+              <w:rPr>
+                <w:sz w:val="24"/>
+              </w:rPr>
+              <w:t xml:space="preserve">Evidence location</w:t>
+            </w:r>
+          </w:p>
+        </w:tc>
+        <w:tc>
+          <w:tcPr/>
+          <w:p>
+            <w:pPr>
+              <w:pStyle w:val="Compact"/>
+              <w:keepNext w:val="0"/>
+              <w:spacing w:after="80"/>
+              <w:jc w:val="left"/>
+            </w:pPr>
+            <w:r>
+              <w:rPr>
+                <w:sz w:val="24"/>
+              </w:rPr>
+              <w:t xml:space="preserve">USENIX PDF p13; printed p1014; section5.7</w:t>
+            </w:r>
+          </w:p>
+        </w:tc>
+      </w:tr>
+      <w:tr>
+        <w:tc>
+          <w:tcPr/>
+          <w:p>
+            <w:pPr>
+              <w:pStyle w:val="Compact"/>
+              <w:keepNext w:val="0"/>
+              <w:spacing w:after="80"/>
+              <w:jc w:val="left"/>
+            </w:pPr>
+            <w:r>
+              <w:rPr>
+                <w:sz w:val="24"/>
+              </w:rPr>
+              <w:t xml:space="preserve">Source</w:t>
+            </w:r>
+          </w:p>
+        </w:tc>
+        <w:tc>
+          <w:tcPr/>
+          <w:p>
+            <w:pPr>
+              <w:pStyle w:val="Compact"/>
+              <w:keepNext w:val="0"/>
+              <w:spacing w:after="80"/>
+              <w:jc w:val="left"/>
+            </w:pPr>
+            <w:hyperlink r:id="rId161">
               <w:r>
                 <w:rPr>
                   <w:rStyle w:val="Hyperlink"/>
                 </w:rPr>
-                <w:t xml:space="preserve">ononeGV100;high-priority10req/s,backgroundcontinuous</w:t>
+                <w:t xml:space="preserve">https://www.usenix.org/system/files/atc25-zhang-shulai.pdf</w:t>
               </w:r>
             </w:hyperlink>
           </w:p>
         </w:tc>
       </w:tr>
-      <w:tr>
-        <w:tc>
-          <w:tcPr/>
-          <w:p>
-            <w:pPr>
-              <w:pStyle w:val="Compact"/>
-              <w:keepNext w:val="0"/>
-              <w:spacing w:after="80"/>
-              <w:jc w:val="left"/>
-            </w:pPr>
-            <w:r>
-              <w:rPr>
-                <w:sz w:val="24"/>
-              </w:rPr>
-              <w:t xml:space="preserve">Interpretation</w:t>
-            </w:r>
-          </w:p>
-        </w:tc>
-        <w:tc>
-          <w:tcPr/>
-          <w:p>
-            <w:pPr>
-              <w:pStyle w:val="Compact"/>
-              <w:keepNext w:val="0"/>
-              <w:spacing w:after="80"/>
-              <w:jc w:val="left"/>
-            </w:pPr>
-            <w:r>
-              <w:rPr>
-                <w:sz w:val="24"/>
-              </w:rPr>
-              <w:t xml:space="preserve">Triton+XSched;not a rawmillisecond value. NativeTriton</w:t>
-            </w:r>
-            <w:r>
-              <w:rPr>
-                <w:sz w:val="24"/>
-              </w:rPr>
-              <w:t xml:space="preserve"> </w:t>
-            </w:r>
-            <w:hyperlink r:id="rId237">
-              <w:r>
-                <w:rPr>
-                  <w:rStyle w:val="Hyperlink"/>
-                </w:rPr>
-                <w:t xml:space="preserve">ratio1.53x;noNPUresultincluded.</w:t>
-              </w:r>
-            </w:hyperlink>
-          </w:p>
-        </w:tc>
-      </w:tr>
-      <w:tr>
-        <w:tc>
-          <w:tcPr/>
-          <w:p>
-            <w:pPr>
-              <w:pStyle w:val="Compact"/>
-              <w:keepNext w:val="0"/>
-              <w:spacing w:after="80"/>
-              <w:jc w:val="left"/>
-            </w:pPr>
-            <w:r>
-              <w:rPr>
-                <w:sz w:val="24"/>
-              </w:rPr>
-              <w:t xml:space="preserve">Evidence location</w:t>
-            </w:r>
-          </w:p>
-        </w:tc>
-        <w:tc>
-          <w:tcPr/>
-          <w:p>
-            <w:pPr>
-              <w:pStyle w:val="Compact"/>
-              <w:keepNext w:val="0"/>
-              <w:spacing w:after="80"/>
-              <w:jc w:val="left"/>
-            </w:pPr>
-            <w:r>
-              <w:rPr>
-                <w:sz w:val="24"/>
-              </w:rPr>
-              <w:t xml:space="preserve">p683 section7.4 case3/Figure15a; PDF p14</w:t>
-            </w:r>
-          </w:p>
-        </w:tc>
-      </w:tr>
-      <w:tr>
-        <w:tc>
-          <w:tcPr/>
-          <w:p>
-            <w:pPr>
-              <w:pStyle w:val="Compact"/>
-              <w:keepNext w:val="0"/>
-              <w:spacing w:after="80"/>
-              <w:jc w:val="left"/>
-            </w:pPr>
-            <w:r>
-              <w:rPr>
-                <w:sz w:val="24"/>
-              </w:rPr>
-              <w:t xml:space="preserve">Source</w:t>
-            </w:r>
-          </w:p>
-        </w:tc>
-        <w:tc>
-          <w:tcPr/>
-          <w:p>
-            <w:pPr>
-              <w:pStyle w:val="Compact"/>
-              <w:keepNext w:val="0"/>
-              <w:spacing w:after="80"/>
-              <w:jc w:val="left"/>
-            </w:pPr>
-            <w:hyperlink r:id="rId68">
-              <w:r>
-                <w:rPr>
-                  <w:rStyle w:val="Hyperlink"/>
-                </w:rPr>
-                <w:t xml:space="preserve">https://www.usenix.org/system/files/osdi25-shen-weihang.pdf</w:t>
-              </w:r>
-            </w:hyperlink>
-          </w:p>
-        </w:tc>
-      </w:tr>
     </w:tbl>
-    <w:bookmarkEnd w:id="238"/>
-    <w:bookmarkStart w:id="241" w:name="X151067184d33c0b27ce31c852f46c523678e818"/>
+    <w:bookmarkEnd w:id="230"/>
+    <w:bookmarkStart w:id="233" w:name="X3d310b5613c9a7a2083981fe3b7465626b92869"/>
     <w:p>
       <w:pPr>
         <w:pStyle w:val="Heading2"/>
       </w:pPr>
       <w:r>
-        <w:t xml:space="preserve">E045 / P015 Author-reported P99 latency reduction</w:t>
-      </w:r>
-    </w:p>
-    <w:p>
-      <w:pPr>
-        <w:pStyle w:val="FirstParagraph"/>
-      </w:pPr>
-      <w:r>
-        <w:t xml:space="preserve">&gt;</w:t>
-      </w:r>
-    </w:p>
-    <w:p>
-      <w:pPr>
-        <w:pStyle w:val="BodyText"/>
-      </w:pPr>
-      <w:r>
-        <w:t xml:space="preserve">p</w:t>
-      </w:r>
-      <w:r>
-        <w:t xml:space="preserve">0.22</w:t>
-      </w:r>
-      <w:r>
-        <w:t xml:space="preserve">&gt;</w:t>
-      </w:r>
-    </w:p>
-    <w:p>
-      <w:pPr>
-        <w:pStyle w:val="BodyText"/>
-      </w:pPr>
-      <w:r>
-        <w:t xml:space="preserve">p</w:t>
-      </w:r>
-      <w:r>
-        <w:t xml:space="preserve">0.68</w:t>
-      </w:r>
-    </w:p>
-    <w:p>
-      <w:pPr>
-        <w:pStyle w:val="BodyText"/>
-      </w:pPr>
-      <w:r>
-        <w:rPr>
-          <w:bCs/>
-          <w:b/>
-        </w:rPr>
-        <w:t xml:space="preserve">Field</w:t>
-      </w:r>
-      <w:r>
-        <w:t xml:space="preserve"> </w:t>
-      </w:r>
-      <w:r>
-        <w:t xml:space="preserve">&amp;</w:t>
-      </w:r>
-      <w:r>
-        <w:t xml:space="preserve"> </w:t>
-      </w:r>
-      <w:r>
-        <w:rPr>
-          <w:bCs/>
-          <w:b/>
-        </w:rPr>
-        <w:t xml:space="preserve">Evidence</w:t>
-      </w:r>
-      <w:r>
-        <w:br/>
-      </w:r>
-      <w:r>
-        <w:t xml:space="preserve">Value &amp;</w:t>
-      </w:r>
-      <w:r>
-        <w:t xml:space="preserve"> </w:t>
-      </w:r>
-      <w:r>
-        <w:t xml:space="preserve">30.0</w:t>
-      </w:r>
-      <w:r>
-        <w:br/>
-      </w:r>
-      <w:r>
-        <w:t xml:space="preserve">Units &amp; percent</w:t>
-      </w:r>
-      <w:r>
-        <w:br/>
-      </w:r>
-      <w:r>
-        <w:t xml:space="preserve">Baseline &amp; vanillaTriton (P99=1.53xstandalone)</w:t>
-      </w:r>
-      <w:r>
-        <w:br/>
-      </w:r>
-      <w:r>
-        <w:t xml:space="preserve">Hardware &amp; single NVIDIA GV100 for extracted Triton/Paella case; NPU/ASIC/FPGA results outside extracted GPU outcomes</w:t>
-      </w:r>
-      <w:r>
-        <w:br/>
-      </w:r>
-      <w:r>
-        <w:t xml:space="preserve">Workload &amp; same</w:t>
-      </w:r>
-      <w:r>
-        <w:t xml:space="preserve"> </w:t>
-      </w:r>
-      <w:hyperlink r:id="rId239">
-        <w:r>
-          <w:rPr>
-            <w:rStyle w:val="Hyperlink"/>
-          </w:rPr>
-          <w:t xml:space="preserve">two-clientTriton/GV100case</w:t>
-        </w:r>
-      </w:hyperlink>
-      <w:r>
-        <w:br/>
-      </w:r>
-      <w:r>
-        <w:t xml:space="preserve">Interpretation &amp; Within-paper comparison</w:t>
-      </w:r>
-      <w:r>
-        <w:t xml:space="preserve"> </w:t>
-      </w:r>
-      <w:hyperlink r:id="rId240">
-        <w:r>
-          <w:rPr>
-            <w:rStyle w:val="Hyperlink"/>
-          </w:rPr>
-          <w:t xml:space="preserve">only;author-rounded30.0%,not</w:t>
-        </w:r>
-      </w:hyperlink>
-      <w:r>
-        <w:t xml:space="preserve"> </w:t>
-      </w:r>
-      <w:r>
-        <w:t xml:space="preserve">a universal bound.</w:t>
-      </w:r>
-      <w:r>
-        <w:br/>
-      </w:r>
-      <w:r>
-        <w:t xml:space="preserve">Evidence location &amp; p683 section7.4 case3/Figure15a; PDF p14</w:t>
-      </w:r>
-      <w:r>
-        <w:br/>
-      </w:r>
-      <w:r>
-        <w:t xml:space="preserve">Source &amp;</w:t>
-      </w:r>
-      <w:r>
-        <w:t xml:space="preserve"> </w:t>
-      </w:r>
-      <w:hyperlink r:id="rId68">
-        <w:r>
-          <w:rPr>
-            <w:rStyle w:val="Hyperlink"/>
-          </w:rPr>
-          <w:t xml:space="preserve">https://www.usenix.org/system/files/osdi25-shen-weihang.pdf</w:t>
-        </w:r>
-      </w:hyperlink>
-      <w:r>
-        <w:br/>
-      </w:r>
-    </w:p>
-    <w:bookmarkEnd w:id="241"/>
-    <w:bookmarkStart w:id="242" w:name="e046-p018-slo-compliant-goodput"/>
-    <w:p>
-      <w:pPr>
-        <w:pStyle w:val="Heading2"/>
-      </w:pPr>
-      <w:r>
-        <w:t xml:space="preserve">E046 / P018 SLO-compliant goodput</w:t>
+        <w:t xml:space="preserve">E044 / P015 Reported high-priorityP99 latency ratio</w:t>
       </w:r>
     </w:p>
     <w:tbl>
@@ -60473,7 +60142,7 @@
               <w:rPr>
                 <w:sz w:val="24"/>
               </w:rPr>
-              <w:t xml:space="preserve">524.29</w:t>
+              <w:t xml:space="preserve">1.07</w:t>
             </w:r>
           </w:p>
         </w:tc>
@@ -60509,7 +60178,7 @@
               <w:rPr>
                 <w:sz w:val="24"/>
               </w:rPr>
-              <w:t xml:space="preserve">requests/s</w:t>
+              <w:t xml:space="preserve">x standalone</w:t>
             </w:r>
           </w:p>
         </w:tc>
@@ -60545,7 +60214,7 @@
               <w:rPr>
                 <w:sz w:val="24"/>
               </w:rPr>
-              <w:t xml:space="preserve">Clockwork: 457.24 requests/s</w:t>
+              <w:t xml:space="preserve">standalone high-priorityBert-large execution</w:t>
             </w:r>
           </w:p>
         </w:tc>
@@ -60581,7 +60250,7 @@
               <w:rPr>
                 <w:sz w:val="24"/>
               </w:rPr>
-              <w:t xml:space="preserve">Dell PowerEdgeR740; V10032GB; local synthetic co-running experiment and separate four-GPU realistic trace.</w:t>
+              <w:t xml:space="preserve">single NVIDIA GV100 for extracted Triton/Paella case; NPU/ASIC/FPGA results outside extracted GPU outcomes</w:t>
             </w:r>
           </w:p>
         </w:tc>
@@ -60617,130 +60286,325 @@
               <w:rPr>
                 <w:sz w:val="24"/>
               </w:rPr>
-              <w:t xml:space="preserve">Local three-model load ratio 3:1:2</w:t>
-            </w:r>
-          </w:p>
-        </w:tc>
-      </w:tr>
-      <w:tr>
-        <w:tc>
-          <w:tcPr/>
-          <w:p>
-            <w:pPr>
-              <w:pStyle w:val="Compact"/>
-              <w:keepNext w:val="0"/>
-              <w:spacing w:after="80"/>
-              <w:jc w:val="left"/>
-            </w:pPr>
-            <w:r>
-              <w:rPr>
-                <w:sz w:val="24"/>
-              </w:rPr>
-              <w:t xml:space="preserve">Interpretation</w:t>
-            </w:r>
-          </w:p>
-        </w:tc>
-        <w:tc>
-          <w:tcPr/>
-          <w:p>
-            <w:pPr>
-              <w:pStyle w:val="Compact"/>
-              <w:keepNext w:val="0"/>
-              <w:spacing w:after="80"/>
-              <w:jc w:val="left"/>
-            </w:pPr>
-            <w:r>
-              <w:rPr>
-                <w:sz w:val="24"/>
-              </w:rPr>
-              <w:t xml:space="preserve">Local outcome, not four-GPU replay or p99</w:t>
-            </w:r>
-          </w:p>
-        </w:tc>
-      </w:tr>
-      <w:tr>
-        <w:tc>
-          <w:tcPr/>
-          <w:p>
-            <w:pPr>
-              <w:pStyle w:val="Compact"/>
-              <w:keepNext w:val="0"/>
-              <w:spacing w:after="80"/>
-              <w:jc w:val="left"/>
-            </w:pPr>
-            <w:r>
-              <w:rPr>
-                <w:sz w:val="24"/>
-              </w:rPr>
-              <w:t xml:space="preserve">Evidence location</w:t>
-            </w:r>
-          </w:p>
-        </w:tc>
-        <w:tc>
-          <w:tcPr/>
-          <w:p>
-            <w:pPr>
-              <w:pStyle w:val="Compact"/>
-              <w:keepNext w:val="0"/>
-              <w:spacing w:after="80"/>
-              <w:jc w:val="left"/>
-            </w:pPr>
-            <w:r>
-              <w:rPr>
-                <w:sz w:val="24"/>
-              </w:rPr>
-              <w:t xml:space="preserve">Published pp. 17-18; Table 3</w:t>
-            </w:r>
-          </w:p>
-        </w:tc>
-      </w:tr>
-      <w:tr>
-        <w:tc>
-          <w:tcPr/>
-          <w:p>
-            <w:pPr>
-              <w:pStyle w:val="Compact"/>
-              <w:keepNext w:val="0"/>
-              <w:spacing w:after="80"/>
-              <w:jc w:val="left"/>
-            </w:pPr>
-            <w:r>
-              <w:rPr>
-                <w:sz w:val="24"/>
-              </w:rPr>
-              <w:t xml:space="preserve">Source</w:t>
-            </w:r>
-          </w:p>
-        </w:tc>
-        <w:tc>
-          <w:tcPr/>
-          <w:p>
-            <w:pPr>
-              <w:pStyle w:val="Compact"/>
-              <w:keepNext w:val="0"/>
-              <w:spacing w:after="80"/>
-              <w:jc w:val="left"/>
-            </w:pPr>
-            <w:hyperlink r:id="rId86">
+              <w:t xml:space="preserve">twoBert-large clients</w:t>
+            </w:r>
+            <w:r>
+              <w:rPr>
+                <w:sz w:val="24"/>
+              </w:rPr>
+              <w:t xml:space="preserve"> </w:t>
+            </w:r>
+            <w:hyperlink r:id="rId231">
               <w:r>
                 <w:rPr>
                   <w:rStyle w:val="Hyperlink"/>
                 </w:rPr>
-                <w:t xml:space="preserve">https://www.sciencedirect.com/science/article/pii/S0167739X23003187</w:t>
+                <w:t xml:space="preserve">ononeGV100;high-priority10req/s,backgroundcontinuous</w:t>
               </w:r>
             </w:hyperlink>
           </w:p>
         </w:tc>
       </w:tr>
+      <w:tr>
+        <w:tc>
+          <w:tcPr/>
+          <w:p>
+            <w:pPr>
+              <w:pStyle w:val="Compact"/>
+              <w:keepNext w:val="0"/>
+              <w:spacing w:after="80"/>
+              <w:jc w:val="left"/>
+            </w:pPr>
+            <w:r>
+              <w:rPr>
+                <w:sz w:val="24"/>
+              </w:rPr>
+              <w:t xml:space="preserve">Interpretation</w:t>
+            </w:r>
+          </w:p>
+        </w:tc>
+        <w:tc>
+          <w:tcPr/>
+          <w:p>
+            <w:pPr>
+              <w:pStyle w:val="Compact"/>
+              <w:keepNext w:val="0"/>
+              <w:spacing w:after="80"/>
+              <w:jc w:val="left"/>
+            </w:pPr>
+            <w:r>
+              <w:rPr>
+                <w:sz w:val="24"/>
+              </w:rPr>
+              <w:t xml:space="preserve">Triton+XSched;not a rawmillisecond value. NativeTriton</w:t>
+            </w:r>
+            <w:r>
+              <w:rPr>
+                <w:sz w:val="24"/>
+              </w:rPr>
+              <w:t xml:space="preserve"> </w:t>
+            </w:r>
+            <w:hyperlink r:id="rId232">
+              <w:r>
+                <w:rPr>
+                  <w:rStyle w:val="Hyperlink"/>
+                </w:rPr>
+                <w:t xml:space="preserve">ratio1.53x;noNPUresultincluded.</w:t>
+              </w:r>
+            </w:hyperlink>
+          </w:p>
+        </w:tc>
+      </w:tr>
+      <w:tr>
+        <w:tc>
+          <w:tcPr/>
+          <w:p>
+            <w:pPr>
+              <w:pStyle w:val="Compact"/>
+              <w:keepNext w:val="0"/>
+              <w:spacing w:after="80"/>
+              <w:jc w:val="left"/>
+            </w:pPr>
+            <w:r>
+              <w:rPr>
+                <w:sz w:val="24"/>
+              </w:rPr>
+              <w:t xml:space="preserve">Evidence location</w:t>
+            </w:r>
+          </w:p>
+        </w:tc>
+        <w:tc>
+          <w:tcPr/>
+          <w:p>
+            <w:pPr>
+              <w:pStyle w:val="Compact"/>
+              <w:keepNext w:val="0"/>
+              <w:spacing w:after="80"/>
+              <w:jc w:val="left"/>
+            </w:pPr>
+            <w:r>
+              <w:rPr>
+                <w:sz w:val="24"/>
+              </w:rPr>
+              <w:t xml:space="preserve">p683 section7.4 case3/Figure15a; PDF p14</w:t>
+            </w:r>
+          </w:p>
+        </w:tc>
+      </w:tr>
+      <w:tr>
+        <w:tc>
+          <w:tcPr/>
+          <w:p>
+            <w:pPr>
+              <w:pStyle w:val="Compact"/>
+              <w:keepNext w:val="0"/>
+              <w:spacing w:after="80"/>
+              <w:jc w:val="left"/>
+            </w:pPr>
+            <w:r>
+              <w:rPr>
+                <w:sz w:val="24"/>
+              </w:rPr>
+              <w:t xml:space="preserve">Source</w:t>
+            </w:r>
+          </w:p>
+        </w:tc>
+        <w:tc>
+          <w:tcPr/>
+          <w:p>
+            <w:pPr>
+              <w:pStyle w:val="Compact"/>
+              <w:keepNext w:val="0"/>
+              <w:spacing w:after="80"/>
+              <w:jc w:val="left"/>
+            </w:pPr>
+            <w:hyperlink r:id="rId68">
+              <w:r>
+                <w:rPr>
+                  <w:rStyle w:val="Hyperlink"/>
+                </w:rPr>
+                <w:t xml:space="preserve">https://www.usenix.org/system/files/osdi25-shen-weihang.pdf</w:t>
+              </w:r>
+            </w:hyperlink>
+          </w:p>
+        </w:tc>
+      </w:tr>
     </w:tbl>
-    <w:bookmarkEnd w:id="242"/>
-    <w:bookmarkStart w:id="243" w:name="e047-p018-unfairness-ratio"/>
+    <w:bookmarkEnd w:id="233"/>
+    <w:bookmarkStart w:id="236" w:name="X151067184d33c0b27ce31c852f46c523678e818"/>
     <w:p>
       <w:pPr>
         <w:pStyle w:val="Heading2"/>
       </w:pPr>
       <w:r>
-        <w:t xml:space="preserve">E047 / P018 Unfairness ratio</w:t>
+        <w:t xml:space="preserve">E045 / P015 Author-reported P99 latency reduction</w:t>
+      </w:r>
+    </w:p>
+    <w:p>
+      <w:pPr>
+        <w:pStyle w:val="FirstParagraph"/>
+      </w:pPr>
+      <w:r>
+        <w:t xml:space="preserve">&gt;</w:t>
+      </w:r>
+    </w:p>
+    <w:p>
+      <w:pPr>
+        <w:pStyle w:val="BodyText"/>
+      </w:pPr>
+      <w:r>
+        <w:t xml:space="preserve">p</w:t>
+      </w:r>
+      <w:r>
+        <w:t xml:space="preserve">0.22</w:t>
+      </w:r>
+      <w:r>
+        <w:t xml:space="preserve">&gt;</w:t>
+      </w:r>
+    </w:p>
+    <w:p>
+      <w:pPr>
+        <w:pStyle w:val="BodyText"/>
+      </w:pPr>
+      <w:r>
+        <w:t xml:space="preserve">p</w:t>
+      </w:r>
+      <w:r>
+        <w:t xml:space="preserve">0.68</w:t>
+      </w:r>
+    </w:p>
+    <w:p>
+      <w:pPr>
+        <w:pStyle w:val="BodyText"/>
+      </w:pPr>
+      <w:r>
+        <w:rPr>
+          <w:bCs/>
+          <w:b/>
+        </w:rPr>
+        <w:t xml:space="preserve">Field</w:t>
+      </w:r>
+      <w:r>
+        <w:t xml:space="preserve"> </w:t>
+      </w:r>
+      <w:r>
+        <w:t xml:space="preserve">&amp;</w:t>
+      </w:r>
+      <w:r>
+        <w:t xml:space="preserve"> </w:t>
+      </w:r>
+      <w:r>
+        <w:rPr>
+          <w:bCs/>
+          <w:b/>
+        </w:rPr>
+        <w:t xml:space="preserve">Evidence</w:t>
+      </w:r>
+      <w:r>
+        <w:br/>
+      </w:r>
+      <w:r>
+        <w:t xml:space="preserve">Value &amp;</w:t>
+      </w:r>
+      <w:r>
+        <w:t xml:space="preserve"> </w:t>
+      </w:r>
+      <w:r>
+        <w:t xml:space="preserve">30.0</w:t>
+      </w:r>
+      <w:r>
+        <w:br/>
+      </w:r>
+      <w:r>
+        <w:t xml:space="preserve">Units &amp; percent</w:t>
+      </w:r>
+      <w:r>
+        <w:br/>
+      </w:r>
+      <w:r>
+        <w:t xml:space="preserve">Baseline &amp; vanillaTriton (P99=1.53xstandalone)</w:t>
+      </w:r>
+      <w:r>
+        <w:br/>
+      </w:r>
+      <w:r>
+        <w:t xml:space="preserve">Hardware &amp; single NVIDIA GV100 for extracted Triton/Paella case; NPU/ASIC/FPGA results outside extracted GPU outcomes</w:t>
+      </w:r>
+      <w:r>
+        <w:br/>
+      </w:r>
+      <w:r>
+        <w:t xml:space="preserve">Workload &amp; same</w:t>
+      </w:r>
+      <w:r>
+        <w:t xml:space="preserve"> </w:t>
+      </w:r>
+      <w:hyperlink r:id="rId234">
+        <w:r>
+          <w:rPr>
+            <w:rStyle w:val="Hyperlink"/>
+          </w:rPr>
+          <w:t xml:space="preserve">two-clientTriton/GV100case</w:t>
+        </w:r>
+      </w:hyperlink>
+      <w:r>
+        <w:br/>
+      </w:r>
+      <w:r>
+        <w:t xml:space="preserve">Interpretation &amp; Within-paper comparison</w:t>
+      </w:r>
+      <w:r>
+        <w:t xml:space="preserve"> </w:t>
+      </w:r>
+      <w:hyperlink r:id="rId235">
+        <w:r>
+          <w:rPr>
+            <w:rStyle w:val="Hyperlink"/>
+          </w:rPr>
+          <w:t xml:space="preserve">only;author-rounded30.0%,not</w:t>
+        </w:r>
+      </w:hyperlink>
+      <w:r>
+        <w:t xml:space="preserve"> </w:t>
+      </w:r>
+      <w:r>
+        <w:t xml:space="preserve">a universal bound.</w:t>
+      </w:r>
+      <w:r>
+        <w:br/>
+      </w:r>
+      <w:r>
+        <w:t xml:space="preserve">Evidence location &amp; p683 section7.4 case3/Figure15a; PDF p14</w:t>
+      </w:r>
+      <w:r>
+        <w:br/>
+      </w:r>
+      <w:r>
+        <w:t xml:space="preserve">Source &amp;</w:t>
+      </w:r>
+      <w:r>
+        <w:t xml:space="preserve"> </w:t>
+      </w:r>
+      <w:hyperlink r:id="rId68">
+        <w:r>
+          <w:rPr>
+            <w:rStyle w:val="Hyperlink"/>
+          </w:rPr>
+          <w:t xml:space="preserve">https://www.usenix.org/system/files/osdi25-shen-weihang.pdf</w:t>
+        </w:r>
+      </w:hyperlink>
+      <w:r>
+        <w:br/>
+      </w:r>
+    </w:p>
+    <w:bookmarkEnd w:id="236"/>
+    <w:bookmarkStart w:id="237" w:name="e046-p018-slo-compliant-goodput"/>
+    <w:p>
+      <w:pPr>
+        <w:pStyle w:val="Heading2"/>
+      </w:pPr>
+      <w:r>
+        <w:t xml:space="preserve">E046 / P018 SLO-compliant goodput</w:t>
       </w:r>
     </w:p>
     <w:tbl>
@@ -60842,7 +60706,7 @@
               <w:rPr>
                 <w:sz w:val="24"/>
               </w:rPr>
-              <w:t xml:space="preserve">1.05</w:t>
+              <w:t xml:space="preserve">524.29</w:t>
             </w:r>
           </w:p>
         </w:tc>
@@ -60878,7 +60742,7 @@
               <w:rPr>
                 <w:sz w:val="24"/>
               </w:rPr>
-              <w:t xml:space="preserve">ratio</w:t>
+              <w:t xml:space="preserve">requests/s</w:t>
             </w:r>
           </w:p>
         </w:tc>
@@ -60914,7 +60778,7 @@
               <w:rPr>
                 <w:sz w:val="24"/>
               </w:rPr>
-              <w:t xml:space="preserve">Clockwork: 1.50</w:t>
+              <w:t xml:space="preserve">Clockwork: 457.24 requests/s</w:t>
             </w:r>
           </w:p>
         </w:tc>
@@ -61022,7 +60886,7 @@
               <w:rPr>
                 <w:sz w:val="24"/>
               </w:rPr>
-              <w:t xml:space="preserve">Maximum/minimum model slowdown; not security isolation</w:t>
+              <w:t xml:space="preserve">Local outcome, not four-GPU replay or p99</w:t>
             </w:r>
           </w:p>
         </w:tc>
@@ -61058,7 +60922,7 @@
               <w:rPr>
                 <w:sz w:val="24"/>
               </w:rPr>
-              <w:t xml:space="preserve">Published pp. 17-18; Table 3; Eq. 2</w:t>
+              <w:t xml:space="preserve">Published pp. 17-18; Table 3</w:t>
             </w:r>
           </w:p>
         </w:tc>
@@ -61090,7 +60954,7 @@
               <w:spacing w:after="80"/>
               <w:jc w:val="left"/>
             </w:pPr>
-            <w:hyperlink r:id="rId86">
+            <w:hyperlink r:id="rId80">
               <w:r>
                 <w:rPr>
                   <w:rStyle w:val="Hyperlink"/>
@@ -61102,14 +60966,14 @@
         </w:tc>
       </w:tr>
     </w:tbl>
-    <w:bookmarkEnd w:id="243"/>
-    <w:bookmarkStart w:id="244" w:name="Xc181be57780c5d8448567f7a21bb71c4f881ab4"/>
+    <w:bookmarkEnd w:id="237"/>
+    <w:bookmarkStart w:id="238" w:name="e047-p018-unfairness-ratio"/>
     <w:p>
       <w:pPr>
         <w:pStyle w:val="Heading2"/>
       </w:pPr>
       <w:r>
-        <w:t xml:space="preserve">E048 / P019 Pairs meeting twice-solo p99 QoS target</w:t>
+        <w:t xml:space="preserve">E047 / P018 Unfairness ratio</w:t>
       </w:r>
     </w:p>
     <w:tbl>
@@ -61211,7 +61075,7 @@
               <w:rPr>
                 <w:sz w:val="24"/>
               </w:rPr>
-              <w:t xml:space="preserve">30</w:t>
+              <w:t xml:space="preserve">1.05</w:t>
             </w:r>
           </w:p>
         </w:tc>
@@ -61247,7 +61111,7 @@
               <w:rPr>
                 <w:sz w:val="24"/>
               </w:rPr>
-              <w:t xml:space="preserve">tested pairs</w:t>
+              <w:t xml:space="preserve">ratio</w:t>
             </w:r>
           </w:p>
         </w:tc>
@@ -61283,7 +61147,7 @@
               <w:rPr>
                 <w:sz w:val="24"/>
               </w:rPr>
-              <w:t xml:space="preserve">MPS Non-ArkGPU</w:t>
+              <w:t xml:space="preserve">Clockwork: 1.50</w:t>
             </w:r>
           </w:p>
         </w:tc>
@@ -61319,7 +61183,7 @@
               <w:rPr>
                 <w:sz w:val="24"/>
               </w:rPr>
-              <w:t xml:space="preserve">Machine with four V100s; Xeon Platinum8163; CentOS7.9.2009; driver460.106.00; CUDA11.1; cuDNN7.6.5.</w:t>
+              <w:t xml:space="preserve">Dell PowerEdgeR740; V10032GB; local synthetic co-running experiment and separate four-GPU realistic trace.</w:t>
             </w:r>
           </w:p>
         </w:tc>
@@ -61355,7 +61219,7 @@
               <w:rPr>
                 <w:sz w:val="24"/>
               </w:rPr>
-              <w:t xml:space="preserve">Five inference models paired with six training models</w:t>
+              <w:t xml:space="preserve">Local three-model load ratio 3:1:2</w:t>
             </w:r>
           </w:p>
         </w:tc>
@@ -61391,7 +61255,7 @@
               <w:rPr>
                 <w:sz w:val="24"/>
               </w:rPr>
-              <w:t xml:space="preserve">Count of tested pairs, not a universal guarantee</w:t>
+              <w:t xml:space="preserve">Maximum/minimum model slowdown; not security isolation</w:t>
             </w:r>
           </w:p>
         </w:tc>
@@ -61427,7 +61291,7 @@
               <w:rPr>
                 <w:sz w:val="24"/>
               </w:rPr>
-              <w:t xml:space="preserve">Published pp. 313-319; Section 5.2</w:t>
+              <w:t xml:space="preserve">Published pp. 17-18; Table 3; Eq. 2</w:t>
             </w:r>
           </w:p>
         </w:tc>
@@ -61459,26 +61323,26 @@
               <w:spacing w:after="80"/>
               <w:jc w:val="left"/>
             </w:pPr>
-            <w:hyperlink r:id="rId84">
+            <w:hyperlink r:id="rId80">
               <w:r>
                 <w:rPr>
                   <w:rStyle w:val="Hyperlink"/>
                 </w:rPr>
-                <w:t xml:space="preserve">https://doi.org/10.1007/s42514-023-00154-y</w:t>
+                <w:t xml:space="preserve">https://www.sciencedirect.com/science/article/pii/S0167739X23003187</w:t>
               </w:r>
             </w:hyperlink>
           </w:p>
         </w:tc>
       </w:tr>
     </w:tbl>
-    <w:bookmarkEnd w:id="244"/>
-    <w:bookmarkStart w:id="245" w:name="e049-p019-low-contention-qps-loss"/>
+    <w:bookmarkEnd w:id="238"/>
+    <w:bookmarkStart w:id="239" w:name="Xc181be57780c5d8448567f7a21bb71c4f881ab4"/>
     <w:p>
       <w:pPr>
         <w:pStyle w:val="Heading2"/>
       </w:pPr>
       <w:r>
-        <w:t xml:space="preserve">E049 / P019 Low-contention QPS loss</w:t>
+        <w:t xml:space="preserve">E048 / P019 Pairs meeting twice-solo p99 QoS target</w:t>
       </w:r>
     </w:p>
     <w:tbl>
@@ -61580,7 +61444,7 @@
               <w:rPr>
                 <w:sz w:val="24"/>
               </w:rPr>
-              <w:t xml:space="preserve">about 5</w:t>
+              <w:t xml:space="preserve">30</w:t>
             </w:r>
           </w:p>
         </w:tc>
@@ -61616,7 +61480,7 @@
               <w:rPr>
                 <w:sz w:val="24"/>
               </w:rPr>
-              <w:t xml:space="preserve">percent</w:t>
+              <w:t xml:space="preserve">tested pairs</w:t>
             </w:r>
           </w:p>
         </w:tc>
@@ -61652,7 +61516,7 @@
               <w:rPr>
                 <w:sz w:val="24"/>
               </w:rPr>
-              <w:t xml:space="preserve">Unthrottled co-location</w:t>
+              <w:t xml:space="preserve">MPS Non-ArkGPU</w:t>
             </w:r>
           </w:p>
         </w:tc>
@@ -61724,7 +61588,7 @@
               <w:rPr>
                 <w:sz w:val="24"/>
               </w:rPr>
-              <w:t xml:space="preserve">Low-contention tested pair settings</w:t>
+              <w:t xml:space="preserve">Five inference models paired with six training models</w:t>
             </w:r>
           </w:p>
         </w:tc>
@@ -61760,7 +61624,7 @@
               <w:rPr>
                 <w:sz w:val="24"/>
               </w:rPr>
-              <w:t xml:space="preserve">Regression retained; larger system-level goodput gains are not one-GPU results</w:t>
+              <w:t xml:space="preserve">Count of tested pairs, not a universal guarantee</w:t>
             </w:r>
           </w:p>
         </w:tc>
@@ -61796,7 +61660,7 @@
               <w:rPr>
                 <w:sz w:val="24"/>
               </w:rPr>
-              <w:t xml:space="preserve">Section 5.2 source assessment</w:t>
+              <w:t xml:space="preserve">Published pp. 313-319; Section 5.2</w:t>
             </w:r>
           </w:p>
         </w:tc>
@@ -61828,7 +61692,7 @@
               <w:spacing w:after="80"/>
               <w:jc w:val="left"/>
             </w:pPr>
-            <w:hyperlink r:id="rId84">
+            <w:hyperlink r:id="rId78">
               <w:r>
                 <w:rPr>
                   <w:rStyle w:val="Hyperlink"/>
@@ -61840,14 +61704,14 @@
         </w:tc>
       </w:tr>
     </w:tbl>
-    <w:bookmarkEnd w:id="245"/>
-    <w:bookmarkStart w:id="246" w:name="X9f9b83379febdac0a58b9f68b59770854bbffc8"/>
+    <w:bookmarkEnd w:id="239"/>
+    <w:bookmarkStart w:id="240" w:name="e049-p019-low-contention-qps-loss"/>
     <w:p>
       <w:pPr>
         <w:pStyle w:val="Heading2"/>
       </w:pPr>
       <w:r>
-        <w:t xml:space="preserve">E050 / P020 Effect of 15 percent prediction perturbation</w:t>
+        <w:t xml:space="preserve">E049 / P019 Low-contention QPS loss</w:t>
       </w:r>
     </w:p>
     <w:tbl>
@@ -61949,7 +61813,7 @@
               <w:rPr>
                 <w:sz w:val="24"/>
               </w:rPr>
-              <w:t xml:space="preserve">8.09</w:t>
+              <w:t xml:space="preserve">about 5</w:t>
             </w:r>
           </w:p>
         </w:tc>
@@ -61985,7 +61849,7 @@
               <w:rPr>
                 <w:sz w:val="24"/>
               </w:rPr>
-              <w:t xml:space="preserve">percent makespan increase</w:t>
+              <w:t xml:space="preserve">percent</w:t>
             </w:r>
           </w:p>
         </w:tc>
@@ -62021,7 +61885,7 @@
               <w:rPr>
                 <w:sz w:val="24"/>
               </w:rPr>
-              <w:t xml:space="preserve">Unperturbed predictor</w:t>
+              <w:t xml:space="preserve">Unthrottled co-location</w:t>
             </w:r>
           </w:p>
         </w:tc>
@@ -62057,22 +61921,8 @@
               <w:rPr>
                 <w:sz w:val="24"/>
               </w:rPr>
-              <w:t xml:space="preserve">Two A30s,24GB each; CUDA12.2; driver535.171.04; DCGM3.1.3. Local sections4.2/4.3.1 use one A30. StaCon</w:t>
-            </w:r>
-            <w:r>
-              <w:rPr>
-                <w:sz w:val="24"/>
-              </w:rPr>
-              <w:t xml:space="preserve"> </w:t>
-            </w:r>
-            <w:hyperlink r:id="rId176">
-              <w:r>
-                <w:rPr>
-                  <w:rStyle w:val="Hyperlink"/>
-                </w:rPr>
-                <w:t xml:space="preserve">profiles2g.12gb+1g.6gb+1g.6gb.</w:t>
-              </w:r>
-            </w:hyperlink>
+              <w:t xml:space="preserve">Machine with four V100s; Xeon Platinum8163; CentOS7.9.2009; driver460.106.00; CUDA11.1; cuDNN7.6.5.</w:t>
+            </w:r>
           </w:p>
         </w:tc>
       </w:tr>
@@ -62107,7 +61957,7 @@
               <w:rPr>
                 <w:sz w:val="24"/>
               </w:rPr>
-              <w:t xml:space="preserve">Reported prediction sensitivity</w:t>
+              <w:t xml:space="preserve">Low-contention tested pair settings</w:t>
             </w:r>
           </w:p>
         </w:tc>
@@ -62143,7 +61993,7 @@
               <w:rPr>
                 <w:sz w:val="24"/>
               </w:rPr>
-              <w:t xml:space="preserve">Sensitivity result; local JCT and cluster simulation are separate</w:t>
+              <w:t xml:space="preserve">Regression retained; larger system-level goodput gains are not one-GPU results</w:t>
             </w:r>
           </w:p>
         </w:tc>
@@ -62179,7 +62029,7 @@
               <w:rPr>
                 <w:sz w:val="24"/>
               </w:rPr>
-              <w:t xml:space="preserve">PDF pp. 11-16; Section 4.3.2</w:t>
+              <w:t xml:space="preserve">Section 5.2 source assessment</w:t>
             </w:r>
           </w:p>
         </w:tc>
@@ -62216,21 +62066,21 @@
                 <w:rPr>
                   <w:rStyle w:val="Hyperlink"/>
                 </w:rPr>
-                <w:t xml:space="preserve">https://doi.org/10.1007/s10586-025-05284-2</w:t>
+                <w:t xml:space="preserve">https://doi.org/10.1007/s42514-023-00154-y</w:t>
               </w:r>
             </w:hyperlink>
           </w:p>
         </w:tc>
       </w:tr>
     </w:tbl>
-    <w:bookmarkEnd w:id="246"/>
-    <w:bookmarkStart w:id="247" w:name="e051-p021-evaluated-latency-statistic"/>
+    <w:bookmarkEnd w:id="240"/>
+    <w:bookmarkStart w:id="241" w:name="X9f9b83379febdac0a58b9f68b59770854bbffc8"/>
     <w:p>
       <w:pPr>
         <w:pStyle w:val="Heading2"/>
       </w:pPr>
       <w:r>
-        <w:t xml:space="preserve">E051 / P021 Evaluated latency statistic</w:t>
+        <w:t xml:space="preserve">E050 / P020 Effect of 15 percent prediction perturbation</w:t>
       </w:r>
     </w:p>
     <w:tbl>
@@ -62332,7 +62182,7 @@
               <w:rPr>
                 <w:sz w:val="24"/>
               </w:rPr>
-              <w:t xml:space="preserve">95</w:t>
+              <w:t xml:space="preserve">8.09</w:t>
             </w:r>
           </w:p>
         </w:tc>
@@ -62368,7 +62218,7 @@
               <w:rPr>
                 <w:sz w:val="24"/>
               </w:rPr>
-              <w:t xml:space="preserve">percentile</w:t>
+              <w:t xml:space="preserve">percent makespan increase</w:t>
             </w:r>
           </w:p>
         </w:tc>
@@ -62404,7 +62254,7 @@
               <w:rPr>
                 <w:sz w:val="24"/>
               </w:rPr>
-              <w:t xml:space="preserve">AMD unrestricted concurrency labelled MPSDefault</w:t>
+              <w:t xml:space="preserve">Unperturbed predictor</w:t>
             </w:r>
           </w:p>
         </w:tc>
@@ -62440,166 +62290,180 @@
               <w:rPr>
                 <w:sz w:val="24"/>
               </w:rPr>
-              <w:t xml:space="preserve">One MI50/60CUs; dualEPYC7302/512GB; Ubuntu18.04; kernel5.4; ROCm4.5</w:t>
-            </w:r>
-          </w:p>
-        </w:tc>
-      </w:tr>
-      <w:tr>
-        <w:tc>
-          <w:tcPr/>
-          <w:p>
-            <w:pPr>
-              <w:pStyle w:val="Compact"/>
-              <w:keepNext w:val="0"/>
-              <w:spacing w:after="80"/>
-              <w:jc w:val="left"/>
-            </w:pPr>
-            <w:r>
-              <w:rPr>
-                <w:sz w:val="24"/>
-              </w:rPr>
-              <w:t xml:space="preserve">Workload</w:t>
-            </w:r>
-          </w:p>
-        </w:tc>
-        <w:tc>
-          <w:tcPr/>
-          <w:p>
-            <w:pPr>
-              <w:pStyle w:val="Compact"/>
-              <w:keepNext w:val="0"/>
-              <w:spacing w:after="80"/>
-              <w:jc w:val="left"/>
-            </w:pPr>
-            <w:r>
-              <w:rPr>
-                <w:sz w:val="24"/>
-              </w:rPr>
-              <w:t xml:space="preserve">Inference workers and heterogeneous pairs</w:t>
-            </w:r>
-          </w:p>
-        </w:tc>
-      </w:tr>
-      <w:tr>
-        <w:tc>
-          <w:tcPr/>
-          <w:p>
-            <w:pPr>
-              <w:pStyle w:val="Compact"/>
-              <w:keepNext w:val="0"/>
-              <w:spacing w:after="80"/>
-              <w:jc w:val="left"/>
-            </w:pPr>
-            <w:r>
-              <w:rPr>
-                <w:sz w:val="24"/>
-              </w:rPr>
-              <w:t xml:space="preserve">Interpretation</w:t>
-            </w:r>
-          </w:p>
-        </w:tc>
-        <w:tc>
-          <w:tcPr/>
-          <w:p>
-            <w:pPr>
-              <w:pStyle w:val="Compact"/>
-              <w:keepNext w:val="0"/>
-              <w:spacing w:after="80"/>
-              <w:jc w:val="left"/>
-            </w:pPr>
-            <w:r>
-              <w:rPr>
-                <w:sz w:val="24"/>
-              </w:rPr>
-              <w:t xml:space="preserve">Statistic definition, not a 95-percent latency improvement</w:t>
-            </w:r>
-          </w:p>
-        </w:tc>
-      </w:tr>
-      <w:tr>
-        <w:tc>
-          <w:tcPr/>
-          <w:p>
-            <w:pPr>
-              <w:pStyle w:val="Compact"/>
-              <w:keepNext w:val="0"/>
-              <w:spacing w:after="80"/>
-              <w:jc w:val="left"/>
-            </w:pPr>
-            <w:r>
-              <w:rPr>
-                <w:sz w:val="24"/>
-              </w:rPr>
-              <w:t xml:space="preserve">Evidence location</w:t>
-            </w:r>
-          </w:p>
-        </w:tc>
-        <w:tc>
-          <w:tcPr/>
-          <w:p>
-            <w:pPr>
-              <w:pStyle w:val="Compact"/>
-              <w:keepNext w:val="0"/>
-              <w:spacing w:after="80"/>
-              <w:jc w:val="left"/>
-            </w:pPr>
-            <w:r>
-              <w:rPr>
-                <w:sz w:val="24"/>
-              </w:rPr>
-              <w:t xml:space="preserve">PDF pp. 9-10; Sections V-VI; Table III</w:t>
-            </w:r>
-          </w:p>
-        </w:tc>
-      </w:tr>
-      <w:tr>
-        <w:tc>
-          <w:tcPr/>
-          <w:p>
-            <w:pPr>
-              <w:pStyle w:val="Compact"/>
-              <w:keepNext w:val="0"/>
-              <w:spacing w:after="80"/>
-              <w:jc w:val="left"/>
-            </w:pPr>
-            <w:r>
-              <w:rPr>
-                <w:sz w:val="24"/>
-              </w:rPr>
-              <w:t xml:space="preserve">Source</w:t>
-            </w:r>
-          </w:p>
-        </w:tc>
-        <w:tc>
-          <w:tcPr/>
-          <w:p>
-            <w:pPr>
-              <w:pStyle w:val="Compact"/>
-              <w:keepNext w:val="0"/>
-              <w:spacing w:after="80"/>
-              <w:jc w:val="left"/>
-            </w:pPr>
-            <w:hyperlink r:id="rId79">
+              <w:t xml:space="preserve">Two A30s,24GB each; CUDA12.2; driver535.171.04; DCGM3.1.3. Local sections4.2/4.3.1 use one A30. StaCon</w:t>
+            </w:r>
+            <w:r>
+              <w:rPr>
+                <w:sz w:val="24"/>
+              </w:rPr>
+              <w:t xml:space="preserve"> </w:t>
+            </w:r>
+            <w:hyperlink r:id="rId173">
               <w:r>
                 <w:rPr>
                   <w:rStyle w:val="Hyperlink"/>
                 </w:rPr>
-                <w:t xml:space="preserve">https://danielwong.org/files/KRISP-HPCA2023.pdf</w:t>
+                <w:t xml:space="preserve">profiles2g.12gb+1g.6gb+1g.6gb.</w:t>
               </w:r>
             </w:hyperlink>
           </w:p>
         </w:tc>
       </w:tr>
+      <w:tr>
+        <w:tc>
+          <w:tcPr/>
+          <w:p>
+            <w:pPr>
+              <w:pStyle w:val="Compact"/>
+              <w:keepNext w:val="0"/>
+              <w:spacing w:after="80"/>
+              <w:jc w:val="left"/>
+            </w:pPr>
+            <w:r>
+              <w:rPr>
+                <w:sz w:val="24"/>
+              </w:rPr>
+              <w:t xml:space="preserve">Workload</w:t>
+            </w:r>
+          </w:p>
+        </w:tc>
+        <w:tc>
+          <w:tcPr/>
+          <w:p>
+            <w:pPr>
+              <w:pStyle w:val="Compact"/>
+              <w:keepNext w:val="0"/>
+              <w:spacing w:after="80"/>
+              <w:jc w:val="left"/>
+            </w:pPr>
+            <w:r>
+              <w:rPr>
+                <w:sz w:val="24"/>
+              </w:rPr>
+              <w:t xml:space="preserve">Reported prediction sensitivity</w:t>
+            </w:r>
+          </w:p>
+        </w:tc>
+      </w:tr>
+      <w:tr>
+        <w:tc>
+          <w:tcPr/>
+          <w:p>
+            <w:pPr>
+              <w:pStyle w:val="Compact"/>
+              <w:keepNext w:val="0"/>
+              <w:spacing w:after="80"/>
+              <w:jc w:val="left"/>
+            </w:pPr>
+            <w:r>
+              <w:rPr>
+                <w:sz w:val="24"/>
+              </w:rPr>
+              <w:t xml:space="preserve">Interpretation</w:t>
+            </w:r>
+          </w:p>
+        </w:tc>
+        <w:tc>
+          <w:tcPr/>
+          <w:p>
+            <w:pPr>
+              <w:pStyle w:val="Compact"/>
+              <w:keepNext w:val="0"/>
+              <w:spacing w:after="80"/>
+              <w:jc w:val="left"/>
+            </w:pPr>
+            <w:r>
+              <w:rPr>
+                <w:sz w:val="24"/>
+              </w:rPr>
+              <w:t xml:space="preserve">Sensitivity result; local JCT and cluster simulation are separate</w:t>
+            </w:r>
+          </w:p>
+        </w:tc>
+      </w:tr>
+      <w:tr>
+        <w:tc>
+          <w:tcPr/>
+          <w:p>
+            <w:pPr>
+              <w:pStyle w:val="Compact"/>
+              <w:keepNext w:val="0"/>
+              <w:spacing w:after="80"/>
+              <w:jc w:val="left"/>
+            </w:pPr>
+            <w:r>
+              <w:rPr>
+                <w:sz w:val="24"/>
+              </w:rPr>
+              <w:t xml:space="preserve">Evidence location</w:t>
+            </w:r>
+          </w:p>
+        </w:tc>
+        <w:tc>
+          <w:tcPr/>
+          <w:p>
+            <w:pPr>
+              <w:pStyle w:val="Compact"/>
+              <w:keepNext w:val="0"/>
+              <w:spacing w:after="80"/>
+              <w:jc w:val="left"/>
+            </w:pPr>
+            <w:r>
+              <w:rPr>
+                <w:sz w:val="24"/>
+              </w:rPr>
+              <w:t xml:space="preserve">PDF pp. 11-16; Section 4.3.2</w:t>
+            </w:r>
+          </w:p>
+        </w:tc>
+      </w:tr>
+      <w:tr>
+        <w:tc>
+          <w:tcPr/>
+          <w:p>
+            <w:pPr>
+              <w:pStyle w:val="Compact"/>
+              <w:keepNext w:val="0"/>
+              <w:spacing w:after="80"/>
+              <w:jc w:val="left"/>
+            </w:pPr>
+            <w:r>
+              <w:rPr>
+                <w:sz w:val="24"/>
+              </w:rPr>
+              <w:t xml:space="preserve">Source</w:t>
+            </w:r>
+          </w:p>
+        </w:tc>
+        <w:tc>
+          <w:tcPr/>
+          <w:p>
+            <w:pPr>
+              <w:pStyle w:val="Compact"/>
+              <w:keepNext w:val="0"/>
+              <w:spacing w:after="80"/>
+              <w:jc w:val="left"/>
+            </w:pPr>
+            <w:hyperlink r:id="rId76">
+              <w:r>
+                <w:rPr>
+                  <w:rStyle w:val="Hyperlink"/>
+                </w:rPr>
+                <w:t xml:space="preserve">https://doi.org/10.1007/s10586-025-05284-2</w:t>
+              </w:r>
+            </w:hyperlink>
+          </w:p>
+        </w:tc>
+      </w:tr>
     </w:tbl>
-    <w:bookmarkEnd w:id="247"/>
-    <w:bookmarkStart w:id="248" w:name="Xecc66ad3f30ad6606efd3a2ac372dfa3cd71b8d"/>
+    <w:bookmarkEnd w:id="241"/>
+    <w:bookmarkStart w:id="242" w:name="e051-p021-evaluated-latency-statistic"/>
     <w:p>
       <w:pPr>
         <w:pStyle w:val="Heading2"/>
       </w:pPr>
       <w:r>
-        <w:t xml:space="preserve">E052 / P022 Normalized background throughput</w:t>
+        <w:t xml:space="preserve">E051 / P021 Evaluated latency statistic</w:t>
       </w:r>
     </w:p>
     <w:tbl>
@@ -62701,6 +62565,375 @@
               <w:rPr>
                 <w:sz w:val="24"/>
               </w:rPr>
+              <w:t xml:space="preserve">95</w:t>
+            </w:r>
+          </w:p>
+        </w:tc>
+      </w:tr>
+      <w:tr>
+        <w:tc>
+          <w:tcPr/>
+          <w:p>
+            <w:pPr>
+              <w:pStyle w:val="Compact"/>
+              <w:keepNext w:val="0"/>
+              <w:spacing w:after="80"/>
+              <w:jc w:val="left"/>
+            </w:pPr>
+            <w:r>
+              <w:rPr>
+                <w:sz w:val="24"/>
+              </w:rPr>
+              <w:t xml:space="preserve">Units</w:t>
+            </w:r>
+          </w:p>
+        </w:tc>
+        <w:tc>
+          <w:tcPr/>
+          <w:p>
+            <w:pPr>
+              <w:pStyle w:val="Compact"/>
+              <w:keepNext w:val="0"/>
+              <w:spacing w:after="80"/>
+              <w:jc w:val="left"/>
+            </w:pPr>
+            <w:r>
+              <w:rPr>
+                <w:sz w:val="24"/>
+              </w:rPr>
+              <w:t xml:space="preserve">percentile</w:t>
+            </w:r>
+          </w:p>
+        </w:tc>
+      </w:tr>
+      <w:tr>
+        <w:tc>
+          <w:tcPr/>
+          <w:p>
+            <w:pPr>
+              <w:pStyle w:val="Compact"/>
+              <w:keepNext w:val="0"/>
+              <w:spacing w:after="80"/>
+              <w:jc w:val="left"/>
+            </w:pPr>
+            <w:r>
+              <w:rPr>
+                <w:sz w:val="24"/>
+              </w:rPr>
+              <w:t xml:space="preserve">Baseline</w:t>
+            </w:r>
+          </w:p>
+        </w:tc>
+        <w:tc>
+          <w:tcPr/>
+          <w:p>
+            <w:pPr>
+              <w:pStyle w:val="Compact"/>
+              <w:keepNext w:val="0"/>
+              <w:spacing w:after="80"/>
+              <w:jc w:val="left"/>
+            </w:pPr>
+            <w:r>
+              <w:rPr>
+                <w:sz w:val="24"/>
+              </w:rPr>
+              <w:t xml:space="preserve">AMD unrestricted concurrency labelled MPSDefault</w:t>
+            </w:r>
+          </w:p>
+        </w:tc>
+      </w:tr>
+      <w:tr>
+        <w:tc>
+          <w:tcPr/>
+          <w:p>
+            <w:pPr>
+              <w:pStyle w:val="Compact"/>
+              <w:keepNext w:val="0"/>
+              <w:spacing w:after="80"/>
+              <w:jc w:val="left"/>
+            </w:pPr>
+            <w:r>
+              <w:rPr>
+                <w:sz w:val="24"/>
+              </w:rPr>
+              <w:t xml:space="preserve">Hardware</w:t>
+            </w:r>
+          </w:p>
+        </w:tc>
+        <w:tc>
+          <w:tcPr/>
+          <w:p>
+            <w:pPr>
+              <w:pStyle w:val="Compact"/>
+              <w:keepNext w:val="0"/>
+              <w:spacing w:after="80"/>
+              <w:jc w:val="left"/>
+            </w:pPr>
+            <w:r>
+              <w:rPr>
+                <w:sz w:val="24"/>
+              </w:rPr>
+              <w:t xml:space="preserve">One MI50/60CUs; dualEPYC7302/512GB; Ubuntu18.04; kernel5.4; ROCm4.5</w:t>
+            </w:r>
+          </w:p>
+        </w:tc>
+      </w:tr>
+      <w:tr>
+        <w:tc>
+          <w:tcPr/>
+          <w:p>
+            <w:pPr>
+              <w:pStyle w:val="Compact"/>
+              <w:keepNext w:val="0"/>
+              <w:spacing w:after="80"/>
+              <w:jc w:val="left"/>
+            </w:pPr>
+            <w:r>
+              <w:rPr>
+                <w:sz w:val="24"/>
+              </w:rPr>
+              <w:t xml:space="preserve">Workload</w:t>
+            </w:r>
+          </w:p>
+        </w:tc>
+        <w:tc>
+          <w:tcPr/>
+          <w:p>
+            <w:pPr>
+              <w:pStyle w:val="Compact"/>
+              <w:keepNext w:val="0"/>
+              <w:spacing w:after="80"/>
+              <w:jc w:val="left"/>
+            </w:pPr>
+            <w:r>
+              <w:rPr>
+                <w:sz w:val="24"/>
+              </w:rPr>
+              <w:t xml:space="preserve">Inference workers and heterogeneous pairs</w:t>
+            </w:r>
+          </w:p>
+        </w:tc>
+      </w:tr>
+      <w:tr>
+        <w:tc>
+          <w:tcPr/>
+          <w:p>
+            <w:pPr>
+              <w:pStyle w:val="Compact"/>
+              <w:keepNext w:val="0"/>
+              <w:spacing w:after="80"/>
+              <w:jc w:val="left"/>
+            </w:pPr>
+            <w:r>
+              <w:rPr>
+                <w:sz w:val="24"/>
+              </w:rPr>
+              <w:t xml:space="preserve">Interpretation</w:t>
+            </w:r>
+          </w:p>
+        </w:tc>
+        <w:tc>
+          <w:tcPr/>
+          <w:p>
+            <w:pPr>
+              <w:pStyle w:val="Compact"/>
+              <w:keepNext w:val="0"/>
+              <w:spacing w:after="80"/>
+              <w:jc w:val="left"/>
+            </w:pPr>
+            <w:r>
+              <w:rPr>
+                <w:sz w:val="24"/>
+              </w:rPr>
+              <w:t xml:space="preserve">Statistic definition, not a 95-percent latency improvement</w:t>
+            </w:r>
+          </w:p>
+        </w:tc>
+      </w:tr>
+      <w:tr>
+        <w:tc>
+          <w:tcPr/>
+          <w:p>
+            <w:pPr>
+              <w:pStyle w:val="Compact"/>
+              <w:keepNext w:val="0"/>
+              <w:spacing w:after="80"/>
+              <w:jc w:val="left"/>
+            </w:pPr>
+            <w:r>
+              <w:rPr>
+                <w:sz w:val="24"/>
+              </w:rPr>
+              <w:t xml:space="preserve">Evidence location</w:t>
+            </w:r>
+          </w:p>
+        </w:tc>
+        <w:tc>
+          <w:tcPr/>
+          <w:p>
+            <w:pPr>
+              <w:pStyle w:val="Compact"/>
+              <w:keepNext w:val="0"/>
+              <w:spacing w:after="80"/>
+              <w:jc w:val="left"/>
+            </w:pPr>
+            <w:r>
+              <w:rPr>
+                <w:sz w:val="24"/>
+              </w:rPr>
+              <w:t xml:space="preserve">PDF pp. 9-10; Sections V-VI; Table III</w:t>
+            </w:r>
+          </w:p>
+        </w:tc>
+      </w:tr>
+      <w:tr>
+        <w:tc>
+          <w:tcPr/>
+          <w:p>
+            <w:pPr>
+              <w:pStyle w:val="Compact"/>
+              <w:keepNext w:val="0"/>
+              <w:spacing w:after="80"/>
+              <w:jc w:val="left"/>
+            </w:pPr>
+            <w:r>
+              <w:rPr>
+                <w:sz w:val="24"/>
+              </w:rPr>
+              <w:t xml:space="preserve">Source</w:t>
+            </w:r>
+          </w:p>
+        </w:tc>
+        <w:tc>
+          <w:tcPr/>
+          <w:p>
+            <w:pPr>
+              <w:pStyle w:val="Compact"/>
+              <w:keepNext w:val="0"/>
+              <w:spacing w:after="80"/>
+              <w:jc w:val="left"/>
+            </w:pPr>
+            <w:hyperlink r:id="rId77">
+              <w:r>
+                <w:rPr>
+                  <w:rStyle w:val="Hyperlink"/>
+                </w:rPr>
+                <w:t xml:space="preserve">https://danielwong.org/files/KRISP-HPCA2023.pdf</w:t>
+              </w:r>
+            </w:hyperlink>
+          </w:p>
+        </w:tc>
+      </w:tr>
+    </w:tbl>
+    <w:bookmarkEnd w:id="242"/>
+    <w:bookmarkStart w:id="243" w:name="Xecc66ad3f30ad6606efd3a2ac372dfa3cd71b8d"/>
+    <w:p>
+      <w:pPr>
+        <w:pStyle w:val="Heading2"/>
+      </w:pPr>
+      <w:r>
+        <w:t xml:space="preserve">E052 / P022 Normalized background throughput</w:t>
+      </w:r>
+    </w:p>
+    <w:tbl>
+      <w:tblPr>
+        <w:tblStyle w:val="Table"/>
+        <w:tblW w:type="auto" w:w="0"/>
+        <w:tblLayout w:type="fixed"/>
+        <w:tblLook w:firstRow="1" w:lastRow="0" w:firstColumn="0" w:lastColumn="0" w:noHBand="0" w:noVBand="0" w:val="0020"/>
+        <w:jc w:val="start"/>
+        <w:tblBorders>
+          <w:top w:val="single" w:sz="4" w:color="D9D9D9"/>
+          <w:left w:val="single" w:sz="4" w:color="D9D9D9"/>
+          <w:bottom w:val="single" w:sz="4" w:color="D9D9D9"/>
+          <w:right w:val="single" w:sz="4" w:color="D9D9D9"/>
+          <w:insideH w:val="single" w:sz="4" w:color="D9D9D9"/>
+          <w:insideV w:val="single" w:sz="4" w:color="D9D9D9"/>
+        </w:tblBorders>
+      </w:tblPr>
+      <w:tblGrid>
+        <w:gridCol w:w="3960"/>
+        <w:gridCol w:w="3960"/>
+      </w:tblGrid>
+      <w:tr>
+        <w:trPr>
+          <w:tblHeader w:val="true"/>
+          <w:tblHeader/>
+        </w:trPr>
+        <w:tc>
+          <w:tcPr>
+            <w:shd w:fill="E8EDF2"/>
+          </w:tcPr>
+          <w:p>
+            <w:pPr>
+              <w:pStyle w:val="Compact"/>
+              <w:keepNext w:val="0"/>
+              <w:spacing w:after="80"/>
+              <w:jc w:val="left"/>
+            </w:pPr>
+            <w:r>
+              <w:rPr>
+                <w:bCs/>
+                <w:b/>
+                <w:sz w:val="24"/>
+              </w:rPr>
+              <w:t xml:space="preserve">Field</w:t>
+            </w:r>
+          </w:p>
+        </w:tc>
+        <w:tc>
+          <w:tcPr>
+            <w:shd w:fill="E8EDF2"/>
+          </w:tcPr>
+          <w:p>
+            <w:pPr>
+              <w:pStyle w:val="Compact"/>
+              <w:keepNext w:val="0"/>
+              <w:spacing w:after="80"/>
+              <w:jc w:val="left"/>
+            </w:pPr>
+            <w:r>
+              <w:rPr>
+                <w:bCs/>
+                <w:b/>
+                <w:sz w:val="24"/>
+              </w:rPr>
+              <w:t xml:space="preserve">Evidence</w:t>
+            </w:r>
+          </w:p>
+        </w:tc>
+      </w:tr>
+      <w:tr>
+        <w:tc>
+          <w:tcPr/>
+          <w:p>
+            <w:pPr>
+              <w:pStyle w:val="Compact"/>
+              <w:keepNext w:val="0"/>
+              <w:spacing w:after="80"/>
+              <w:jc w:val="left"/>
+            </w:pPr>
+            <w:r>
+              <w:rPr>
+                <w:sz w:val="24"/>
+              </w:rPr>
+              <w:t xml:space="preserve">Value</w:t>
+            </w:r>
+          </w:p>
+        </w:tc>
+        <w:tc>
+          <w:tcPr/>
+          <w:p>
+            <w:pPr>
+              <w:pStyle w:val="Compact"/>
+              <w:keepNext w:val="0"/>
+              <w:spacing w:after="80"/>
+              <w:jc w:val="left"/>
+            </w:pPr>
+            <w:r>
+              <w:rPr>
+                <w:sz w:val="24"/>
+              </w:rPr>
               <w:t xml:space="preserve">1.19</w:t>
             </w:r>
           </w:p>
@@ -62949,7 +63182,7 @@
               <w:spacing w:after="80"/>
               <w:jc w:val="left"/>
             </w:pPr>
-            <w:hyperlink r:id="rId85">
+            <w:hyperlink r:id="rId79">
               <w:r>
                 <w:rPr>
                   <w:rStyle w:val="Hyperlink"/>
@@ -62961,9 +63194,9 @@
         </w:tc>
       </w:tr>
     </w:tbl>
-    <w:bookmarkEnd w:id="248"/>
-    <w:bookmarkEnd w:id="249"/>
-    <w:bookmarkStart w:id="253" w:name="calculated-quantities"/>
+    <w:bookmarkEnd w:id="243"/>
+    <w:bookmarkEnd w:id="244"/>
+    <w:bookmarkStart w:id="248" w:name="calculated-quantities"/>
     <w:p>
       <w:pPr>
         <w:pStyle w:val="Heading1"/>
@@ -63101,7 +63334,7 @@
               </w:rPr>
               <w:t xml:space="preserve"> </w:t>
             </w:r>
-            <w:hyperlink r:id="rId250">
+            <w:hyperlink r:id="rId245">
               <w:r>
                 <w:rPr>
                   <w:rStyle w:val="Hyperlink"/>
@@ -63115,7 +63348,7 @@
               </w:rPr>
               <w:t xml:space="preserve"> </w:t>
             </w:r>
-            <w:hyperlink r:id="rId251">
+            <w:hyperlink r:id="rId246">
               <w:r>
                 <w:rPr>
                   <w:rStyle w:val="Hyperlink"/>
@@ -63200,7 +63433,7 @@
               </w:rPr>
               <w:t xml:space="preserve"> </w:t>
             </w:r>
-            <w:hyperlink r:id="rId252">
+            <w:hyperlink r:id="rId247">
               <w:r>
                 <w:rPr>
                   <w:rStyle w:val="Hyperlink"/>
@@ -63241,8 +63474,8 @@
         </w:tc>
       </w:tr>
     </w:tbl>
-    <w:bookmarkEnd w:id="253"/>
-    <w:bookmarkStart w:id="256" w:name="guideline-deliverable-crosswalk"/>
+    <w:bookmarkEnd w:id="248"/>
+    <w:bookmarkStart w:id="251" w:name="guideline-deliverable-crosswalk"/>
     <w:p>
       <w:pPr>
         <w:pStyle w:val="Heading1"/>
@@ -63652,7 +63885,7 @@
               <w:spacing w:after="80"/>
               <w:jc w:val="left"/>
             </w:pPr>
-            <w:hyperlink r:id="rId254">
+            <w:hyperlink r:id="rId249">
               <w:r>
                 <w:rPr>
                   <w:rStyle w:val="Hyperlink"/>
@@ -64095,7 +64328,7 @@
               <w:spacing w:after="80"/>
               <w:jc w:val="left"/>
             </w:pPr>
-            <w:hyperlink r:id="rId255">
+            <w:hyperlink r:id="rId250">
               <w:r>
                 <w:rPr>
                   <w:rStyle w:val="Hyperlink"/>
@@ -64943,8 +65176,8 @@
         </w:tc>
       </w:tr>
     </w:tbl>
-    <w:bookmarkEnd w:id="256"/>
-    <w:bookmarkStart w:id="257" w:name="journal-benchmark-and-drafting-standard"/>
+    <w:bookmarkEnd w:id="251"/>
+    <w:bookmarkStart w:id="252" w:name="journal-benchmark-and-drafting-standard"/>
     <w:p>
       <w:pPr>
         <w:pStyle w:val="Heading1"/>
@@ -64961,8 +65194,8 @@
         <w:t xml:space="preserve">The organizational benchmark is Hong et al. [25]. Its layer-based taxonomy and comparison structure inform the draft. The current review adds the instructor-required search, selection and appraisal records. Journal standing is contextual and does not certify the draft as publishable. See the separate benchmark note for the dated publisher-metric check.</w:t>
       </w:r>
     </w:p>
-    <w:bookmarkEnd w:id="257"/>
-    <w:bookmarkStart w:id="258" w:name="files-timestamps-and-remaining-checks"/>
+    <w:bookmarkEnd w:id="252"/>
+    <w:bookmarkStart w:id="253" w:name="files-timestamps-and-remaining-checks"/>
     <w:p>
       <w:pPr>
         <w:pStyle w:val="Heading1"/>
@@ -65228,7 +65461,7 @@
         </w:tc>
       </w:tr>
     </w:tbl>
-    <w:bookmarkEnd w:id="258"/>
+    <w:bookmarkEnd w:id="253"/>
     <w:sectPr>
       <w:footerReference w:type="default" r:id="rId9"/>
       <w:pgSz w:w="11906" w:h="16838"/>
